--- a/fuentes/Actividad_didactica_CF02.docx
+++ b/fuentes/Actividad_didactica_CF02.docx
@@ -1,6 +1,6 @@
 
 <file path=word/document.xml><?xml version="1.0" encoding="utf-8"?>
-<w:document xmlns:wpc="http://schemas.microsoft.com/office/word/2010/wordprocessingCanvas" xmlns:mc="http://schemas.openxmlformats.org/markup-compatibility/2006" xmlns:o="urn:schemas-microsoft-com:office:office" xmlns:r="http://schemas.openxmlformats.org/officeDocument/2006/relationships" xmlns:m="http://schemas.openxmlformats.org/officeDocument/2006/math" xmlns:v="urn:schemas-microsoft-com:vml" xmlns:wp14="http://schemas.microsoft.com/office/word/2010/wordprocessingDrawing" xmlns:wp="http://schemas.openxmlformats.org/drawingml/2006/wordprocessingDrawing" xmlns:w10="urn:schemas-microsoft-com:office:word" xmlns:w="http://schemas.openxmlformats.org/wordprocessingml/2006/main" xmlns:w14="http://schemas.microsoft.com/office/word/2010/wordml" xmlns:w15="http://schemas.microsoft.com/office/word/2012/wordml" xmlns:wpg="http://schemas.microsoft.com/office/word/2010/wordprocessingGroup" xmlns:wpi="http://schemas.microsoft.com/office/word/2010/wordprocessingInk" xmlns:wne="http://schemas.microsoft.com/office/word/2006/wordml" xmlns:wps="http://schemas.microsoft.com/office/word/2010/wordprocessingShape" xmlns:a="http://schemas.openxmlformats.org/drawingml/2006/main" xmlns:pic="http://schemas.openxmlformats.org/drawingml/2006/picture" mc:Ignorable="w14 w15 wp14">
+<w:document xmlns:wpc="http://schemas.microsoft.com/office/word/2010/wordprocessingCanvas" xmlns:cx="http://schemas.microsoft.com/office/drawing/2014/chartex" xmlns:cx1="http://schemas.microsoft.com/office/drawing/2015/9/8/chartex" xmlns:cx2="http://schemas.microsoft.com/office/drawing/2015/10/21/chartex" xmlns:cx3="http://schemas.microsoft.com/office/drawing/2016/5/9/chartex" xmlns:cx4="http://schemas.microsoft.com/office/drawing/2016/5/10/chartex" xmlns:cx5="http://schemas.microsoft.com/office/drawing/2016/5/11/chartex" xmlns:cx6="http://schemas.microsoft.com/office/drawing/2016/5/12/chartex" xmlns:cx7="http://schemas.microsoft.com/office/drawing/2016/5/13/chartex" xmlns:cx8="http://schemas.microsoft.com/office/drawing/2016/5/14/chartex" xmlns:mc="http://schemas.openxmlformats.org/markup-compatibility/2006" xmlns:aink="http://schemas.microsoft.com/office/drawing/2016/ink" xmlns:am3d="http://schemas.microsoft.com/office/drawing/2017/model3d" xmlns:o="urn:schemas-microsoft-com:office:office" xmlns:oel="http://schemas.microsoft.com/office/2019/extlst" xmlns:r="http://schemas.openxmlformats.org/officeDocument/2006/relationships" xmlns:m="http://schemas.openxmlformats.org/officeDocument/2006/math" xmlns:v="urn:schemas-microsoft-com:vml" xmlns:wp14="http://schemas.microsoft.com/office/word/2010/wordprocessingDrawing" xmlns:wp="http://schemas.openxmlformats.org/drawingml/2006/wordprocessingDrawing" xmlns:w10="urn:schemas-microsoft-com:office:word" xmlns:w="http://schemas.openxmlformats.org/wordprocessingml/2006/main" xmlns:w14="http://schemas.microsoft.com/office/word/2010/wordml" xmlns:w15="http://schemas.microsoft.com/office/word/2012/wordml" xmlns:w16cex="http://schemas.microsoft.com/office/word/2018/wordml/cex" xmlns:w16cid="http://schemas.microsoft.com/office/word/2016/wordml/cid" xmlns:w16="http://schemas.microsoft.com/office/word/2018/wordml" xmlns:w16du="http://schemas.microsoft.com/office/word/2023/wordml/word16du" xmlns:w16sdtdh="http://schemas.microsoft.com/office/word/2020/wordml/sdtdatahash" xmlns:w16sdtfl="http://schemas.microsoft.com/office/word/2024/wordml/sdtformatlock" xmlns:w16se="http://schemas.microsoft.com/office/word/2015/wordml/symex" xmlns:wpg="http://schemas.microsoft.com/office/word/2010/wordprocessingGroup" xmlns:wpi="http://schemas.microsoft.com/office/word/2010/wordprocessingInk" xmlns:wne="http://schemas.microsoft.com/office/word/2006/wordml" xmlns:wps="http://schemas.microsoft.com/office/word/2010/wordprocessingShape" mc:Ignorable="w14 w15 w16se w16cid w16 w16cex w16sdtdh w16sdtfl w16du wp14">
   <w:body>
     <w:p>
       <w:pPr>
@@ -18,12 +18,12 @@
         <w:tblW w:w="10154" w:type="dxa"/>
         <w:tblInd w:w="-680" w:type="dxa"/>
         <w:tblBorders>
-          <w:top w:val="single" w:color="F4B083" w:sz="4" w:space="0"/>
-          <w:left w:val="single" w:color="F4B083" w:sz="4" w:space="0"/>
-          <w:bottom w:val="single" w:color="F4B083" w:sz="4" w:space="0"/>
-          <w:right w:val="single" w:color="F4B083" w:sz="4" w:space="0"/>
-          <w:insideH w:val="single" w:color="F4B083" w:sz="4" w:space="0"/>
-          <w:insideV w:val="single" w:color="F4B083" w:sz="4" w:space="0"/>
+          <w:top w:val="single" w:sz="4" w:space="0" w:color="F4B083"/>
+          <w:left w:val="single" w:sz="4" w:space="0" w:color="F4B083"/>
+          <w:bottom w:val="single" w:sz="4" w:space="0" w:color="F4B083"/>
+          <w:right w:val="single" w:sz="4" w:space="0" w:color="F4B083"/>
+          <w:insideH w:val="single" w:sz="4" w:space="0" w:color="F4B083"/>
+          <w:insideV w:val="single" w:sz="4" w:space="0" w:color="F4B083"/>
         </w:tblBorders>
         <w:tblLayout w:type="fixed"/>
         <w:tblLook w:val="04A0" w:firstRow="1" w:lastRow="0" w:firstColumn="1" w:lastColumn="0" w:noHBand="0" w:noVBand="1"/>
@@ -43,7 +43,6 @@
             <w:cnfStyle w:val="001000000000" w:firstRow="0" w:lastRow="0" w:firstColumn="1" w:lastColumn="0" w:oddVBand="0" w:evenVBand="0" w:oddHBand="0" w:evenHBand="0" w:firstRowFirstColumn="0" w:firstRowLastColumn="0" w:lastRowFirstColumn="0" w:lastRowLastColumn="0"/>
             <w:tcW w:w="10154" w:type="dxa"/>
             <w:gridSpan w:val="4"/>
-            <w:tcMar/>
           </w:tcPr>
           <w:p>
             <w:pPr>
@@ -163,7 +162,6 @@
             <w:cnfStyle w:val="001000000000" w:firstRow="0" w:lastRow="0" w:firstColumn="1" w:lastColumn="0" w:oddVBand="0" w:evenVBand="0" w:oddHBand="0" w:evenHBand="0" w:firstRowFirstColumn="0" w:firstRowLastColumn="0" w:lastRowFirstColumn="0" w:lastRowLastColumn="0"/>
             <w:tcW w:w="10154" w:type="dxa"/>
             <w:gridSpan w:val="4"/>
-            <w:tcMar/>
           </w:tcPr>
           <w:p>
             <w:pPr>
@@ -410,7 +408,6 @@
             <w:cnfStyle w:val="001000000000" w:firstRow="0" w:lastRow="0" w:firstColumn="1" w:lastColumn="0" w:oddVBand="0" w:evenVBand="0" w:oddHBand="0" w:evenHBand="0" w:firstRowFirstColumn="0" w:firstRowLastColumn="0" w:lastRowFirstColumn="0" w:lastRowLastColumn="0"/>
             <w:tcW w:w="2534" w:type="dxa"/>
             <w:gridSpan w:val="2"/>
-            <w:tcMar/>
           </w:tcPr>
           <w:p>
             <w:pPr>
@@ -454,10 +451,8 @@
         </w:tc>
         <w:tc>
           <w:tcPr>
-            <w:cnfStyle w:val="000000000000" w:firstRow="0" w:lastRow="0" w:firstColumn="0" w:lastColumn="0" w:oddVBand="0" w:evenVBand="0" w:oddHBand="0" w:evenHBand="0" w:firstRowFirstColumn="0" w:firstRowLastColumn="0" w:lastRowFirstColumn="0" w:lastRowLastColumn="0"/>
             <w:tcW w:w="7620" w:type="dxa"/>
             <w:gridSpan w:val="2"/>
-            <w:tcMar/>
           </w:tcPr>
           <w:p>
             <w:pPr>
@@ -564,7 +559,6 @@
             <w:cnfStyle w:val="001000000000" w:firstRow="0" w:lastRow="0" w:firstColumn="1" w:lastColumn="0" w:oddVBand="0" w:evenVBand="0" w:oddHBand="0" w:evenHBand="0" w:firstRowFirstColumn="0" w:firstRowLastColumn="0" w:lastRowFirstColumn="0" w:lastRowLastColumn="0"/>
             <w:tcW w:w="2534" w:type="dxa"/>
             <w:gridSpan w:val="2"/>
-            <w:tcMar/>
           </w:tcPr>
           <w:p>
             <w:pPr>
@@ -588,11 +582,9 @@
         </w:tc>
         <w:tc>
           <w:tcPr>
-            <w:cnfStyle w:val="000000000000" w:firstRow="0" w:lastRow="0" w:firstColumn="0" w:lastColumn="0" w:oddVBand="0" w:evenVBand="0" w:oddHBand="0" w:evenHBand="0" w:firstRowFirstColumn="0" w:firstRowLastColumn="0" w:lastRowFirstColumn="0" w:lastRowLastColumn="0"/>
             <w:tcW w:w="7620" w:type="dxa"/>
             <w:gridSpan w:val="2"/>
             <w:shd w:val="clear" w:color="auto" w:fill="auto"/>
-            <w:tcMar/>
           </w:tcPr>
           <w:p>
             <w:pPr>
@@ -624,7 +616,6 @@
             <w:tcW w:w="2534" w:type="dxa"/>
             <w:gridSpan w:val="2"/>
             <w:shd w:val="clear" w:color="auto" w:fill="FBE5D5"/>
-            <w:tcMar/>
           </w:tcPr>
           <w:p>
             <w:pPr>
@@ -648,10 +639,8 @@
         </w:tc>
         <w:tc>
           <w:tcPr>
-            <w:cnfStyle w:val="000000000000" w:firstRow="0" w:lastRow="0" w:firstColumn="0" w:lastColumn="0" w:oddVBand="0" w:evenVBand="0" w:oddHBand="0" w:evenHBand="0" w:firstRowFirstColumn="0" w:firstRowLastColumn="0" w:lastRowFirstColumn="0" w:lastRowLastColumn="0"/>
             <w:tcW w:w="7620" w:type="dxa"/>
             <w:gridSpan w:val="2"/>
-            <w:tcMar/>
           </w:tcPr>
           <w:p>
             <w:pPr>
@@ -692,7 +681,6 @@
             <w:cnfStyle w:val="001000000000" w:firstRow="0" w:lastRow="0" w:firstColumn="1" w:lastColumn="0" w:oddVBand="0" w:evenVBand="0" w:oddHBand="0" w:evenHBand="0" w:firstRowFirstColumn="0" w:firstRowLastColumn="0" w:lastRowFirstColumn="0" w:lastRowLastColumn="0"/>
             <w:tcW w:w="2534" w:type="dxa"/>
             <w:gridSpan w:val="2"/>
-            <w:tcMar/>
           </w:tcPr>
           <w:p>
             <w:pPr>
@@ -716,11 +704,9 @@
         </w:tc>
         <w:tc>
           <w:tcPr>
-            <w:cnfStyle w:val="000000000000" w:firstRow="0" w:lastRow="0" w:firstColumn="0" w:lastColumn="0" w:oddVBand="0" w:evenVBand="0" w:oddHBand="0" w:evenHBand="0" w:firstRowFirstColumn="0" w:firstRowLastColumn="0" w:lastRowFirstColumn="0" w:lastRowLastColumn="0"/>
             <w:tcW w:w="7620" w:type="dxa"/>
             <w:gridSpan w:val="2"/>
             <w:shd w:val="clear" w:color="auto" w:fill="auto"/>
-            <w:tcMar/>
           </w:tcPr>
           <w:p>
             <w:pPr>
@@ -755,7 +741,6 @@
             <w:tcW w:w="10154" w:type="dxa"/>
             <w:gridSpan w:val="4"/>
             <w:shd w:val="clear" w:color="auto" w:fill="FFE599"/>
-            <w:tcMar/>
           </w:tcPr>
           <w:p>
             <w:pPr>
@@ -789,7 +774,6 @@
             <w:cnfStyle w:val="001000000000" w:firstRow="0" w:lastRow="0" w:firstColumn="1" w:lastColumn="0" w:oddVBand="0" w:evenVBand="0" w:oddHBand="0" w:evenHBand="0" w:firstRowFirstColumn="0" w:firstRowLastColumn="0" w:lastRowFirstColumn="0" w:lastRowLastColumn="0"/>
             <w:tcW w:w="2534" w:type="dxa"/>
             <w:gridSpan w:val="2"/>
-            <w:tcMar/>
           </w:tcPr>
           <w:p>
             <w:pPr>
@@ -813,9 +797,7 @@
         </w:tc>
         <w:tc>
           <w:tcPr>
-            <w:cnfStyle w:val="000000000000" w:firstRow="0" w:lastRow="0" w:firstColumn="0" w:lastColumn="0" w:oddVBand="0" w:evenVBand="0" w:oddHBand="0" w:evenHBand="0" w:firstRowFirstColumn="0" w:firstRowLastColumn="0" w:lastRowFirstColumn="0" w:lastRowLastColumn="0"/>
             <w:tcW w:w="5460" w:type="dxa"/>
-            <w:tcMar/>
           </w:tcPr>
           <w:p>
             <w:pPr>
@@ -840,9 +822,7 @@
         </w:tc>
         <w:tc>
           <w:tcPr>
-            <w:cnfStyle w:val="000000000000" w:firstRow="0" w:lastRow="0" w:firstColumn="0" w:lastColumn="0" w:oddVBand="0" w:evenVBand="0" w:oddHBand="0" w:evenHBand="0" w:firstRowFirstColumn="0" w:firstRowLastColumn="0" w:lastRowFirstColumn="0" w:lastRowLastColumn="0"/>
             <w:tcW w:w="2160" w:type="dxa"/>
-            <w:tcMar/>
           </w:tcPr>
           <w:p>
             <w:pPr>
@@ -866,7 +846,6 @@
           <w:tcPr>
             <w:cnfStyle w:val="001000000000" w:firstRow="0" w:lastRow="0" w:firstColumn="1" w:lastColumn="0" w:oddVBand="0" w:evenVBand="0" w:oddHBand="0" w:evenHBand="0" w:firstRowFirstColumn="0" w:firstRowLastColumn="0" w:lastRowFirstColumn="0" w:lastRowLastColumn="0"/>
             <w:tcW w:w="1267" w:type="dxa"/>
-            <w:tcMar/>
           </w:tcPr>
           <w:p>
             <w:pPr>
@@ -890,11 +869,9 @@
         </w:tc>
         <w:tc>
           <w:tcPr>
-            <w:cnfStyle w:val="000000000000" w:firstRow="0" w:lastRow="0" w:firstColumn="0" w:lastColumn="0" w:oddVBand="0" w:evenVBand="0" w:oddHBand="0" w:evenHBand="0" w:firstRowFirstColumn="0" w:firstRowLastColumn="0" w:lastRowFirstColumn="0" w:lastRowLastColumn="0"/>
             <w:tcW w:w="6727" w:type="dxa"/>
             <w:gridSpan w:val="2"/>
             <w:shd w:val="clear" w:color="auto" w:fill="FFFFFF" w:themeFill="background1"/>
-            <w:tcMar/>
           </w:tcPr>
           <w:p>
             <w:pPr>
@@ -958,10 +935,8 @@
         </w:tc>
         <w:tc>
           <w:tcPr>
-            <w:cnfStyle w:val="000000000000" w:firstRow="0" w:lastRow="0" w:firstColumn="0" w:lastColumn="0" w:oddVBand="0" w:evenVBand="0" w:oddHBand="0" w:evenHBand="0" w:firstRowFirstColumn="0" w:firstRowLastColumn="0" w:lastRowFirstColumn="0" w:lastRowLastColumn="0"/>
             <w:tcW w:w="2160" w:type="dxa"/>
             <w:shd w:val="clear" w:color="auto" w:fill="FFFFFF" w:themeFill="background1"/>
-            <w:tcMar/>
           </w:tcPr>
           <w:p>
             <w:pPr>
@@ -987,7 +962,6 @@
             <w:cnfStyle w:val="001000000000" w:firstRow="0" w:lastRow="0" w:firstColumn="1" w:lastColumn="0" w:oddVBand="0" w:evenVBand="0" w:oddHBand="0" w:evenHBand="0" w:firstRowFirstColumn="0" w:firstRowLastColumn="0" w:lastRowFirstColumn="0" w:lastRowLastColumn="0"/>
             <w:tcW w:w="1267" w:type="dxa"/>
             <w:shd w:val="clear" w:color="auto" w:fill="auto"/>
-            <w:tcMar/>
           </w:tcPr>
           <w:p>
             <w:pPr>
@@ -1011,11 +985,9 @@
         </w:tc>
         <w:tc>
           <w:tcPr>
-            <w:cnfStyle w:val="000000000000" w:firstRow="0" w:lastRow="0" w:firstColumn="0" w:lastColumn="0" w:oddVBand="0" w:evenVBand="0" w:oddHBand="0" w:evenHBand="0" w:firstRowFirstColumn="0" w:firstRowLastColumn="0" w:lastRowFirstColumn="0" w:lastRowLastColumn="0"/>
             <w:tcW w:w="6727" w:type="dxa"/>
             <w:gridSpan w:val="2"/>
             <w:shd w:val="clear" w:color="auto" w:fill="FFFFFF" w:themeFill="background1"/>
-            <w:tcMar/>
           </w:tcPr>
           <w:p>
             <w:pPr>
@@ -1079,10 +1051,8 @@
         </w:tc>
         <w:tc>
           <w:tcPr>
-            <w:cnfStyle w:val="000000000000" w:firstRow="0" w:lastRow="0" w:firstColumn="0" w:lastColumn="0" w:oddVBand="0" w:evenVBand="0" w:oddHBand="0" w:evenHBand="0" w:firstRowFirstColumn="0" w:firstRowLastColumn="0" w:lastRowFirstColumn="0" w:lastRowLastColumn="0"/>
             <w:tcW w:w="2160" w:type="dxa"/>
             <w:shd w:val="clear" w:color="auto" w:fill="FFFFFF" w:themeFill="background1"/>
-            <w:tcMar/>
           </w:tcPr>
           <w:p>
             <w:pPr>
@@ -1115,7 +1085,6 @@
           <w:tcPr>
             <w:cnfStyle w:val="001000000000" w:firstRow="0" w:lastRow="0" w:firstColumn="1" w:lastColumn="0" w:oddVBand="0" w:evenVBand="0" w:oddHBand="0" w:evenHBand="0" w:firstRowFirstColumn="0" w:firstRowLastColumn="0" w:lastRowFirstColumn="0" w:lastRowLastColumn="0"/>
             <w:tcW w:w="1267" w:type="dxa"/>
-            <w:tcMar/>
           </w:tcPr>
           <w:p>
             <w:pPr>
@@ -1139,11 +1108,9 @@
         </w:tc>
         <w:tc>
           <w:tcPr>
-            <w:cnfStyle w:val="000000000000" w:firstRow="0" w:lastRow="0" w:firstColumn="0" w:lastColumn="0" w:oddVBand="0" w:evenVBand="0" w:oddHBand="0" w:evenHBand="0" w:firstRowFirstColumn="0" w:firstRowLastColumn="0" w:lastRowFirstColumn="0" w:lastRowLastColumn="0"/>
             <w:tcW w:w="6727" w:type="dxa"/>
             <w:gridSpan w:val="2"/>
             <w:shd w:val="clear" w:color="auto" w:fill="FFFFFF" w:themeFill="background1"/>
-            <w:tcMar/>
           </w:tcPr>
           <w:p>
             <w:pPr>
@@ -1175,10 +1142,8 @@
         </w:tc>
         <w:tc>
           <w:tcPr>
-            <w:cnfStyle w:val="000000000000" w:firstRow="0" w:lastRow="0" w:firstColumn="0" w:lastColumn="0" w:oddVBand="0" w:evenVBand="0" w:oddHBand="0" w:evenHBand="0" w:firstRowFirstColumn="0" w:firstRowLastColumn="0" w:lastRowFirstColumn="0" w:lastRowLastColumn="0"/>
             <w:tcW w:w="2160" w:type="dxa"/>
             <w:shd w:val="clear" w:color="auto" w:fill="FFFFFF" w:themeFill="background1"/>
-            <w:tcMar/>
           </w:tcPr>
           <w:p>
             <w:pPr>
@@ -1203,7 +1168,6 @@
             <w:cnfStyle w:val="001000000000" w:firstRow="0" w:lastRow="0" w:firstColumn="1" w:lastColumn="0" w:oddVBand="0" w:evenVBand="0" w:oddHBand="0" w:evenHBand="0" w:firstRowFirstColumn="0" w:firstRowLastColumn="0" w:lastRowFirstColumn="0" w:lastRowLastColumn="0"/>
             <w:tcW w:w="1267" w:type="dxa"/>
             <w:shd w:val="clear" w:color="auto" w:fill="auto"/>
-            <w:tcMar/>
           </w:tcPr>
           <w:p>
             <w:pPr>
@@ -1227,11 +1191,9 @@
         </w:tc>
         <w:tc>
           <w:tcPr>
-            <w:cnfStyle w:val="000000000000" w:firstRow="0" w:lastRow="0" w:firstColumn="0" w:lastColumn="0" w:oddVBand="0" w:evenVBand="0" w:oddHBand="0" w:evenHBand="0" w:firstRowFirstColumn="0" w:firstRowLastColumn="0" w:lastRowFirstColumn="0" w:lastRowLastColumn="0"/>
             <w:tcW w:w="6727" w:type="dxa"/>
             <w:gridSpan w:val="2"/>
             <w:shd w:val="clear" w:color="auto" w:fill="FFFFFF" w:themeFill="background1"/>
-            <w:tcMar/>
           </w:tcPr>
           <w:p>
             <w:pPr>
@@ -1311,10 +1273,8 @@
         </w:tc>
         <w:tc>
           <w:tcPr>
-            <w:cnfStyle w:val="000000000000" w:firstRow="0" w:lastRow="0" w:firstColumn="0" w:lastColumn="0" w:oddVBand="0" w:evenVBand="0" w:oddHBand="0" w:evenHBand="0" w:firstRowFirstColumn="0" w:firstRowLastColumn="0" w:lastRowFirstColumn="0" w:lastRowLastColumn="0"/>
             <w:tcW w:w="2160" w:type="dxa"/>
             <w:shd w:val="clear" w:color="auto" w:fill="FFFFFF" w:themeFill="background1"/>
-            <w:tcMar/>
           </w:tcPr>
           <w:p>
             <w:pPr>
@@ -1339,7 +1299,6 @@
             <w:tcW w:w="2534" w:type="dxa"/>
             <w:gridSpan w:val="2"/>
             <w:shd w:val="clear" w:color="auto" w:fill="FBE5D5"/>
-            <w:tcMar/>
           </w:tcPr>
           <w:p>
             <w:pPr>
@@ -1363,11 +1322,9 @@
         </w:tc>
         <w:tc>
           <w:tcPr>
-            <w:cnfStyle w:val="000000000000" w:firstRow="0" w:lastRow="0" w:firstColumn="0" w:lastColumn="0" w:oddVBand="0" w:evenVBand="0" w:oddHBand="0" w:evenHBand="0" w:firstRowFirstColumn="0" w:firstRowLastColumn="0" w:lastRowFirstColumn="0" w:lastRowLastColumn="0"/>
             <w:tcW w:w="7620" w:type="dxa"/>
             <w:gridSpan w:val="2"/>
             <w:shd w:val="clear" w:color="auto" w:fill="FFFFFF" w:themeFill="background1"/>
-            <w:tcMar/>
           </w:tcPr>
           <w:p>
             <w:pPr>
@@ -1423,7 +1380,6 @@
             <w:cnfStyle w:val="001000000000" w:firstRow="0" w:lastRow="0" w:firstColumn="1" w:lastColumn="0" w:oddVBand="0" w:evenVBand="0" w:oddHBand="0" w:evenHBand="0" w:firstRowFirstColumn="0" w:firstRowLastColumn="0" w:lastRowFirstColumn="0" w:lastRowLastColumn="0"/>
             <w:tcW w:w="2534" w:type="dxa"/>
             <w:gridSpan w:val="2"/>
-            <w:tcMar/>
           </w:tcPr>
           <w:p>
             <w:pPr>
@@ -1447,11 +1403,9 @@
         </w:tc>
         <w:tc>
           <w:tcPr>
-            <w:cnfStyle w:val="000000000000" w:firstRow="0" w:lastRow="0" w:firstColumn="0" w:lastColumn="0" w:oddVBand="0" w:evenVBand="0" w:oddHBand="0" w:evenHBand="0" w:firstRowFirstColumn="0" w:firstRowLastColumn="0" w:lastRowFirstColumn="0" w:lastRowLastColumn="0"/>
             <w:tcW w:w="7620" w:type="dxa"/>
             <w:gridSpan w:val="2"/>
             <w:shd w:val="clear" w:color="auto" w:fill="FFFFFF" w:themeFill="background1"/>
-            <w:tcMar/>
           </w:tcPr>
           <w:p>
             <w:pPr>
@@ -1486,7 +1440,6 @@
             <w:tcW w:w="2534" w:type="dxa"/>
             <w:gridSpan w:val="2"/>
             <w:shd w:val="clear" w:color="auto" w:fill="FBE5D5"/>
-            <w:tcMar/>
           </w:tcPr>
           <w:p>
             <w:pPr>
@@ -1510,11 +1463,9 @@
         </w:tc>
         <w:tc>
           <w:tcPr>
-            <w:cnfStyle w:val="000000000000" w:firstRow="0" w:lastRow="0" w:firstColumn="0" w:lastColumn="0" w:oddVBand="0" w:evenVBand="0" w:oddHBand="0" w:evenHBand="0" w:firstRowFirstColumn="0" w:firstRowLastColumn="0" w:lastRowFirstColumn="0" w:lastRowLastColumn="0"/>
             <w:tcW w:w="7620" w:type="dxa"/>
             <w:gridSpan w:val="2"/>
             <w:shd w:val="clear" w:color="auto" w:fill="FBE5D5"/>
-            <w:tcMar/>
           </w:tcPr>
           <w:p>
             <w:pPr>
@@ -1548,7 +1499,6 @@
             <w:cnfStyle w:val="001000000000" w:firstRow="0" w:lastRow="0" w:firstColumn="1" w:lastColumn="0" w:oddVBand="0" w:evenVBand="0" w:oddHBand="0" w:evenHBand="0" w:firstRowFirstColumn="0" w:firstRowLastColumn="0" w:lastRowFirstColumn="0" w:lastRowLastColumn="0"/>
             <w:tcW w:w="1267" w:type="dxa"/>
             <w:shd w:val="clear" w:color="auto" w:fill="auto"/>
-            <w:tcMar/>
           </w:tcPr>
           <w:p>
             <w:pPr>
@@ -1572,10 +1522,8 @@
         </w:tc>
         <w:tc>
           <w:tcPr>
-            <w:cnfStyle w:val="000000000000" w:firstRow="0" w:lastRow="0" w:firstColumn="0" w:lastColumn="0" w:oddVBand="0" w:evenVBand="0" w:oddHBand="0" w:evenHBand="0" w:firstRowFirstColumn="0" w:firstRowLastColumn="0" w:lastRowFirstColumn="0" w:lastRowLastColumn="0"/>
             <w:tcW w:w="6727" w:type="dxa"/>
             <w:gridSpan w:val="2"/>
-            <w:tcMar/>
           </w:tcPr>
           <w:p>
             <w:pPr>
@@ -1607,10 +1555,8 @@
         </w:tc>
         <w:tc>
           <w:tcPr>
-            <w:cnfStyle w:val="000000000000" w:firstRow="0" w:lastRow="0" w:firstColumn="0" w:lastColumn="0" w:oddVBand="0" w:evenVBand="0" w:oddHBand="0" w:evenHBand="0" w:firstRowFirstColumn="0" w:firstRowLastColumn="0" w:lastRowFirstColumn="0" w:lastRowLastColumn="0"/>
             <w:tcW w:w="2160" w:type="dxa"/>
             <w:shd w:val="clear" w:color="auto" w:fill="auto"/>
-            <w:tcMar/>
           </w:tcPr>
           <w:p>
             <w:pPr>
@@ -1634,7 +1580,6 @@
           <w:tcPr>
             <w:cnfStyle w:val="001000000000" w:firstRow="0" w:lastRow="0" w:firstColumn="1" w:lastColumn="0" w:oddVBand="0" w:evenVBand="0" w:oddHBand="0" w:evenHBand="0" w:firstRowFirstColumn="0" w:firstRowLastColumn="0" w:lastRowFirstColumn="0" w:lastRowLastColumn="0"/>
             <w:tcW w:w="1267" w:type="dxa"/>
-            <w:tcMar/>
           </w:tcPr>
           <w:p>
             <w:pPr>
@@ -1658,10 +1603,8 @@
         </w:tc>
         <w:tc>
           <w:tcPr>
-            <w:cnfStyle w:val="000000000000" w:firstRow="0" w:lastRow="0" w:firstColumn="0" w:lastColumn="0" w:oddVBand="0" w:evenVBand="0" w:oddHBand="0" w:evenHBand="0" w:firstRowFirstColumn="0" w:firstRowLastColumn="0" w:lastRowFirstColumn="0" w:lastRowLastColumn="0"/>
             <w:tcW w:w="6727" w:type="dxa"/>
             <w:gridSpan w:val="2"/>
-            <w:tcMar/>
           </w:tcPr>
           <w:p>
             <w:pPr>
@@ -1693,9 +1636,7 @@
         </w:tc>
         <w:tc>
           <w:tcPr>
-            <w:cnfStyle w:val="000000000000" w:firstRow="0" w:lastRow="0" w:firstColumn="0" w:lastColumn="0" w:oddVBand="0" w:evenVBand="0" w:oddHBand="0" w:evenHBand="0" w:firstRowFirstColumn="0" w:firstRowLastColumn="0" w:lastRowFirstColumn="0" w:lastRowLastColumn="0"/>
             <w:tcW w:w="2160" w:type="dxa"/>
-            <w:tcMar/>
           </w:tcPr>
           <w:p>
             <w:pPr>
@@ -1720,7 +1661,6 @@
             <w:cnfStyle w:val="001000000000" w:firstRow="0" w:lastRow="0" w:firstColumn="1" w:lastColumn="0" w:oddVBand="0" w:evenVBand="0" w:oddHBand="0" w:evenHBand="0" w:firstRowFirstColumn="0" w:firstRowLastColumn="0" w:lastRowFirstColumn="0" w:lastRowLastColumn="0"/>
             <w:tcW w:w="1267" w:type="dxa"/>
             <w:shd w:val="clear" w:color="auto" w:fill="auto"/>
-            <w:tcMar/>
           </w:tcPr>
           <w:p>
             <w:pPr>
@@ -1744,10 +1684,8 @@
         </w:tc>
         <w:tc>
           <w:tcPr>
-            <w:cnfStyle w:val="000000000000" w:firstRow="0" w:lastRow="0" w:firstColumn="0" w:lastColumn="0" w:oddVBand="0" w:evenVBand="0" w:oddHBand="0" w:evenHBand="0" w:firstRowFirstColumn="0" w:firstRowLastColumn="0" w:lastRowFirstColumn="0" w:lastRowLastColumn="0"/>
             <w:tcW w:w="6727" w:type="dxa"/>
             <w:gridSpan w:val="2"/>
-            <w:tcMar/>
           </w:tcPr>
           <w:p>
             <w:pPr>
@@ -1779,10 +1717,8 @@
         </w:tc>
         <w:tc>
           <w:tcPr>
-            <w:cnfStyle w:val="000000000000" w:firstRow="0" w:lastRow="0" w:firstColumn="0" w:lastColumn="0" w:oddVBand="0" w:evenVBand="0" w:oddHBand="0" w:evenHBand="0" w:firstRowFirstColumn="0" w:firstRowLastColumn="0" w:lastRowFirstColumn="0" w:lastRowLastColumn="0"/>
             <w:tcW w:w="2160" w:type="dxa"/>
             <w:shd w:val="clear" w:color="auto" w:fill="FFFFFF" w:themeFill="background1"/>
-            <w:tcMar/>
           </w:tcPr>
           <w:p>
             <w:pPr>
@@ -1814,7 +1750,6 @@
           <w:tcPr>
             <w:cnfStyle w:val="001000000000" w:firstRow="0" w:lastRow="0" w:firstColumn="1" w:lastColumn="0" w:oddVBand="0" w:evenVBand="0" w:oddHBand="0" w:evenHBand="0" w:firstRowFirstColumn="0" w:firstRowLastColumn="0" w:lastRowFirstColumn="0" w:lastRowLastColumn="0"/>
             <w:tcW w:w="1267" w:type="dxa"/>
-            <w:tcMar/>
           </w:tcPr>
           <w:p>
             <w:pPr>
@@ -1838,10 +1773,8 @@
         </w:tc>
         <w:tc>
           <w:tcPr>
-            <w:cnfStyle w:val="000000000000" w:firstRow="0" w:lastRow="0" w:firstColumn="0" w:lastColumn="0" w:oddVBand="0" w:evenVBand="0" w:oddHBand="0" w:evenHBand="0" w:firstRowFirstColumn="0" w:firstRowLastColumn="0" w:lastRowFirstColumn="0" w:lastRowLastColumn="0"/>
             <w:tcW w:w="6727" w:type="dxa"/>
             <w:gridSpan w:val="2"/>
-            <w:tcMar/>
           </w:tcPr>
           <w:p>
             <w:pPr>
@@ -1873,9 +1806,7 @@
         </w:tc>
         <w:tc>
           <w:tcPr>
-            <w:cnfStyle w:val="000000000000" w:firstRow="0" w:lastRow="0" w:firstColumn="0" w:lastColumn="0" w:oddVBand="0" w:evenVBand="0" w:oddHBand="0" w:evenHBand="0" w:firstRowFirstColumn="0" w:firstRowLastColumn="0" w:lastRowFirstColumn="0" w:lastRowLastColumn="0"/>
             <w:tcW w:w="2160" w:type="dxa"/>
-            <w:tcMar/>
           </w:tcPr>
           <w:p>
             <w:pPr>
@@ -1901,7 +1832,6 @@
             <w:cnfStyle w:val="001000000000" w:firstRow="0" w:lastRow="0" w:firstColumn="1" w:lastColumn="0" w:oddVBand="0" w:evenVBand="0" w:oddHBand="0" w:evenHBand="0" w:firstRowFirstColumn="0" w:firstRowLastColumn="0" w:lastRowFirstColumn="0" w:lastRowLastColumn="0"/>
             <w:tcW w:w="2534" w:type="dxa"/>
             <w:gridSpan w:val="2"/>
-            <w:tcMar/>
           </w:tcPr>
           <w:p>
             <w:pPr>
@@ -1925,11 +1855,9 @@
         </w:tc>
         <w:tc>
           <w:tcPr>
-            <w:cnfStyle w:val="000000000000" w:firstRow="0" w:lastRow="0" w:firstColumn="0" w:lastColumn="0" w:oddVBand="0" w:evenVBand="0" w:oddHBand="0" w:evenHBand="0" w:firstRowFirstColumn="0" w:firstRowLastColumn="0" w:lastRowFirstColumn="0" w:lastRowLastColumn="0"/>
             <w:tcW w:w="7620" w:type="dxa"/>
             <w:gridSpan w:val="2"/>
             <w:shd w:val="clear" w:color="auto" w:fill="FFFFFF" w:themeFill="background1"/>
-            <w:tcMar/>
           </w:tcPr>
           <w:p>
             <w:pPr>
@@ -1965,7 +1893,6 @@
             <w:tcW w:w="2534" w:type="dxa"/>
             <w:gridSpan w:val="2"/>
             <w:shd w:val="clear" w:color="auto" w:fill="FBE5D5"/>
-            <w:tcMar/>
           </w:tcPr>
           <w:p>
             <w:pPr>
@@ -1990,11 +1917,9 @@
         </w:tc>
         <w:tc>
           <w:tcPr>
-            <w:cnfStyle w:val="000000000000" w:firstRow="0" w:lastRow="0" w:firstColumn="0" w:lastColumn="0" w:oddVBand="0" w:evenVBand="0" w:oddHBand="0" w:evenHBand="0" w:firstRowFirstColumn="0" w:firstRowLastColumn="0" w:lastRowFirstColumn="0" w:lastRowLastColumn="0"/>
             <w:tcW w:w="7620" w:type="dxa"/>
             <w:gridSpan w:val="2"/>
             <w:shd w:val="clear" w:color="auto" w:fill="FFFFFF" w:themeFill="background1"/>
-            <w:tcMar/>
           </w:tcPr>
           <w:p>
             <w:pPr>
@@ -2029,7 +1954,6 @@
             <w:cnfStyle w:val="001000000000" w:firstRow="0" w:lastRow="0" w:firstColumn="1" w:lastColumn="0" w:oddVBand="0" w:evenVBand="0" w:oddHBand="0" w:evenHBand="0" w:firstRowFirstColumn="0" w:firstRowLastColumn="0" w:lastRowFirstColumn="0" w:lastRowLastColumn="0"/>
             <w:tcW w:w="2534" w:type="dxa"/>
             <w:gridSpan w:val="2"/>
-            <w:tcMar/>
           </w:tcPr>
           <w:p>
             <w:pPr>
@@ -2053,10 +1977,8 @@
         </w:tc>
         <w:tc>
           <w:tcPr>
-            <w:cnfStyle w:val="000000000000" w:firstRow="0" w:lastRow="0" w:firstColumn="0" w:lastColumn="0" w:oddVBand="0" w:evenVBand="0" w:oddHBand="0" w:evenHBand="0" w:firstRowFirstColumn="0" w:firstRowLastColumn="0" w:lastRowFirstColumn="0" w:lastRowLastColumn="0"/>
             <w:tcW w:w="7620" w:type="dxa"/>
             <w:gridSpan w:val="2"/>
-            <w:tcMar/>
           </w:tcPr>
           <w:p>
             <w:pPr>
@@ -2088,7 +2010,6 @@
           <w:tcPr>
             <w:cnfStyle w:val="001000000000" w:firstRow="0" w:lastRow="0" w:firstColumn="1" w:lastColumn="0" w:oddVBand="0" w:evenVBand="0" w:oddHBand="0" w:evenHBand="0" w:firstRowFirstColumn="0" w:firstRowLastColumn="0" w:lastRowFirstColumn="0" w:lastRowLastColumn="0"/>
             <w:tcW w:w="1267" w:type="dxa"/>
-            <w:tcMar/>
           </w:tcPr>
           <w:p>
             <w:pPr>
@@ -2114,10 +2035,8 @@
         </w:tc>
         <w:tc>
           <w:tcPr>
-            <w:cnfStyle w:val="000000000000" w:firstRow="0" w:lastRow="0" w:firstColumn="0" w:lastColumn="0" w:oddVBand="0" w:evenVBand="0" w:oddHBand="0" w:evenHBand="0" w:firstRowFirstColumn="0" w:firstRowLastColumn="0" w:lastRowFirstColumn="0" w:lastRowLastColumn="0"/>
             <w:tcW w:w="6727" w:type="dxa"/>
             <w:gridSpan w:val="2"/>
-            <w:tcMar/>
           </w:tcPr>
           <w:p>
             <w:pPr>
@@ -2149,9 +2068,7 @@
         </w:tc>
         <w:tc>
           <w:tcPr>
-            <w:cnfStyle w:val="000000000000" w:firstRow="0" w:lastRow="0" w:firstColumn="0" w:lastColumn="0" w:oddVBand="0" w:evenVBand="0" w:oddHBand="0" w:evenHBand="0" w:firstRowFirstColumn="0" w:firstRowLastColumn="0" w:lastRowFirstColumn="0" w:lastRowLastColumn="0"/>
             <w:tcW w:w="2160" w:type="dxa"/>
-            <w:tcMar/>
           </w:tcPr>
           <w:p>
             <w:pPr>
@@ -2176,7 +2093,6 @@
           <w:tcPr>
             <w:cnfStyle w:val="001000000000" w:firstRow="0" w:lastRow="0" w:firstColumn="1" w:lastColumn="0" w:oddVBand="0" w:evenVBand="0" w:oddHBand="0" w:evenHBand="0" w:firstRowFirstColumn="0" w:firstRowLastColumn="0" w:lastRowFirstColumn="0" w:lastRowLastColumn="0"/>
             <w:tcW w:w="1267" w:type="dxa"/>
-            <w:tcMar/>
           </w:tcPr>
           <w:p>
             <w:pPr>
@@ -2202,10 +2118,8 @@
         </w:tc>
         <w:tc>
           <w:tcPr>
-            <w:cnfStyle w:val="000000000000" w:firstRow="0" w:lastRow="0" w:firstColumn="0" w:lastColumn="0" w:oddVBand="0" w:evenVBand="0" w:oddHBand="0" w:evenHBand="0" w:firstRowFirstColumn="0" w:firstRowLastColumn="0" w:lastRowFirstColumn="0" w:lastRowLastColumn="0"/>
             <w:tcW w:w="6727" w:type="dxa"/>
             <w:gridSpan w:val="2"/>
-            <w:tcMar/>
           </w:tcPr>
           <w:p>
             <w:pPr>
@@ -2271,24 +2185,14 @@
                 <w:sz w:val="20"/>
                 <w:szCs w:val="20"/>
               </w:rPr>
-              <w:t>eto (VAN)</w:t>
-            </w:r>
-            <w:r>
-              <w:rPr>
-                <w:color w:val="auto"/>
-                <w:sz w:val="20"/>
-                <w:szCs w:val="20"/>
-              </w:rPr>
-              <w:t>.</w:t>
-            </w:r>
-          </w:p>
-        </w:tc>
-        <w:tc>
-          <w:tcPr>
-            <w:cnfStyle w:val="000000000000" w:firstRow="0" w:lastRow="0" w:firstColumn="0" w:lastColumn="0" w:oddVBand="0" w:evenVBand="0" w:oddHBand="0" w:evenHBand="0" w:firstRowFirstColumn="0" w:firstRowLastColumn="0" w:lastRowFirstColumn="0" w:lastRowLastColumn="0"/>
+              <w:t>eto (VAN).</w:t>
+            </w:r>
+          </w:p>
+        </w:tc>
+        <w:tc>
+          <w:tcPr>
             <w:tcW w:w="2160" w:type="dxa"/>
             <w:shd w:val="clear" w:color="auto" w:fill="auto"/>
-            <w:tcMar/>
           </w:tcPr>
           <w:p>
             <w:pPr>
@@ -2312,7 +2216,6 @@
           <w:tcPr>
             <w:cnfStyle w:val="001000000000" w:firstRow="0" w:lastRow="0" w:firstColumn="1" w:lastColumn="0" w:oddVBand="0" w:evenVBand="0" w:oddHBand="0" w:evenHBand="0" w:firstRowFirstColumn="0" w:firstRowLastColumn="0" w:lastRowFirstColumn="0" w:lastRowLastColumn="0"/>
             <w:tcW w:w="1267" w:type="dxa"/>
-            <w:tcMar/>
           </w:tcPr>
           <w:p>
             <w:pPr>
@@ -2338,10 +2241,8 @@
         </w:tc>
         <w:tc>
           <w:tcPr>
-            <w:cnfStyle w:val="000000000000" w:firstRow="0" w:lastRow="0" w:firstColumn="0" w:lastColumn="0" w:oddVBand="0" w:evenVBand="0" w:oddHBand="0" w:evenHBand="0" w:firstRowFirstColumn="0" w:firstRowLastColumn="0" w:lastRowFirstColumn="0" w:lastRowLastColumn="0"/>
             <w:tcW w:w="6727" w:type="dxa"/>
             <w:gridSpan w:val="2"/>
-            <w:tcMar/>
           </w:tcPr>
           <w:p>
             <w:pPr>
@@ -2382,9 +2283,7 @@
         </w:tc>
         <w:tc>
           <w:tcPr>
-            <w:cnfStyle w:val="000000000000" w:firstRow="0" w:lastRow="0" w:firstColumn="0" w:lastColumn="0" w:oddVBand="0" w:evenVBand="0" w:oddHBand="0" w:evenHBand="0" w:firstRowFirstColumn="0" w:firstRowLastColumn="0" w:lastRowFirstColumn="0" w:lastRowLastColumn="0"/>
             <w:tcW w:w="2160" w:type="dxa"/>
-            <w:tcMar/>
           </w:tcPr>
           <w:p>
             <w:pPr>
@@ -2396,7 +2295,6 @@
                 <w:szCs w:val="20"/>
               </w:rPr>
             </w:pPr>
-            <w:bookmarkStart w:name="_GoBack" w:id="0"/>
             <w:r>
               <w:rPr>
                 <w:rFonts w:eastAsia="Calibri"/>
@@ -2406,7 +2304,6 @@
               </w:rPr>
               <w:t>X</w:t>
             </w:r>
-            <w:bookmarkEnd w:id="0"/>
           </w:p>
         </w:tc>
       </w:tr>
@@ -2419,7 +2316,6 @@
           <w:tcPr>
             <w:cnfStyle w:val="001000000000" w:firstRow="0" w:lastRow="0" w:firstColumn="1" w:lastColumn="0" w:oddVBand="0" w:evenVBand="0" w:oddHBand="0" w:evenHBand="0" w:firstRowFirstColumn="0" w:firstRowLastColumn="0" w:lastRowFirstColumn="0" w:lastRowLastColumn="0"/>
             <w:tcW w:w="1267" w:type="dxa"/>
-            <w:tcMar/>
           </w:tcPr>
           <w:p>
             <w:pPr>
@@ -2445,10 +2341,8 @@
         </w:tc>
         <w:tc>
           <w:tcPr>
-            <w:cnfStyle w:val="000000000000" w:firstRow="0" w:lastRow="0" w:firstColumn="0" w:lastColumn="0" w:oddVBand="0" w:evenVBand="0" w:oddHBand="0" w:evenHBand="0" w:firstRowFirstColumn="0" w:firstRowLastColumn="0" w:lastRowFirstColumn="0" w:lastRowLastColumn="0"/>
             <w:tcW w:w="6727" w:type="dxa"/>
             <w:gridSpan w:val="2"/>
-            <w:tcMar/>
           </w:tcPr>
           <w:p>
             <w:pPr>
@@ -2498,24 +2392,14 @@
                 <w:sz w:val="20"/>
                 <w:szCs w:val="20"/>
               </w:rPr>
-              <w:t>nergética (AE)</w:t>
-            </w:r>
-            <w:r>
-              <w:rPr>
-                <w:color w:val="auto"/>
-                <w:sz w:val="20"/>
-                <w:szCs w:val="20"/>
-              </w:rPr>
-              <w:t>.</w:t>
-            </w:r>
-          </w:p>
-        </w:tc>
-        <w:tc>
-          <w:tcPr>
-            <w:cnfStyle w:val="000000000000" w:firstRow="0" w:lastRow="0" w:firstColumn="0" w:lastColumn="0" w:oddVBand="0" w:evenVBand="0" w:oddHBand="0" w:evenHBand="0" w:firstRowFirstColumn="0" w:firstRowLastColumn="0" w:lastRowFirstColumn="0" w:lastRowLastColumn="0"/>
+              <w:t>nergética (AE).</w:t>
+            </w:r>
+          </w:p>
+        </w:tc>
+        <w:tc>
+          <w:tcPr>
             <w:tcW w:w="2160" w:type="dxa"/>
             <w:shd w:val="clear" w:color="auto" w:fill="auto"/>
-            <w:tcMar/>
           </w:tcPr>
           <w:p>
             <w:pPr>
@@ -2540,7 +2424,6 @@
             <w:tcW w:w="2534" w:type="dxa"/>
             <w:gridSpan w:val="2"/>
             <w:shd w:val="clear" w:color="auto" w:fill="FBE5D5"/>
-            <w:tcMar/>
           </w:tcPr>
           <w:p>
             <w:pPr>
@@ -2564,11 +2447,9 @@
         </w:tc>
         <w:tc>
           <w:tcPr>
-            <w:cnfStyle w:val="000000000000" w:firstRow="0" w:lastRow="0" w:firstColumn="0" w:lastColumn="0" w:oddVBand="0" w:evenVBand="0" w:oddHBand="0" w:evenHBand="0" w:firstRowFirstColumn="0" w:firstRowLastColumn="0" w:lastRowFirstColumn="0" w:lastRowLastColumn="0"/>
             <w:tcW w:w="7620" w:type="dxa"/>
             <w:gridSpan w:val="2"/>
             <w:shd w:val="clear" w:color="auto" w:fill="FFFFFF" w:themeFill="background1"/>
-            <w:tcMar/>
           </w:tcPr>
           <w:p>
             <w:pPr>
@@ -2604,7 +2485,6 @@
             <w:cnfStyle w:val="001000000000" w:firstRow="0" w:lastRow="0" w:firstColumn="1" w:lastColumn="0" w:oddVBand="0" w:evenVBand="0" w:oddHBand="0" w:evenHBand="0" w:firstRowFirstColumn="0" w:firstRowLastColumn="0" w:lastRowFirstColumn="0" w:lastRowLastColumn="0"/>
             <w:tcW w:w="2534" w:type="dxa"/>
             <w:gridSpan w:val="2"/>
-            <w:tcMar/>
           </w:tcPr>
           <w:p>
             <w:pPr>
@@ -2628,11 +2508,9 @@
         </w:tc>
         <w:tc>
           <w:tcPr>
-            <w:cnfStyle w:val="000000000000" w:firstRow="0" w:lastRow="0" w:firstColumn="0" w:lastColumn="0" w:oddVBand="0" w:evenVBand="0" w:oddHBand="0" w:evenHBand="0" w:firstRowFirstColumn="0" w:firstRowLastColumn="0" w:lastRowFirstColumn="0" w:lastRowLastColumn="0"/>
             <w:tcW w:w="7620" w:type="dxa"/>
             <w:gridSpan w:val="2"/>
             <w:shd w:val="clear" w:color="auto" w:fill="FFFFFF" w:themeFill="background1"/>
-            <w:tcMar/>
           </w:tcPr>
           <w:p>
             <w:pPr>
@@ -2667,7 +2545,6 @@
             <w:tcW w:w="2534" w:type="dxa"/>
             <w:gridSpan w:val="2"/>
             <w:shd w:val="clear" w:color="auto" w:fill="FBE5D5"/>
-            <w:tcMar/>
           </w:tcPr>
           <w:p>
             <w:pPr>
@@ -2691,11 +2568,9 @@
         </w:tc>
         <w:tc>
           <w:tcPr>
-            <w:cnfStyle w:val="000000000000" w:firstRow="0" w:lastRow="0" w:firstColumn="0" w:lastColumn="0" w:oddVBand="0" w:evenVBand="0" w:oddHBand="0" w:evenHBand="0" w:firstRowFirstColumn="0" w:firstRowLastColumn="0" w:lastRowFirstColumn="0" w:lastRowLastColumn="0"/>
             <w:tcW w:w="7620" w:type="dxa"/>
             <w:gridSpan w:val="2"/>
             <w:shd w:val="clear" w:color="auto" w:fill="FBE5D5"/>
-            <w:tcMar/>
           </w:tcPr>
           <w:p>
             <w:pPr>
@@ -2729,7 +2604,6 @@
             <w:cnfStyle w:val="001000000000" w:firstRow="0" w:lastRow="0" w:firstColumn="1" w:lastColumn="0" w:oddVBand="0" w:evenVBand="0" w:oddHBand="0" w:evenHBand="0" w:firstRowFirstColumn="0" w:firstRowLastColumn="0" w:lastRowFirstColumn="0" w:lastRowLastColumn="0"/>
             <w:tcW w:w="1267" w:type="dxa"/>
             <w:shd w:val="clear" w:color="auto" w:fill="auto"/>
-            <w:tcMar/>
           </w:tcPr>
           <w:p>
             <w:pPr>
@@ -2753,11 +2627,9 @@
         </w:tc>
         <w:tc>
           <w:tcPr>
-            <w:cnfStyle w:val="000000000000" w:firstRow="0" w:lastRow="0" w:firstColumn="0" w:lastColumn="0" w:oddVBand="0" w:evenVBand="0" w:oddHBand="0" w:evenHBand="0" w:firstRowFirstColumn="0" w:firstRowLastColumn="0" w:lastRowFirstColumn="0" w:lastRowLastColumn="0"/>
             <w:tcW w:w="6727" w:type="dxa"/>
             <w:gridSpan w:val="2"/>
             <w:shd w:val="clear" w:color="auto" w:fill="FFFFFF" w:themeFill="background1"/>
-            <w:tcMar/>
           </w:tcPr>
           <w:p>
             <w:pPr>
@@ -2789,10 +2661,8 @@
         </w:tc>
         <w:tc>
           <w:tcPr>
-            <w:cnfStyle w:val="000000000000" w:firstRow="0" w:lastRow="0" w:firstColumn="0" w:lastColumn="0" w:oddVBand="0" w:evenVBand="0" w:oddHBand="0" w:evenHBand="0" w:firstRowFirstColumn="0" w:firstRowLastColumn="0" w:lastRowFirstColumn="0" w:lastRowLastColumn="0"/>
             <w:tcW w:w="2160" w:type="dxa"/>
             <w:shd w:val="clear" w:color="auto" w:fill="FFFFFF" w:themeFill="background1"/>
-            <w:tcMar/>
           </w:tcPr>
           <w:p>
             <w:pPr>
@@ -2825,7 +2695,6 @@
           <w:tcPr>
             <w:cnfStyle w:val="001000000000" w:firstRow="0" w:lastRow="0" w:firstColumn="1" w:lastColumn="0" w:oddVBand="0" w:evenVBand="0" w:oddHBand="0" w:evenHBand="0" w:firstRowFirstColumn="0" w:firstRowLastColumn="0" w:lastRowFirstColumn="0" w:lastRowLastColumn="0"/>
             <w:tcW w:w="1267" w:type="dxa"/>
-            <w:tcMar/>
           </w:tcPr>
           <w:p>
             <w:pPr>
@@ -2849,11 +2718,9 @@
         </w:tc>
         <w:tc>
           <w:tcPr>
-            <w:cnfStyle w:val="000000000000" w:firstRow="0" w:lastRow="0" w:firstColumn="0" w:lastColumn="0" w:oddVBand="0" w:evenVBand="0" w:oddHBand="0" w:evenHBand="0" w:firstRowFirstColumn="0" w:firstRowLastColumn="0" w:lastRowFirstColumn="0" w:lastRowLastColumn="0"/>
             <w:tcW w:w="6727" w:type="dxa"/>
             <w:gridSpan w:val="2"/>
             <w:shd w:val="clear" w:color="auto" w:fill="FFFFFF" w:themeFill="background1"/>
-            <w:tcMar/>
           </w:tcPr>
           <w:p>
             <w:pPr>
@@ -2875,8 +2742,8 @@
             </w:r>
             <w:r>
               <w:rPr>
-                <w:i w:val="1"/>
-                <w:iCs w:val="1"/>
+                <w:i/>
+                <w:iCs/>
                 <w:color w:val="auto"/>
                 <w:sz w:val="20"/>
                 <w:szCs w:val="20"/>
@@ -2896,10 +2763,8 @@
         </w:tc>
         <w:tc>
           <w:tcPr>
-            <w:cnfStyle w:val="000000000000" w:firstRow="0" w:lastRow="0" w:firstColumn="0" w:lastColumn="0" w:oddVBand="0" w:evenVBand="0" w:oddHBand="0" w:evenHBand="0" w:firstRowFirstColumn="0" w:firstRowLastColumn="0" w:lastRowFirstColumn="0" w:lastRowLastColumn="0"/>
             <w:tcW w:w="2160" w:type="dxa"/>
             <w:shd w:val="clear" w:color="auto" w:fill="FFFFFF" w:themeFill="background1"/>
-            <w:tcMar/>
           </w:tcPr>
           <w:p>
             <w:pPr>
@@ -2925,7 +2790,6 @@
             <w:cnfStyle w:val="001000000000" w:firstRow="0" w:lastRow="0" w:firstColumn="1" w:lastColumn="0" w:oddVBand="0" w:evenVBand="0" w:oddHBand="0" w:evenHBand="0" w:firstRowFirstColumn="0" w:firstRowLastColumn="0" w:lastRowFirstColumn="0" w:lastRowLastColumn="0"/>
             <w:tcW w:w="1267" w:type="dxa"/>
             <w:shd w:val="clear" w:color="auto" w:fill="auto"/>
-            <w:tcMar/>
           </w:tcPr>
           <w:p>
             <w:pPr>
@@ -2949,11 +2813,9 @@
         </w:tc>
         <w:tc>
           <w:tcPr>
-            <w:cnfStyle w:val="000000000000" w:firstRow="0" w:lastRow="0" w:firstColumn="0" w:lastColumn="0" w:oddVBand="0" w:evenVBand="0" w:oddHBand="0" w:evenHBand="0" w:firstRowFirstColumn="0" w:firstRowLastColumn="0" w:lastRowFirstColumn="0" w:lastRowLastColumn="0"/>
             <w:tcW w:w="6727" w:type="dxa"/>
             <w:gridSpan w:val="2"/>
             <w:shd w:val="clear" w:color="auto" w:fill="FFFFFF" w:themeFill="background1"/>
-            <w:tcMar/>
           </w:tcPr>
           <w:p>
             <w:pPr>
@@ -2985,10 +2847,8 @@
         </w:tc>
         <w:tc>
           <w:tcPr>
-            <w:cnfStyle w:val="000000000000" w:firstRow="0" w:lastRow="0" w:firstColumn="0" w:lastColumn="0" w:oddVBand="0" w:evenVBand="0" w:oddHBand="0" w:evenHBand="0" w:firstRowFirstColumn="0" w:firstRowLastColumn="0" w:lastRowFirstColumn="0" w:lastRowLastColumn="0"/>
             <w:tcW w:w="2160" w:type="dxa"/>
             <w:shd w:val="clear" w:color="auto" w:fill="FFFFFF" w:themeFill="background1"/>
-            <w:tcMar/>
           </w:tcPr>
           <w:p>
             <w:pPr>
@@ -3011,7 +2871,6 @@
           <w:tcPr>
             <w:cnfStyle w:val="001000000000" w:firstRow="0" w:lastRow="0" w:firstColumn="1" w:lastColumn="0" w:oddVBand="0" w:evenVBand="0" w:oddHBand="0" w:evenHBand="0" w:firstRowFirstColumn="0" w:firstRowLastColumn="0" w:lastRowFirstColumn="0" w:lastRowLastColumn="0"/>
             <w:tcW w:w="1267" w:type="dxa"/>
-            <w:tcMar/>
           </w:tcPr>
           <w:p>
             <w:pPr>
@@ -3035,11 +2894,9 @@
         </w:tc>
         <w:tc>
           <w:tcPr>
-            <w:cnfStyle w:val="000000000000" w:firstRow="0" w:lastRow="0" w:firstColumn="0" w:lastColumn="0" w:oddVBand="0" w:evenVBand="0" w:oddHBand="0" w:evenHBand="0" w:firstRowFirstColumn="0" w:firstRowLastColumn="0" w:lastRowFirstColumn="0" w:lastRowLastColumn="0"/>
             <w:tcW w:w="6727" w:type="dxa"/>
             <w:gridSpan w:val="2"/>
             <w:shd w:val="clear" w:color="auto" w:fill="FFFFFF" w:themeFill="background1"/>
-            <w:tcMar/>
           </w:tcPr>
           <w:p>
             <w:pPr>
@@ -3071,10 +2928,8 @@
         </w:tc>
         <w:tc>
           <w:tcPr>
-            <w:cnfStyle w:val="000000000000" w:firstRow="0" w:lastRow="0" w:firstColumn="0" w:lastColumn="0" w:oddVBand="0" w:evenVBand="0" w:oddHBand="0" w:evenHBand="0" w:firstRowFirstColumn="0" w:firstRowLastColumn="0" w:lastRowFirstColumn="0" w:lastRowLastColumn="0"/>
             <w:tcW w:w="2160" w:type="dxa"/>
             <w:shd w:val="clear" w:color="auto" w:fill="FFFFFF" w:themeFill="background1"/>
-            <w:tcMar/>
           </w:tcPr>
           <w:p>
             <w:pPr>
@@ -3099,7 +2954,6 @@
             <w:cnfStyle w:val="001000000000" w:firstRow="0" w:lastRow="0" w:firstColumn="1" w:lastColumn="0" w:oddVBand="0" w:evenVBand="0" w:oddHBand="0" w:evenHBand="0" w:firstRowFirstColumn="0" w:firstRowLastColumn="0" w:lastRowFirstColumn="0" w:lastRowLastColumn="0"/>
             <w:tcW w:w="2534" w:type="dxa"/>
             <w:gridSpan w:val="2"/>
-            <w:tcMar/>
           </w:tcPr>
           <w:p>
             <w:pPr>
@@ -3123,11 +2977,9 @@
         </w:tc>
         <w:tc>
           <w:tcPr>
-            <w:cnfStyle w:val="000000000000" w:firstRow="0" w:lastRow="0" w:firstColumn="0" w:lastColumn="0" w:oddVBand="0" w:evenVBand="0" w:oddHBand="0" w:evenHBand="0" w:firstRowFirstColumn="0" w:firstRowLastColumn="0" w:lastRowFirstColumn="0" w:lastRowLastColumn="0"/>
             <w:tcW w:w="7620" w:type="dxa"/>
             <w:gridSpan w:val="2"/>
             <w:shd w:val="clear" w:color="auto" w:fill="FFFFFF" w:themeFill="background1"/>
-            <w:tcMar/>
           </w:tcPr>
           <w:p>
             <w:pPr>
@@ -3163,7 +3015,6 @@
             <w:tcW w:w="2534" w:type="dxa"/>
             <w:gridSpan w:val="2"/>
             <w:shd w:val="clear" w:color="auto" w:fill="FBE5D5"/>
-            <w:tcMar/>
           </w:tcPr>
           <w:p>
             <w:pPr>
@@ -3187,11 +3038,9 @@
         </w:tc>
         <w:tc>
           <w:tcPr>
-            <w:cnfStyle w:val="000000000000" w:firstRow="0" w:lastRow="0" w:firstColumn="0" w:lastColumn="0" w:oddVBand="0" w:evenVBand="0" w:oddHBand="0" w:evenHBand="0" w:firstRowFirstColumn="0" w:firstRowLastColumn="0" w:lastRowFirstColumn="0" w:lastRowLastColumn="0"/>
             <w:tcW w:w="7620" w:type="dxa"/>
             <w:gridSpan w:val="2"/>
             <w:shd w:val="clear" w:color="auto" w:fill="FFFFFF" w:themeFill="background1"/>
-            <w:tcMar/>
           </w:tcPr>
           <w:p>
             <w:pPr>
@@ -3226,7 +3075,6 @@
             <w:cnfStyle w:val="001000000000" w:firstRow="0" w:lastRow="0" w:firstColumn="1" w:lastColumn="0" w:oddVBand="0" w:evenVBand="0" w:oddHBand="0" w:evenHBand="0" w:firstRowFirstColumn="0" w:firstRowLastColumn="0" w:lastRowFirstColumn="0" w:lastRowLastColumn="0"/>
             <w:tcW w:w="2534" w:type="dxa"/>
             <w:gridSpan w:val="2"/>
-            <w:tcMar/>
           </w:tcPr>
           <w:p>
             <w:pPr>
@@ -3250,11 +3098,9 @@
         </w:tc>
         <w:tc>
           <w:tcPr>
-            <w:cnfStyle w:val="000000000000" w:firstRow="0" w:lastRow="0" w:firstColumn="0" w:lastColumn="0" w:oddVBand="0" w:evenVBand="0" w:oddHBand="0" w:evenHBand="0" w:firstRowFirstColumn="0" w:firstRowLastColumn="0" w:lastRowFirstColumn="0" w:lastRowLastColumn="0"/>
             <w:tcW w:w="7620" w:type="dxa"/>
             <w:gridSpan w:val="2"/>
             <w:shd w:val="clear" w:color="auto" w:fill="FFFFFF" w:themeFill="background1"/>
-            <w:tcMar/>
           </w:tcPr>
           <w:p>
             <w:pPr>
@@ -3285,7 +3131,6 @@
           <w:tcPr>
             <w:cnfStyle w:val="001000000000" w:firstRow="0" w:lastRow="0" w:firstColumn="1" w:lastColumn="0" w:oddVBand="0" w:evenVBand="0" w:oddHBand="0" w:evenHBand="0" w:firstRowFirstColumn="0" w:firstRowLastColumn="0" w:lastRowFirstColumn="0" w:lastRowLastColumn="0"/>
             <w:tcW w:w="1267" w:type="dxa"/>
-            <w:tcMar/>
           </w:tcPr>
           <w:p>
             <w:pPr>
@@ -3309,11 +3154,9 @@
         </w:tc>
         <w:tc>
           <w:tcPr>
-            <w:cnfStyle w:val="000000000000" w:firstRow="0" w:lastRow="0" w:firstColumn="0" w:lastColumn="0" w:oddVBand="0" w:evenVBand="0" w:oddHBand="0" w:evenHBand="0" w:firstRowFirstColumn="0" w:firstRowLastColumn="0" w:lastRowFirstColumn="0" w:lastRowLastColumn="0"/>
             <w:tcW w:w="6727" w:type="dxa"/>
             <w:gridSpan w:val="2"/>
             <w:shd w:val="clear" w:color="auto" w:fill="FFFFFF" w:themeFill="background1"/>
-            <w:tcMar/>
           </w:tcPr>
           <w:p>
             <w:pPr>
@@ -3345,10 +3188,8 @@
         </w:tc>
         <w:tc>
           <w:tcPr>
-            <w:cnfStyle w:val="000000000000" w:firstRow="0" w:lastRow="0" w:firstColumn="0" w:lastColumn="0" w:oddVBand="0" w:evenVBand="0" w:oddHBand="0" w:evenHBand="0" w:firstRowFirstColumn="0" w:firstRowLastColumn="0" w:lastRowFirstColumn="0" w:lastRowLastColumn="0"/>
             <w:tcW w:w="2160" w:type="dxa"/>
             <w:shd w:val="clear" w:color="auto" w:fill="FFFFFF" w:themeFill="background1"/>
-            <w:tcMar/>
           </w:tcPr>
           <w:p>
             <w:pPr>
@@ -3374,7 +3215,6 @@
             <w:cnfStyle w:val="001000000000" w:firstRow="0" w:lastRow="0" w:firstColumn="1" w:lastColumn="0" w:oddVBand="0" w:evenVBand="0" w:oddHBand="0" w:evenHBand="0" w:firstRowFirstColumn="0" w:firstRowLastColumn="0" w:lastRowFirstColumn="0" w:lastRowLastColumn="0"/>
             <w:tcW w:w="1267" w:type="dxa"/>
             <w:shd w:val="clear" w:color="auto" w:fill="auto"/>
-            <w:tcMar/>
           </w:tcPr>
           <w:p>
             <w:pPr>
@@ -3398,11 +3238,9 @@
         </w:tc>
         <w:tc>
           <w:tcPr>
-            <w:cnfStyle w:val="000000000000" w:firstRow="0" w:lastRow="0" w:firstColumn="0" w:lastColumn="0" w:oddVBand="0" w:evenVBand="0" w:oddHBand="0" w:evenHBand="0" w:firstRowFirstColumn="0" w:firstRowLastColumn="0" w:lastRowFirstColumn="0" w:lastRowLastColumn="0"/>
             <w:tcW w:w="6727" w:type="dxa"/>
             <w:gridSpan w:val="2"/>
             <w:shd w:val="clear" w:color="auto" w:fill="FFFFFF" w:themeFill="background1"/>
-            <w:tcMar/>
           </w:tcPr>
           <w:p>
             <w:pPr>
@@ -3434,10 +3272,8 @@
         </w:tc>
         <w:tc>
           <w:tcPr>
-            <w:cnfStyle w:val="000000000000" w:firstRow="0" w:lastRow="0" w:firstColumn="0" w:lastColumn="0" w:oddVBand="0" w:evenVBand="0" w:oddHBand="0" w:evenHBand="0" w:firstRowFirstColumn="0" w:firstRowLastColumn="0" w:lastRowFirstColumn="0" w:lastRowLastColumn="0"/>
             <w:tcW w:w="2160" w:type="dxa"/>
             <w:shd w:val="clear" w:color="auto" w:fill="FFFFFF" w:themeFill="background1"/>
-            <w:tcMar/>
           </w:tcPr>
           <w:p>
             <w:pPr>
@@ -3470,7 +3306,6 @@
           <w:tcPr>
             <w:cnfStyle w:val="001000000000" w:firstRow="0" w:lastRow="0" w:firstColumn="1" w:lastColumn="0" w:oddVBand="0" w:evenVBand="0" w:oddHBand="0" w:evenHBand="0" w:firstRowFirstColumn="0" w:firstRowLastColumn="0" w:lastRowFirstColumn="0" w:lastRowLastColumn="0"/>
             <w:tcW w:w="1267" w:type="dxa"/>
-            <w:tcMar/>
           </w:tcPr>
           <w:p>
             <w:pPr>
@@ -3494,11 +3329,9 @@
         </w:tc>
         <w:tc>
           <w:tcPr>
-            <w:cnfStyle w:val="000000000000" w:firstRow="0" w:lastRow="0" w:firstColumn="0" w:lastColumn="0" w:oddVBand="0" w:evenVBand="0" w:oddHBand="0" w:evenHBand="0" w:firstRowFirstColumn="0" w:firstRowLastColumn="0" w:lastRowFirstColumn="0" w:lastRowLastColumn="0"/>
             <w:tcW w:w="6727" w:type="dxa"/>
             <w:gridSpan w:val="2"/>
             <w:shd w:val="clear" w:color="auto" w:fill="FFFFFF" w:themeFill="background1"/>
-            <w:tcMar/>
           </w:tcPr>
           <w:p>
             <w:pPr>
@@ -3530,10 +3363,8 @@
         </w:tc>
         <w:tc>
           <w:tcPr>
-            <w:cnfStyle w:val="000000000000" w:firstRow="0" w:lastRow="0" w:firstColumn="0" w:lastColumn="0" w:oddVBand="0" w:evenVBand="0" w:oddHBand="0" w:evenHBand="0" w:firstRowFirstColumn="0" w:firstRowLastColumn="0" w:lastRowFirstColumn="0" w:lastRowLastColumn="0"/>
             <w:tcW w:w="2160" w:type="dxa"/>
             <w:shd w:val="clear" w:color="auto" w:fill="FFFFFF" w:themeFill="background1"/>
-            <w:tcMar/>
           </w:tcPr>
           <w:p>
             <w:pPr>
@@ -3559,7 +3390,6 @@
             <w:cnfStyle w:val="001000000000" w:firstRow="0" w:lastRow="0" w:firstColumn="1" w:lastColumn="0" w:oddVBand="0" w:evenVBand="0" w:oddHBand="0" w:evenHBand="0" w:firstRowFirstColumn="0" w:firstRowLastColumn="0" w:lastRowFirstColumn="0" w:lastRowLastColumn="0"/>
             <w:tcW w:w="1267" w:type="dxa"/>
             <w:shd w:val="clear" w:color="auto" w:fill="auto"/>
-            <w:tcMar/>
           </w:tcPr>
           <w:p>
             <w:pPr>
@@ -3583,11 +3413,9 @@
         </w:tc>
         <w:tc>
           <w:tcPr>
-            <w:cnfStyle w:val="000000000000" w:firstRow="0" w:lastRow="0" w:firstColumn="0" w:lastColumn="0" w:oddVBand="0" w:evenVBand="0" w:oddHBand="0" w:evenHBand="0" w:firstRowFirstColumn="0" w:firstRowLastColumn="0" w:lastRowFirstColumn="0" w:lastRowLastColumn="0"/>
             <w:tcW w:w="6727" w:type="dxa"/>
             <w:gridSpan w:val="2"/>
             <w:shd w:val="clear" w:color="auto" w:fill="FFFFFF" w:themeFill="background1"/>
-            <w:tcMar/>
           </w:tcPr>
           <w:p>
             <w:pPr>
@@ -3619,10 +3447,8 @@
         </w:tc>
         <w:tc>
           <w:tcPr>
-            <w:cnfStyle w:val="000000000000" w:firstRow="0" w:lastRow="0" w:firstColumn="0" w:lastColumn="0" w:oddVBand="0" w:evenVBand="0" w:oddHBand="0" w:evenHBand="0" w:firstRowFirstColumn="0" w:firstRowLastColumn="0" w:lastRowFirstColumn="0" w:lastRowLastColumn="0"/>
             <w:tcW w:w="2160" w:type="dxa"/>
             <w:shd w:val="clear" w:color="auto" w:fill="FFFFFF" w:themeFill="background1"/>
-            <w:tcMar/>
           </w:tcPr>
           <w:p>
             <w:pPr>
@@ -3647,7 +3473,6 @@
             <w:tcW w:w="2534" w:type="dxa"/>
             <w:gridSpan w:val="2"/>
             <w:shd w:val="clear" w:color="auto" w:fill="FBE5D5"/>
-            <w:tcMar/>
           </w:tcPr>
           <w:p>
             <w:pPr>
@@ -3671,11 +3496,9 @@
         </w:tc>
         <w:tc>
           <w:tcPr>
-            <w:cnfStyle w:val="000000000000" w:firstRow="0" w:lastRow="0" w:firstColumn="0" w:lastColumn="0" w:oddVBand="0" w:evenVBand="0" w:oddHBand="0" w:evenHBand="0" w:firstRowFirstColumn="0" w:firstRowLastColumn="0" w:lastRowFirstColumn="0" w:lastRowLastColumn="0"/>
             <w:tcW w:w="7620" w:type="dxa"/>
             <w:gridSpan w:val="2"/>
             <w:shd w:val="clear" w:color="auto" w:fill="FFFFFF" w:themeFill="background1"/>
-            <w:tcMar/>
           </w:tcPr>
           <w:p>
             <w:pPr>
@@ -3711,7 +3534,6 @@
             <w:cnfStyle w:val="001000000000" w:firstRow="0" w:lastRow="0" w:firstColumn="1" w:lastColumn="0" w:oddVBand="0" w:evenVBand="0" w:oddHBand="0" w:evenHBand="0" w:firstRowFirstColumn="0" w:firstRowLastColumn="0" w:lastRowFirstColumn="0" w:lastRowLastColumn="0"/>
             <w:tcW w:w="2534" w:type="dxa"/>
             <w:gridSpan w:val="2"/>
-            <w:tcMar/>
           </w:tcPr>
           <w:p>
             <w:pPr>
@@ -3735,11 +3557,9 @@
         </w:tc>
         <w:tc>
           <w:tcPr>
-            <w:cnfStyle w:val="000000000000" w:firstRow="0" w:lastRow="0" w:firstColumn="0" w:lastColumn="0" w:oddVBand="0" w:evenVBand="0" w:oddHBand="0" w:evenHBand="0" w:firstRowFirstColumn="0" w:firstRowLastColumn="0" w:lastRowFirstColumn="0" w:lastRowLastColumn="0"/>
             <w:tcW w:w="7620" w:type="dxa"/>
             <w:gridSpan w:val="2"/>
             <w:shd w:val="clear" w:color="auto" w:fill="FFFFFF" w:themeFill="background1"/>
-            <w:tcMar/>
           </w:tcPr>
           <w:p>
             <w:pPr>
@@ -3774,7 +3594,6 @@
             <w:tcW w:w="2534" w:type="dxa"/>
             <w:gridSpan w:val="2"/>
             <w:shd w:val="clear" w:color="auto" w:fill="FBE5D5"/>
-            <w:tcMar/>
           </w:tcPr>
           <w:p>
             <w:pPr>
@@ -3798,11 +3617,9 @@
         </w:tc>
         <w:tc>
           <w:tcPr>
-            <w:cnfStyle w:val="000000000000" w:firstRow="0" w:lastRow="0" w:firstColumn="0" w:lastColumn="0" w:oddVBand="0" w:evenVBand="0" w:oddHBand="0" w:evenHBand="0" w:firstRowFirstColumn="0" w:firstRowLastColumn="0" w:lastRowFirstColumn="0" w:lastRowLastColumn="0"/>
             <w:tcW w:w="7620" w:type="dxa"/>
             <w:gridSpan w:val="2"/>
             <w:shd w:val="clear" w:color="auto" w:fill="FBE5D5"/>
-            <w:tcMar/>
           </w:tcPr>
           <w:p>
             <w:pPr>
@@ -3836,7 +3653,6 @@
             <w:cnfStyle w:val="001000000000" w:firstRow="0" w:lastRow="0" w:firstColumn="1" w:lastColumn="0" w:oddVBand="0" w:evenVBand="0" w:oddHBand="0" w:evenHBand="0" w:firstRowFirstColumn="0" w:firstRowLastColumn="0" w:lastRowFirstColumn="0" w:lastRowLastColumn="0"/>
             <w:tcW w:w="1267" w:type="dxa"/>
             <w:shd w:val="clear" w:color="auto" w:fill="auto"/>
-            <w:tcMar/>
           </w:tcPr>
           <w:p>
             <w:pPr>
@@ -3860,11 +3676,9 @@
         </w:tc>
         <w:tc>
           <w:tcPr>
-            <w:cnfStyle w:val="000000000000" w:firstRow="0" w:lastRow="0" w:firstColumn="0" w:lastColumn="0" w:oddVBand="0" w:evenVBand="0" w:oddHBand="0" w:evenHBand="0" w:firstRowFirstColumn="0" w:firstRowLastColumn="0" w:lastRowFirstColumn="0" w:lastRowLastColumn="0"/>
             <w:tcW w:w="6727" w:type="dxa"/>
             <w:gridSpan w:val="2"/>
             <w:shd w:val="clear" w:color="auto" w:fill="FFFFFF" w:themeFill="background1"/>
-            <w:tcMar/>
           </w:tcPr>
           <w:p>
             <w:pPr>
@@ -3896,10 +3710,8 @@
         </w:tc>
         <w:tc>
           <w:tcPr>
-            <w:cnfStyle w:val="000000000000" w:firstRow="0" w:lastRow="0" w:firstColumn="0" w:lastColumn="0" w:oddVBand="0" w:evenVBand="0" w:oddHBand="0" w:evenHBand="0" w:firstRowFirstColumn="0" w:firstRowLastColumn="0" w:lastRowFirstColumn="0" w:lastRowLastColumn="0"/>
             <w:tcW w:w="2160" w:type="dxa"/>
             <w:shd w:val="clear" w:color="auto" w:fill="FFFFFF" w:themeFill="background1"/>
-            <w:tcMar/>
           </w:tcPr>
           <w:p>
             <w:pPr>
@@ -3923,7 +3735,6 @@
           <w:tcPr>
             <w:cnfStyle w:val="001000000000" w:firstRow="0" w:lastRow="0" w:firstColumn="1" w:lastColumn="0" w:oddVBand="0" w:evenVBand="0" w:oddHBand="0" w:evenHBand="0" w:firstRowFirstColumn="0" w:firstRowLastColumn="0" w:lastRowFirstColumn="0" w:lastRowLastColumn="0"/>
             <w:tcW w:w="1267" w:type="dxa"/>
-            <w:tcMar/>
           </w:tcPr>
           <w:p>
             <w:pPr>
@@ -3947,11 +3758,9 @@
         </w:tc>
         <w:tc>
           <w:tcPr>
-            <w:cnfStyle w:val="000000000000" w:firstRow="0" w:lastRow="0" w:firstColumn="0" w:lastColumn="0" w:oddVBand="0" w:evenVBand="0" w:oddHBand="0" w:evenHBand="0" w:firstRowFirstColumn="0" w:firstRowLastColumn="0" w:lastRowFirstColumn="0" w:lastRowLastColumn="0"/>
             <w:tcW w:w="6727" w:type="dxa"/>
             <w:gridSpan w:val="2"/>
             <w:shd w:val="clear" w:color="auto" w:fill="FFFFFF" w:themeFill="background1"/>
-            <w:tcMar/>
           </w:tcPr>
           <w:p>
             <w:pPr>
@@ -4001,24 +3810,14 @@
                 <w:sz w:val="20"/>
                 <w:szCs w:val="20"/>
               </w:rPr>
-              <w:t>alor integral</w:t>
-            </w:r>
-            <w:r>
-              <w:rPr>
-                <w:color w:val="auto"/>
-                <w:sz w:val="20"/>
-                <w:szCs w:val="20"/>
-              </w:rPr>
-              <w:t>.</w:t>
-            </w:r>
-          </w:p>
-        </w:tc>
-        <w:tc>
-          <w:tcPr>
-            <w:cnfStyle w:val="000000000000" w:firstRow="0" w:lastRow="0" w:firstColumn="0" w:lastColumn="0" w:oddVBand="0" w:evenVBand="0" w:oddHBand="0" w:evenHBand="0" w:firstRowFirstColumn="0" w:firstRowLastColumn="0" w:lastRowFirstColumn="0" w:lastRowLastColumn="0"/>
+              <w:t>alor integral.</w:t>
+            </w:r>
+          </w:p>
+        </w:tc>
+        <w:tc>
+          <w:tcPr>
             <w:tcW w:w="2160" w:type="dxa"/>
             <w:shd w:val="clear" w:color="auto" w:fill="FFFFFF" w:themeFill="background1"/>
-            <w:tcMar/>
           </w:tcPr>
           <w:p>
             <w:pPr>
@@ -4052,7 +3851,6 @@
             <w:cnfStyle w:val="001000000000" w:firstRow="0" w:lastRow="0" w:firstColumn="1" w:lastColumn="0" w:oddVBand="0" w:evenVBand="0" w:oddHBand="0" w:evenHBand="0" w:firstRowFirstColumn="0" w:firstRowLastColumn="0" w:lastRowFirstColumn="0" w:lastRowLastColumn="0"/>
             <w:tcW w:w="1267" w:type="dxa"/>
             <w:shd w:val="clear" w:color="auto" w:fill="auto"/>
-            <w:tcMar/>
           </w:tcPr>
           <w:p>
             <w:pPr>
@@ -4076,11 +3874,9 @@
         </w:tc>
         <w:tc>
           <w:tcPr>
-            <w:cnfStyle w:val="000000000000" w:firstRow="0" w:lastRow="0" w:firstColumn="0" w:lastColumn="0" w:oddVBand="0" w:evenVBand="0" w:oddHBand="0" w:evenHBand="0" w:firstRowFirstColumn="0" w:firstRowLastColumn="0" w:lastRowFirstColumn="0" w:lastRowLastColumn="0"/>
             <w:tcW w:w="6727" w:type="dxa"/>
             <w:gridSpan w:val="2"/>
             <w:shd w:val="clear" w:color="auto" w:fill="FFFFFF" w:themeFill="background1"/>
-            <w:tcMar/>
           </w:tcPr>
           <w:p>
             <w:pPr>
@@ -4112,10 +3908,8 @@
         </w:tc>
         <w:tc>
           <w:tcPr>
-            <w:cnfStyle w:val="000000000000" w:firstRow="0" w:lastRow="0" w:firstColumn="0" w:lastColumn="0" w:oddVBand="0" w:evenVBand="0" w:oddHBand="0" w:evenHBand="0" w:firstRowFirstColumn="0" w:firstRowLastColumn="0" w:lastRowFirstColumn="0" w:lastRowLastColumn="0"/>
             <w:tcW w:w="2160" w:type="dxa"/>
             <w:shd w:val="clear" w:color="auto" w:fill="FFFFFF" w:themeFill="background1"/>
-            <w:tcMar/>
           </w:tcPr>
           <w:p>
             <w:pPr>
@@ -4138,7 +3932,6 @@
           <w:tcPr>
             <w:cnfStyle w:val="001000000000" w:firstRow="0" w:lastRow="0" w:firstColumn="1" w:lastColumn="0" w:oddVBand="0" w:evenVBand="0" w:oddHBand="0" w:evenHBand="0" w:firstRowFirstColumn="0" w:firstRowLastColumn="0" w:lastRowFirstColumn="0" w:lastRowLastColumn="0"/>
             <w:tcW w:w="1267" w:type="dxa"/>
-            <w:tcMar/>
           </w:tcPr>
           <w:p>
             <w:pPr>
@@ -4162,11 +3955,9 @@
         </w:tc>
         <w:tc>
           <w:tcPr>
-            <w:cnfStyle w:val="000000000000" w:firstRow="0" w:lastRow="0" w:firstColumn="0" w:lastColumn="0" w:oddVBand="0" w:evenVBand="0" w:oddHBand="0" w:evenHBand="0" w:firstRowFirstColumn="0" w:firstRowLastColumn="0" w:lastRowFirstColumn="0" w:lastRowLastColumn="0"/>
             <w:tcW w:w="6727" w:type="dxa"/>
             <w:gridSpan w:val="2"/>
             <w:shd w:val="clear" w:color="auto" w:fill="FFFFFF" w:themeFill="background1"/>
-            <w:tcMar/>
           </w:tcPr>
           <w:p>
             <w:pPr>
@@ -4198,10 +3989,8 @@
         </w:tc>
         <w:tc>
           <w:tcPr>
-            <w:cnfStyle w:val="000000000000" w:firstRow="0" w:lastRow="0" w:firstColumn="0" w:lastColumn="0" w:oddVBand="0" w:evenVBand="0" w:oddHBand="0" w:evenHBand="0" w:firstRowFirstColumn="0" w:firstRowLastColumn="0" w:lastRowFirstColumn="0" w:lastRowLastColumn="0"/>
             <w:tcW w:w="2160" w:type="dxa"/>
             <w:shd w:val="clear" w:color="auto" w:fill="FFFFFF" w:themeFill="background1"/>
-            <w:tcMar/>
           </w:tcPr>
           <w:p>
             <w:pPr>
@@ -4227,7 +4016,6 @@
             <w:cnfStyle w:val="001000000000" w:firstRow="0" w:lastRow="0" w:firstColumn="1" w:lastColumn="0" w:oddVBand="0" w:evenVBand="0" w:oddHBand="0" w:evenHBand="0" w:firstRowFirstColumn="0" w:firstRowLastColumn="0" w:lastRowFirstColumn="0" w:lastRowLastColumn="0"/>
             <w:tcW w:w="2534" w:type="dxa"/>
             <w:gridSpan w:val="2"/>
-            <w:tcMar/>
           </w:tcPr>
           <w:p>
             <w:pPr>
@@ -4251,11 +4039,9 @@
         </w:tc>
         <w:tc>
           <w:tcPr>
-            <w:cnfStyle w:val="000000000000" w:firstRow="0" w:lastRow="0" w:firstColumn="0" w:lastColumn="0" w:oddVBand="0" w:evenVBand="0" w:oddHBand="0" w:evenHBand="0" w:firstRowFirstColumn="0" w:firstRowLastColumn="0" w:lastRowFirstColumn="0" w:lastRowLastColumn="0"/>
             <w:tcW w:w="7620" w:type="dxa"/>
             <w:gridSpan w:val="2"/>
             <w:shd w:val="clear" w:color="auto" w:fill="FFFFFF" w:themeFill="background1"/>
-            <w:tcMar/>
           </w:tcPr>
           <w:p>
             <w:pPr>
@@ -4291,7 +4077,6 @@
             <w:tcW w:w="2534" w:type="dxa"/>
             <w:gridSpan w:val="2"/>
             <w:shd w:val="clear" w:color="auto" w:fill="FBE5D5"/>
-            <w:tcMar/>
           </w:tcPr>
           <w:p>
             <w:pPr>
@@ -4315,11 +4100,9 @@
         </w:tc>
         <w:tc>
           <w:tcPr>
-            <w:cnfStyle w:val="000000000000" w:firstRow="0" w:lastRow="0" w:firstColumn="0" w:lastColumn="0" w:oddVBand="0" w:evenVBand="0" w:oddHBand="0" w:evenHBand="0" w:firstRowFirstColumn="0" w:firstRowLastColumn="0" w:lastRowFirstColumn="0" w:lastRowLastColumn="0"/>
             <w:tcW w:w="7620" w:type="dxa"/>
             <w:gridSpan w:val="2"/>
             <w:shd w:val="clear" w:color="auto" w:fill="FFFFFF" w:themeFill="background1"/>
-            <w:tcMar/>
           </w:tcPr>
           <w:p>
             <w:pPr>
@@ -4354,7 +4137,6 @@
             <w:cnfStyle w:val="001000000000" w:firstRow="0" w:lastRow="0" w:firstColumn="1" w:lastColumn="0" w:oddVBand="0" w:evenVBand="0" w:oddHBand="0" w:evenHBand="0" w:firstRowFirstColumn="0" w:firstRowLastColumn="0" w:lastRowFirstColumn="0" w:lastRowLastColumn="0"/>
             <w:tcW w:w="2534" w:type="dxa"/>
             <w:gridSpan w:val="2"/>
-            <w:tcMar/>
           </w:tcPr>
           <w:p>
             <w:pPr>
@@ -4378,10 +4160,8 @@
         </w:tc>
         <w:tc>
           <w:tcPr>
-            <w:cnfStyle w:val="000000000000" w:firstRow="0" w:lastRow="0" w:firstColumn="0" w:lastColumn="0" w:oddVBand="0" w:evenVBand="0" w:oddHBand="0" w:evenHBand="0" w:firstRowFirstColumn="0" w:firstRowLastColumn="0" w:lastRowFirstColumn="0" w:lastRowLastColumn="0"/>
             <w:tcW w:w="7620" w:type="dxa"/>
             <w:gridSpan w:val="2"/>
-            <w:tcMar/>
           </w:tcPr>
           <w:p>
             <w:pPr>
@@ -4444,7 +4224,6 @@
           <w:tcPr>
             <w:cnfStyle w:val="001000000000" w:firstRow="0" w:lastRow="0" w:firstColumn="1" w:lastColumn="0" w:oddVBand="0" w:evenVBand="0" w:oddHBand="0" w:evenHBand="0" w:firstRowFirstColumn="0" w:firstRowLastColumn="0" w:lastRowFirstColumn="0" w:lastRowLastColumn="0"/>
             <w:tcW w:w="1267" w:type="dxa"/>
-            <w:tcMar/>
           </w:tcPr>
           <w:p>
             <w:pPr>
@@ -4468,11 +4247,9 @@
         </w:tc>
         <w:tc>
           <w:tcPr>
-            <w:cnfStyle w:val="000000000000" w:firstRow="0" w:lastRow="0" w:firstColumn="0" w:lastColumn="0" w:oddVBand="0" w:evenVBand="0" w:oddHBand="0" w:evenHBand="0" w:firstRowFirstColumn="0" w:firstRowLastColumn="0" w:lastRowFirstColumn="0" w:lastRowLastColumn="0"/>
             <w:tcW w:w="6727" w:type="dxa"/>
             <w:gridSpan w:val="2"/>
             <w:shd w:val="clear" w:color="auto" w:fill="FFFFFF" w:themeFill="background1"/>
-            <w:tcMar/>
           </w:tcPr>
           <w:p>
             <w:pPr>
@@ -4496,10 +4273,8 @@
         </w:tc>
         <w:tc>
           <w:tcPr>
-            <w:cnfStyle w:val="000000000000" w:firstRow="0" w:lastRow="0" w:firstColumn="0" w:lastColumn="0" w:oddVBand="0" w:evenVBand="0" w:oddHBand="0" w:evenHBand="0" w:firstRowFirstColumn="0" w:firstRowLastColumn="0" w:lastRowFirstColumn="0" w:lastRowLastColumn="0"/>
             <w:tcW w:w="2160" w:type="dxa"/>
             <w:shd w:val="clear" w:color="auto" w:fill="FFFFFF" w:themeFill="background1"/>
-            <w:tcMar/>
           </w:tcPr>
           <w:p>
             <w:pPr>
@@ -4525,7 +4300,6 @@
             <w:cnfStyle w:val="001000000000" w:firstRow="0" w:lastRow="0" w:firstColumn="1" w:lastColumn="0" w:oddVBand="0" w:evenVBand="0" w:oddHBand="0" w:evenHBand="0" w:firstRowFirstColumn="0" w:firstRowLastColumn="0" w:lastRowFirstColumn="0" w:lastRowLastColumn="0"/>
             <w:tcW w:w="1267" w:type="dxa"/>
             <w:shd w:val="clear" w:color="auto" w:fill="auto"/>
-            <w:tcMar/>
           </w:tcPr>
           <w:p>
             <w:pPr>
@@ -4549,11 +4323,9 @@
         </w:tc>
         <w:tc>
           <w:tcPr>
-            <w:cnfStyle w:val="000000000000" w:firstRow="0" w:lastRow="0" w:firstColumn="0" w:lastColumn="0" w:oddVBand="0" w:evenVBand="0" w:oddHBand="0" w:evenHBand="0" w:firstRowFirstColumn="0" w:firstRowLastColumn="0" w:lastRowFirstColumn="0" w:lastRowLastColumn="0"/>
             <w:tcW w:w="6727" w:type="dxa"/>
             <w:gridSpan w:val="2"/>
             <w:shd w:val="clear" w:color="auto" w:fill="FFFFFF" w:themeFill="background1"/>
-            <w:tcMar/>
           </w:tcPr>
           <w:p>
             <w:pPr>
@@ -4577,10 +4349,8 @@
         </w:tc>
         <w:tc>
           <w:tcPr>
-            <w:cnfStyle w:val="000000000000" w:firstRow="0" w:lastRow="0" w:firstColumn="0" w:lastColumn="0" w:oddVBand="0" w:evenVBand="0" w:oddHBand="0" w:evenHBand="0" w:firstRowFirstColumn="0" w:firstRowLastColumn="0" w:lastRowFirstColumn="0" w:lastRowLastColumn="0"/>
             <w:tcW w:w="2160" w:type="dxa"/>
             <w:shd w:val="clear" w:color="auto" w:fill="FFFFFF" w:themeFill="background1"/>
-            <w:tcMar/>
           </w:tcPr>
           <w:p>
             <w:pPr>
@@ -4604,7 +4374,6 @@
           <w:tcPr>
             <w:cnfStyle w:val="001000000000" w:firstRow="0" w:lastRow="0" w:firstColumn="1" w:lastColumn="0" w:oddVBand="0" w:evenVBand="0" w:oddHBand="0" w:evenHBand="0" w:firstRowFirstColumn="0" w:firstRowLastColumn="0" w:lastRowFirstColumn="0" w:lastRowLastColumn="0"/>
             <w:tcW w:w="1267" w:type="dxa"/>
-            <w:tcMar/>
           </w:tcPr>
           <w:p>
             <w:pPr>
@@ -4628,11 +4397,9 @@
         </w:tc>
         <w:tc>
           <w:tcPr>
-            <w:cnfStyle w:val="000000000000" w:firstRow="0" w:lastRow="0" w:firstColumn="0" w:lastColumn="0" w:oddVBand="0" w:evenVBand="0" w:oddHBand="0" w:evenHBand="0" w:firstRowFirstColumn="0" w:firstRowLastColumn="0" w:lastRowFirstColumn="0" w:lastRowLastColumn="0"/>
             <w:tcW w:w="6727" w:type="dxa"/>
             <w:gridSpan w:val="2"/>
             <w:shd w:val="clear" w:color="auto" w:fill="FFFFFF" w:themeFill="background1"/>
-            <w:tcMar/>
           </w:tcPr>
           <w:p>
             <w:pPr>
@@ -4656,10 +4423,8 @@
         </w:tc>
         <w:tc>
           <w:tcPr>
-            <w:cnfStyle w:val="000000000000" w:firstRow="0" w:lastRow="0" w:firstColumn="0" w:lastColumn="0" w:oddVBand="0" w:evenVBand="0" w:oddHBand="0" w:evenHBand="0" w:firstRowFirstColumn="0" w:firstRowLastColumn="0" w:lastRowFirstColumn="0" w:lastRowLastColumn="0"/>
             <w:tcW w:w="2160" w:type="dxa"/>
             <w:shd w:val="clear" w:color="auto" w:fill="FFFFFF" w:themeFill="background1"/>
-            <w:tcMar/>
           </w:tcPr>
           <w:p>
             <w:pPr>
@@ -4693,7 +4458,6 @@
             <w:cnfStyle w:val="001000000000" w:firstRow="0" w:lastRow="0" w:firstColumn="1" w:lastColumn="0" w:oddVBand="0" w:evenVBand="0" w:oddHBand="0" w:evenHBand="0" w:firstRowFirstColumn="0" w:firstRowLastColumn="0" w:lastRowFirstColumn="0" w:lastRowLastColumn="0"/>
             <w:tcW w:w="1267" w:type="dxa"/>
             <w:shd w:val="clear" w:color="auto" w:fill="auto"/>
-            <w:tcMar/>
           </w:tcPr>
           <w:p>
             <w:pPr>
@@ -4717,11 +4481,9 @@
         </w:tc>
         <w:tc>
           <w:tcPr>
-            <w:cnfStyle w:val="000000000000" w:firstRow="0" w:lastRow="0" w:firstColumn="0" w:lastColumn="0" w:oddVBand="0" w:evenVBand="0" w:oddHBand="0" w:evenHBand="0" w:firstRowFirstColumn="0" w:firstRowLastColumn="0" w:lastRowFirstColumn="0" w:lastRowLastColumn="0"/>
             <w:tcW w:w="6727" w:type="dxa"/>
             <w:gridSpan w:val="2"/>
             <w:shd w:val="clear" w:color="auto" w:fill="FFFFFF" w:themeFill="background1"/>
-            <w:tcMar/>
           </w:tcPr>
           <w:p>
             <w:pPr>
@@ -4754,10 +4516,8 @@
         </w:tc>
         <w:tc>
           <w:tcPr>
-            <w:cnfStyle w:val="000000000000" w:firstRow="0" w:lastRow="0" w:firstColumn="0" w:lastColumn="0" w:oddVBand="0" w:evenVBand="0" w:oddHBand="0" w:evenHBand="0" w:firstRowFirstColumn="0" w:firstRowLastColumn="0" w:lastRowFirstColumn="0" w:lastRowLastColumn="0"/>
             <w:tcW w:w="2160" w:type="dxa"/>
             <w:shd w:val="clear" w:color="auto" w:fill="FFFFFF" w:themeFill="background1"/>
-            <w:tcMar/>
           </w:tcPr>
           <w:p>
             <w:pPr>
@@ -4781,7 +4541,6 @@
             <w:cnfStyle w:val="001000000000" w:firstRow="0" w:lastRow="0" w:firstColumn="1" w:lastColumn="0" w:oddVBand="0" w:evenVBand="0" w:oddHBand="0" w:evenHBand="0" w:firstRowFirstColumn="0" w:firstRowLastColumn="0" w:lastRowFirstColumn="0" w:lastRowLastColumn="0"/>
             <w:tcW w:w="2534" w:type="dxa"/>
             <w:gridSpan w:val="2"/>
-            <w:tcMar/>
           </w:tcPr>
           <w:p>
             <w:pPr>
@@ -4805,11 +4564,9 @@
         </w:tc>
         <w:tc>
           <w:tcPr>
-            <w:cnfStyle w:val="000000000000" w:firstRow="0" w:lastRow="0" w:firstColumn="0" w:lastColumn="0" w:oddVBand="0" w:evenVBand="0" w:oddHBand="0" w:evenHBand="0" w:firstRowFirstColumn="0" w:firstRowLastColumn="0" w:lastRowFirstColumn="0" w:lastRowLastColumn="0"/>
             <w:tcW w:w="7620" w:type="dxa"/>
             <w:gridSpan w:val="2"/>
             <w:shd w:val="clear" w:color="auto" w:fill="FFFFFF" w:themeFill="background1"/>
-            <w:tcMar/>
           </w:tcPr>
           <w:p>
             <w:pPr>
@@ -4845,7 +4602,6 @@
             <w:cnfStyle w:val="001000000000" w:firstRow="0" w:lastRow="0" w:firstColumn="1" w:lastColumn="0" w:oddVBand="0" w:evenVBand="0" w:oddHBand="0" w:evenHBand="0" w:firstRowFirstColumn="0" w:firstRowLastColumn="0" w:lastRowFirstColumn="0" w:lastRowLastColumn="0"/>
             <w:tcW w:w="2534" w:type="dxa"/>
             <w:gridSpan w:val="2"/>
-            <w:tcMar/>
           </w:tcPr>
           <w:p>
             <w:pPr>
@@ -4869,11 +4625,9 @@
         </w:tc>
         <w:tc>
           <w:tcPr>
-            <w:cnfStyle w:val="000000000000" w:firstRow="0" w:lastRow="0" w:firstColumn="0" w:lastColumn="0" w:oddVBand="0" w:evenVBand="0" w:oddHBand="0" w:evenHBand="0" w:firstRowFirstColumn="0" w:firstRowLastColumn="0" w:lastRowFirstColumn="0" w:lastRowLastColumn="0"/>
             <w:tcW w:w="7620" w:type="dxa"/>
             <w:gridSpan w:val="2"/>
             <w:shd w:val="clear" w:color="auto" w:fill="FFFFFF" w:themeFill="background1"/>
-            <w:tcMar/>
           </w:tcPr>
           <w:p>
             <w:pPr>
@@ -4908,7 +4662,6 @@
             <w:tcW w:w="2534" w:type="dxa"/>
             <w:gridSpan w:val="2"/>
             <w:shd w:val="clear" w:color="auto" w:fill="FBE5D5"/>
-            <w:tcMar/>
           </w:tcPr>
           <w:p>
             <w:pPr>
@@ -4933,11 +4686,9 @@
         </w:tc>
         <w:tc>
           <w:tcPr>
-            <w:cnfStyle w:val="000000000000" w:firstRow="0" w:lastRow="0" w:firstColumn="0" w:lastColumn="0" w:oddVBand="0" w:evenVBand="0" w:oddHBand="0" w:evenHBand="0" w:firstRowFirstColumn="0" w:firstRowLastColumn="0" w:lastRowFirstColumn="0" w:lastRowLastColumn="0"/>
             <w:tcW w:w="7620" w:type="dxa"/>
             <w:gridSpan w:val="2"/>
             <w:shd w:val="clear" w:color="auto" w:fill="FBE5D5"/>
-            <w:tcMar/>
           </w:tcPr>
           <w:p>
             <w:pPr>
@@ -5025,7 +4776,6 @@
             <w:cnfStyle w:val="001000000000" w:firstRow="0" w:lastRow="0" w:firstColumn="1" w:lastColumn="0" w:oddVBand="0" w:evenVBand="0" w:oddHBand="0" w:evenHBand="0" w:firstRowFirstColumn="0" w:firstRowLastColumn="0" w:lastRowFirstColumn="0" w:lastRowLastColumn="0"/>
             <w:tcW w:w="1267" w:type="dxa"/>
             <w:shd w:val="clear" w:color="auto" w:fill="auto"/>
-            <w:tcMar/>
           </w:tcPr>
           <w:p>
             <w:pPr>
@@ -5049,11 +4799,9 @@
         </w:tc>
         <w:tc>
           <w:tcPr>
-            <w:cnfStyle w:val="000000000000" w:firstRow="0" w:lastRow="0" w:firstColumn="0" w:lastColumn="0" w:oddVBand="0" w:evenVBand="0" w:oddHBand="0" w:evenHBand="0" w:firstRowFirstColumn="0" w:firstRowLastColumn="0" w:lastRowFirstColumn="0" w:lastRowLastColumn="0"/>
             <w:tcW w:w="6727" w:type="dxa"/>
             <w:gridSpan w:val="2"/>
             <w:shd w:val="clear" w:color="auto" w:fill="FFFFFF" w:themeFill="background1"/>
-            <w:tcMar/>
           </w:tcPr>
           <w:p>
             <w:pPr>
@@ -5077,10 +4825,8 @@
         </w:tc>
         <w:tc>
           <w:tcPr>
-            <w:cnfStyle w:val="000000000000" w:firstRow="0" w:lastRow="0" w:firstColumn="0" w:lastColumn="0" w:oddVBand="0" w:evenVBand="0" w:oddHBand="0" w:evenHBand="0" w:firstRowFirstColumn="0" w:firstRowLastColumn="0" w:lastRowFirstColumn="0" w:lastRowLastColumn="0"/>
             <w:tcW w:w="2160" w:type="dxa"/>
             <w:shd w:val="clear" w:color="auto" w:fill="FFFFFF" w:themeFill="background1"/>
-            <w:tcMar/>
           </w:tcPr>
           <w:p>
             <w:pPr>
@@ -5113,7 +4859,6 @@
           <w:tcPr>
             <w:cnfStyle w:val="001000000000" w:firstRow="0" w:lastRow="0" w:firstColumn="1" w:lastColumn="0" w:oddVBand="0" w:evenVBand="0" w:oddHBand="0" w:evenHBand="0" w:firstRowFirstColumn="0" w:firstRowLastColumn="0" w:lastRowFirstColumn="0" w:lastRowLastColumn="0"/>
             <w:tcW w:w="1267" w:type="dxa"/>
-            <w:tcMar/>
           </w:tcPr>
           <w:p>
             <w:pPr>
@@ -5137,11 +4882,9 @@
         </w:tc>
         <w:tc>
           <w:tcPr>
-            <w:cnfStyle w:val="000000000000" w:firstRow="0" w:lastRow="0" w:firstColumn="0" w:lastColumn="0" w:oddVBand="0" w:evenVBand="0" w:oddHBand="0" w:evenHBand="0" w:firstRowFirstColumn="0" w:firstRowLastColumn="0" w:lastRowFirstColumn="0" w:lastRowLastColumn="0"/>
             <w:tcW w:w="6727" w:type="dxa"/>
             <w:gridSpan w:val="2"/>
             <w:shd w:val="clear" w:color="auto" w:fill="FFFFFF" w:themeFill="background1"/>
-            <w:tcMar/>
           </w:tcPr>
           <w:p>
             <w:pPr>
@@ -5165,10 +4908,8 @@
         </w:tc>
         <w:tc>
           <w:tcPr>
-            <w:cnfStyle w:val="000000000000" w:firstRow="0" w:lastRow="0" w:firstColumn="0" w:lastColumn="0" w:oddVBand="0" w:evenVBand="0" w:oddHBand="0" w:evenHBand="0" w:firstRowFirstColumn="0" w:firstRowLastColumn="0" w:lastRowFirstColumn="0" w:lastRowLastColumn="0"/>
             <w:tcW w:w="2160" w:type="dxa"/>
             <w:shd w:val="clear" w:color="auto" w:fill="FFFFFF" w:themeFill="background1"/>
-            <w:tcMar/>
           </w:tcPr>
           <w:p>
             <w:pPr>
@@ -5193,7 +4934,6 @@
             <w:cnfStyle w:val="001000000000" w:firstRow="0" w:lastRow="0" w:firstColumn="1" w:lastColumn="0" w:oddVBand="0" w:evenVBand="0" w:oddHBand="0" w:evenHBand="0" w:firstRowFirstColumn="0" w:firstRowLastColumn="0" w:lastRowFirstColumn="0" w:lastRowLastColumn="0"/>
             <w:tcW w:w="1267" w:type="dxa"/>
             <w:shd w:val="clear" w:color="auto" w:fill="auto"/>
-            <w:tcMar/>
           </w:tcPr>
           <w:p>
             <w:pPr>
@@ -5217,11 +4957,9 @@
         </w:tc>
         <w:tc>
           <w:tcPr>
-            <w:cnfStyle w:val="000000000000" w:firstRow="0" w:lastRow="0" w:firstColumn="0" w:lastColumn="0" w:oddVBand="0" w:evenVBand="0" w:oddHBand="0" w:evenHBand="0" w:firstRowFirstColumn="0" w:firstRowLastColumn="0" w:lastRowFirstColumn="0" w:lastRowLastColumn="0"/>
             <w:tcW w:w="6727" w:type="dxa"/>
             <w:gridSpan w:val="2"/>
             <w:shd w:val="clear" w:color="auto" w:fill="FFFFFF" w:themeFill="background1"/>
-            <w:tcMar/>
           </w:tcPr>
           <w:p>
             <w:pPr>
@@ -5245,10 +4983,8 @@
         </w:tc>
         <w:tc>
           <w:tcPr>
-            <w:cnfStyle w:val="000000000000" w:firstRow="0" w:lastRow="0" w:firstColumn="0" w:lastColumn="0" w:oddVBand="0" w:evenVBand="0" w:oddHBand="0" w:evenHBand="0" w:firstRowFirstColumn="0" w:firstRowLastColumn="0" w:lastRowFirstColumn="0" w:lastRowLastColumn="0"/>
             <w:tcW w:w="2160" w:type="dxa"/>
             <w:shd w:val="clear" w:color="auto" w:fill="FFFFFF" w:themeFill="background1"/>
-            <w:tcMar/>
           </w:tcPr>
           <w:p>
             <w:pPr>
@@ -5271,7 +5007,6 @@
           <w:tcPr>
             <w:cnfStyle w:val="001000000000" w:firstRow="0" w:lastRow="0" w:firstColumn="1" w:lastColumn="0" w:oddVBand="0" w:evenVBand="0" w:oddHBand="0" w:evenHBand="0" w:firstRowFirstColumn="0" w:firstRowLastColumn="0" w:lastRowFirstColumn="0" w:lastRowLastColumn="0"/>
             <w:tcW w:w="1267" w:type="dxa"/>
-            <w:tcMar/>
           </w:tcPr>
           <w:p>
             <w:pPr>
@@ -5295,11 +5030,9 @@
         </w:tc>
         <w:tc>
           <w:tcPr>
-            <w:cnfStyle w:val="000000000000" w:firstRow="0" w:lastRow="0" w:firstColumn="0" w:lastColumn="0" w:oddVBand="0" w:evenVBand="0" w:oddHBand="0" w:evenHBand="0" w:firstRowFirstColumn="0" w:firstRowLastColumn="0" w:lastRowFirstColumn="0" w:lastRowLastColumn="0"/>
             <w:tcW w:w="6727" w:type="dxa"/>
             <w:gridSpan w:val="2"/>
             <w:shd w:val="clear" w:color="auto" w:fill="FFFFFF" w:themeFill="background1"/>
-            <w:tcMar/>
           </w:tcPr>
           <w:p>
             <w:pPr>
@@ -5323,10 +5056,8 @@
         </w:tc>
         <w:tc>
           <w:tcPr>
-            <w:cnfStyle w:val="000000000000" w:firstRow="0" w:lastRow="0" w:firstColumn="0" w:lastColumn="0" w:oddVBand="0" w:evenVBand="0" w:oddHBand="0" w:evenHBand="0" w:firstRowFirstColumn="0" w:firstRowLastColumn="0" w:lastRowFirstColumn="0" w:lastRowLastColumn="0"/>
             <w:tcW w:w="2160" w:type="dxa"/>
             <w:shd w:val="clear" w:color="auto" w:fill="FFFFFF" w:themeFill="background1"/>
-            <w:tcMar/>
           </w:tcPr>
           <w:p>
             <w:pPr>
@@ -5352,7 +5083,6 @@
             <w:cnfStyle w:val="001000000000" w:firstRow="0" w:lastRow="0" w:firstColumn="1" w:lastColumn="0" w:oddVBand="0" w:evenVBand="0" w:oddHBand="0" w:evenHBand="0" w:firstRowFirstColumn="0" w:firstRowLastColumn="0" w:lastRowFirstColumn="0" w:lastRowLastColumn="0"/>
             <w:tcW w:w="2534" w:type="dxa"/>
             <w:gridSpan w:val="2"/>
-            <w:tcMar/>
           </w:tcPr>
           <w:p>
             <w:pPr>
@@ -5376,11 +5106,9 @@
         </w:tc>
         <w:tc>
           <w:tcPr>
-            <w:cnfStyle w:val="000000000000" w:firstRow="0" w:lastRow="0" w:firstColumn="0" w:lastColumn="0" w:oddVBand="0" w:evenVBand="0" w:oddHBand="0" w:evenHBand="0" w:firstRowFirstColumn="0" w:firstRowLastColumn="0" w:lastRowFirstColumn="0" w:lastRowLastColumn="0"/>
             <w:tcW w:w="7620" w:type="dxa"/>
             <w:gridSpan w:val="2"/>
             <w:shd w:val="clear" w:color="auto" w:fill="FFFFFF" w:themeFill="background1"/>
-            <w:tcMar/>
           </w:tcPr>
           <w:p>
             <w:pPr>
@@ -5416,7 +5144,6 @@
             <w:tcW w:w="2534" w:type="dxa"/>
             <w:gridSpan w:val="2"/>
             <w:shd w:val="clear" w:color="auto" w:fill="FBE5D5"/>
-            <w:tcMar/>
           </w:tcPr>
           <w:p>
             <w:pPr>
@@ -5440,11 +5167,9 @@
         </w:tc>
         <w:tc>
           <w:tcPr>
-            <w:cnfStyle w:val="000000000000" w:firstRow="0" w:lastRow="0" w:firstColumn="0" w:lastColumn="0" w:oddVBand="0" w:evenVBand="0" w:oddHBand="0" w:evenHBand="0" w:firstRowFirstColumn="0" w:firstRowLastColumn="0" w:lastRowFirstColumn="0" w:lastRowLastColumn="0"/>
             <w:tcW w:w="7620" w:type="dxa"/>
             <w:gridSpan w:val="2"/>
             <w:shd w:val="clear" w:color="auto" w:fill="FFFFFF" w:themeFill="background1"/>
-            <w:tcMar/>
           </w:tcPr>
           <w:p>
             <w:pPr>
@@ -5480,7 +5205,6 @@
             <w:cnfStyle w:val="001000000000" w:firstRow="0" w:lastRow="0" w:firstColumn="1" w:lastColumn="0" w:oddVBand="0" w:evenVBand="0" w:oddHBand="0" w:evenHBand="0" w:firstRowFirstColumn="0" w:firstRowLastColumn="0" w:lastRowFirstColumn="0" w:lastRowLastColumn="0"/>
             <w:tcW w:w="2534" w:type="dxa"/>
             <w:gridSpan w:val="2"/>
-            <w:tcMar/>
           </w:tcPr>
           <w:p>
             <w:pPr>
@@ -5504,10 +5228,8 @@
         </w:tc>
         <w:tc>
           <w:tcPr>
-            <w:cnfStyle w:val="000000000000" w:firstRow="0" w:lastRow="0" w:firstColumn="0" w:lastColumn="0" w:oddVBand="0" w:evenVBand="0" w:oddHBand="0" w:evenHBand="0" w:firstRowFirstColumn="0" w:firstRowLastColumn="0" w:lastRowFirstColumn="0" w:lastRowLastColumn="0"/>
             <w:tcW w:w="7620" w:type="dxa"/>
             <w:gridSpan w:val="2"/>
-            <w:tcMar/>
           </w:tcPr>
           <w:p>
             <w:pPr>
@@ -5540,7 +5262,6 @@
           <w:tcPr>
             <w:cnfStyle w:val="001000000000" w:firstRow="0" w:lastRow="0" w:firstColumn="1" w:lastColumn="0" w:oddVBand="0" w:evenVBand="0" w:oddHBand="0" w:evenHBand="0" w:firstRowFirstColumn="0" w:firstRowLastColumn="0" w:lastRowFirstColumn="0" w:lastRowLastColumn="0"/>
             <w:tcW w:w="1267" w:type="dxa"/>
-            <w:tcMar/>
           </w:tcPr>
           <w:p>
             <w:pPr>
@@ -5564,11 +5285,9 @@
         </w:tc>
         <w:tc>
           <w:tcPr>
-            <w:cnfStyle w:val="000000000000" w:firstRow="0" w:lastRow="0" w:firstColumn="0" w:lastColumn="0" w:oddVBand="0" w:evenVBand="0" w:oddHBand="0" w:evenHBand="0" w:firstRowFirstColumn="0" w:firstRowLastColumn="0" w:lastRowFirstColumn="0" w:lastRowLastColumn="0"/>
             <w:tcW w:w="6727" w:type="dxa"/>
             <w:gridSpan w:val="2"/>
             <w:shd w:val="clear" w:color="auto" w:fill="FFFFFF" w:themeFill="background1"/>
-            <w:tcMar/>
           </w:tcPr>
           <w:p>
             <w:pPr>
@@ -5599,10 +5318,8 @@
         </w:tc>
         <w:tc>
           <w:tcPr>
-            <w:cnfStyle w:val="000000000000" w:firstRow="0" w:lastRow="0" w:firstColumn="0" w:lastColumn="0" w:oddVBand="0" w:evenVBand="0" w:oddHBand="0" w:evenHBand="0" w:firstRowFirstColumn="0" w:firstRowLastColumn="0" w:lastRowFirstColumn="0" w:lastRowLastColumn="0"/>
             <w:tcW w:w="2160" w:type="dxa"/>
             <w:shd w:val="clear" w:color="auto" w:fill="FFFFFF" w:themeFill="background1"/>
-            <w:tcMar/>
           </w:tcPr>
           <w:p>
             <w:pPr>
@@ -5628,7 +5345,6 @@
             <w:cnfStyle w:val="001000000000" w:firstRow="0" w:lastRow="0" w:firstColumn="1" w:lastColumn="0" w:oddVBand="0" w:evenVBand="0" w:oddHBand="0" w:evenHBand="0" w:firstRowFirstColumn="0" w:firstRowLastColumn="0" w:lastRowFirstColumn="0" w:lastRowLastColumn="0"/>
             <w:tcW w:w="1267" w:type="dxa"/>
             <w:shd w:val="clear" w:color="auto" w:fill="auto"/>
-            <w:tcMar/>
           </w:tcPr>
           <w:p>
             <w:pPr>
@@ -5652,11 +5368,9 @@
         </w:tc>
         <w:tc>
           <w:tcPr>
-            <w:cnfStyle w:val="000000000000" w:firstRow="0" w:lastRow="0" w:firstColumn="0" w:lastColumn="0" w:oddVBand="0" w:evenVBand="0" w:oddHBand="0" w:evenHBand="0" w:firstRowFirstColumn="0" w:firstRowLastColumn="0" w:lastRowFirstColumn="0" w:lastRowLastColumn="0"/>
             <w:tcW w:w="6727" w:type="dxa"/>
             <w:gridSpan w:val="2"/>
             <w:shd w:val="clear" w:color="auto" w:fill="FFFFFF" w:themeFill="background1"/>
-            <w:tcMar/>
           </w:tcPr>
           <w:p>
             <w:pPr>
@@ -5696,10 +5410,8 @@
         </w:tc>
         <w:tc>
           <w:tcPr>
-            <w:cnfStyle w:val="000000000000" w:firstRow="0" w:lastRow="0" w:firstColumn="0" w:lastColumn="0" w:oddVBand="0" w:evenVBand="0" w:oddHBand="0" w:evenHBand="0" w:firstRowFirstColumn="0" w:firstRowLastColumn="0" w:lastRowFirstColumn="0" w:lastRowLastColumn="0"/>
             <w:tcW w:w="2160" w:type="dxa"/>
             <w:shd w:val="clear" w:color="auto" w:fill="FFFFFF" w:themeFill="background1"/>
-            <w:tcMar/>
           </w:tcPr>
           <w:p>
             <w:pPr>
@@ -5731,7 +5443,6 @@
           <w:tcPr>
             <w:cnfStyle w:val="001000000000" w:firstRow="0" w:lastRow="0" w:firstColumn="1" w:lastColumn="0" w:oddVBand="0" w:evenVBand="0" w:oddHBand="0" w:evenHBand="0" w:firstRowFirstColumn="0" w:firstRowLastColumn="0" w:lastRowFirstColumn="0" w:lastRowLastColumn="0"/>
             <w:tcW w:w="1267" w:type="dxa"/>
-            <w:tcMar/>
           </w:tcPr>
           <w:p>
             <w:pPr>
@@ -5755,11 +5466,9 @@
         </w:tc>
         <w:tc>
           <w:tcPr>
-            <w:cnfStyle w:val="000000000000" w:firstRow="0" w:lastRow="0" w:firstColumn="0" w:lastColumn="0" w:oddVBand="0" w:evenVBand="0" w:oddHBand="0" w:evenHBand="0" w:firstRowFirstColumn="0" w:firstRowLastColumn="0" w:lastRowFirstColumn="0" w:lastRowLastColumn="0"/>
             <w:tcW w:w="6727" w:type="dxa"/>
             <w:gridSpan w:val="2"/>
             <w:shd w:val="clear" w:color="auto" w:fill="FFFFFF" w:themeFill="background1"/>
-            <w:tcMar/>
           </w:tcPr>
           <w:p>
             <w:pPr>
@@ -5790,10 +5499,8 @@
         </w:tc>
         <w:tc>
           <w:tcPr>
-            <w:cnfStyle w:val="000000000000" w:firstRow="0" w:lastRow="0" w:firstColumn="0" w:lastColumn="0" w:oddVBand="0" w:evenVBand="0" w:oddHBand="0" w:evenHBand="0" w:firstRowFirstColumn="0" w:firstRowLastColumn="0" w:lastRowFirstColumn="0" w:lastRowLastColumn="0"/>
             <w:tcW w:w="2160" w:type="dxa"/>
             <w:shd w:val="clear" w:color="auto" w:fill="FFFFFF" w:themeFill="background1"/>
-            <w:tcMar/>
           </w:tcPr>
           <w:p>
             <w:pPr>
@@ -5818,7 +5525,6 @@
             <w:cnfStyle w:val="001000000000" w:firstRow="0" w:lastRow="0" w:firstColumn="1" w:lastColumn="0" w:oddVBand="0" w:evenVBand="0" w:oddHBand="0" w:evenHBand="0" w:firstRowFirstColumn="0" w:firstRowLastColumn="0" w:lastRowFirstColumn="0" w:lastRowLastColumn="0"/>
             <w:tcW w:w="1267" w:type="dxa"/>
             <w:shd w:val="clear" w:color="auto" w:fill="auto"/>
-            <w:tcMar/>
           </w:tcPr>
           <w:p>
             <w:pPr>
@@ -5842,11 +5548,9 @@
         </w:tc>
         <w:tc>
           <w:tcPr>
-            <w:cnfStyle w:val="000000000000" w:firstRow="0" w:lastRow="0" w:firstColumn="0" w:lastColumn="0" w:oddVBand="0" w:evenVBand="0" w:oddHBand="0" w:evenHBand="0" w:firstRowFirstColumn="0" w:firstRowLastColumn="0" w:lastRowFirstColumn="0" w:lastRowLastColumn="0"/>
             <w:tcW w:w="6727" w:type="dxa"/>
             <w:gridSpan w:val="2"/>
             <w:shd w:val="clear" w:color="auto" w:fill="FFFFFF" w:themeFill="background1"/>
-            <w:tcMar/>
           </w:tcPr>
           <w:p>
             <w:pPr>
@@ -5877,10 +5581,8 @@
         </w:tc>
         <w:tc>
           <w:tcPr>
-            <w:cnfStyle w:val="000000000000" w:firstRow="0" w:lastRow="0" w:firstColumn="0" w:lastColumn="0" w:oddVBand="0" w:evenVBand="0" w:oddHBand="0" w:evenHBand="0" w:firstRowFirstColumn="0" w:firstRowLastColumn="0" w:lastRowFirstColumn="0" w:lastRowLastColumn="0"/>
             <w:tcW w:w="2160" w:type="dxa"/>
             <w:shd w:val="clear" w:color="auto" w:fill="FFFFFF" w:themeFill="background1"/>
-            <w:tcMar/>
           </w:tcPr>
           <w:p>
             <w:pPr>
@@ -5906,7 +5608,6 @@
             <w:tcW w:w="2534" w:type="dxa"/>
             <w:gridSpan w:val="2"/>
             <w:shd w:val="clear" w:color="auto" w:fill="FBE5D5"/>
-            <w:tcMar/>
           </w:tcPr>
           <w:p>
             <w:pPr>
@@ -5930,11 +5631,9 @@
         </w:tc>
         <w:tc>
           <w:tcPr>
-            <w:cnfStyle w:val="000000000000" w:firstRow="0" w:lastRow="0" w:firstColumn="0" w:lastColumn="0" w:oddVBand="0" w:evenVBand="0" w:oddHBand="0" w:evenHBand="0" w:firstRowFirstColumn="0" w:firstRowLastColumn="0" w:lastRowFirstColumn="0" w:lastRowLastColumn="0"/>
             <w:tcW w:w="7620" w:type="dxa"/>
             <w:gridSpan w:val="2"/>
             <w:shd w:val="clear" w:color="auto" w:fill="FFFFFF" w:themeFill="background1"/>
-            <w:tcMar/>
           </w:tcPr>
           <w:p>
             <w:pPr>
@@ -5968,7 +5667,6 @@
             <w:cnfStyle w:val="001000000000" w:firstRow="0" w:lastRow="0" w:firstColumn="1" w:lastColumn="0" w:oddVBand="0" w:evenVBand="0" w:oddHBand="0" w:evenHBand="0" w:firstRowFirstColumn="0" w:firstRowLastColumn="0" w:lastRowFirstColumn="0" w:lastRowLastColumn="0"/>
             <w:tcW w:w="2534" w:type="dxa"/>
             <w:gridSpan w:val="2"/>
-            <w:tcMar/>
           </w:tcPr>
           <w:p>
             <w:pPr>
@@ -5992,11 +5690,9 @@
         </w:tc>
         <w:tc>
           <w:tcPr>
-            <w:cnfStyle w:val="000000000000" w:firstRow="0" w:lastRow="0" w:firstColumn="0" w:lastColumn="0" w:oddVBand="0" w:evenVBand="0" w:oddHBand="0" w:evenHBand="0" w:firstRowFirstColumn="0" w:firstRowLastColumn="0" w:lastRowFirstColumn="0" w:lastRowLastColumn="0"/>
             <w:tcW w:w="7620" w:type="dxa"/>
             <w:gridSpan w:val="2"/>
             <w:shd w:val="clear" w:color="auto" w:fill="FFFFFF" w:themeFill="background1"/>
-            <w:tcMar/>
           </w:tcPr>
           <w:p>
             <w:pPr>
@@ -6029,7 +5725,6 @@
             <w:tcW w:w="2534" w:type="dxa"/>
             <w:gridSpan w:val="2"/>
             <w:shd w:val="clear" w:color="auto" w:fill="FBE5D5"/>
-            <w:tcMar/>
           </w:tcPr>
           <w:p>
             <w:pPr>
@@ -6053,11 +5748,9 @@
         </w:tc>
         <w:tc>
           <w:tcPr>
-            <w:cnfStyle w:val="000000000000" w:firstRow="0" w:lastRow="0" w:firstColumn="0" w:lastColumn="0" w:oddVBand="0" w:evenVBand="0" w:oddHBand="0" w:evenHBand="0" w:firstRowFirstColumn="0" w:firstRowLastColumn="0" w:lastRowFirstColumn="0" w:lastRowLastColumn="0"/>
             <w:tcW w:w="7620" w:type="dxa"/>
             <w:gridSpan w:val="2"/>
             <w:shd w:val="clear" w:color="auto" w:fill="FBE5D5"/>
-            <w:tcMar/>
           </w:tcPr>
           <w:p>
             <w:pPr>
@@ -6091,7 +5784,6 @@
             <w:cnfStyle w:val="001000000000" w:firstRow="0" w:lastRow="0" w:firstColumn="1" w:lastColumn="0" w:oddVBand="0" w:evenVBand="0" w:oddHBand="0" w:evenHBand="0" w:firstRowFirstColumn="0" w:firstRowLastColumn="0" w:lastRowFirstColumn="0" w:lastRowLastColumn="0"/>
             <w:tcW w:w="1267" w:type="dxa"/>
             <w:shd w:val="clear" w:color="auto" w:fill="auto"/>
-            <w:tcMar/>
           </w:tcPr>
           <w:p>
             <w:pPr>
@@ -6115,11 +5807,9 @@
         </w:tc>
         <w:tc>
           <w:tcPr>
-            <w:cnfStyle w:val="000000000000" w:firstRow="0" w:lastRow="0" w:firstColumn="0" w:lastColumn="0" w:oddVBand="0" w:evenVBand="0" w:oddHBand="0" w:evenHBand="0" w:firstRowFirstColumn="0" w:firstRowLastColumn="0" w:lastRowFirstColumn="0" w:lastRowLastColumn="0"/>
             <w:tcW w:w="6727" w:type="dxa"/>
             <w:gridSpan w:val="2"/>
             <w:shd w:val="clear" w:color="auto" w:fill="FFFFFF" w:themeFill="background1"/>
-            <w:tcMar/>
           </w:tcPr>
           <w:p>
             <w:pPr>
@@ -6151,10 +5841,8 @@
         </w:tc>
         <w:tc>
           <w:tcPr>
-            <w:cnfStyle w:val="000000000000" w:firstRow="0" w:lastRow="0" w:firstColumn="0" w:lastColumn="0" w:oddVBand="0" w:evenVBand="0" w:oddHBand="0" w:evenHBand="0" w:firstRowFirstColumn="0" w:firstRowLastColumn="0" w:lastRowFirstColumn="0" w:lastRowLastColumn="0"/>
             <w:tcW w:w="2160" w:type="dxa"/>
             <w:shd w:val="clear" w:color="auto" w:fill="FFFFFF" w:themeFill="background1"/>
-            <w:tcMar/>
           </w:tcPr>
           <w:p>
             <w:pPr>
@@ -6178,7 +5866,6 @@
           <w:tcPr>
             <w:cnfStyle w:val="001000000000" w:firstRow="0" w:lastRow="0" w:firstColumn="1" w:lastColumn="0" w:oddVBand="0" w:evenVBand="0" w:oddHBand="0" w:evenHBand="0" w:firstRowFirstColumn="0" w:firstRowLastColumn="0" w:lastRowFirstColumn="0" w:lastRowLastColumn="0"/>
             <w:tcW w:w="1267" w:type="dxa"/>
-            <w:tcMar/>
           </w:tcPr>
           <w:p>
             <w:pPr>
@@ -6202,11 +5889,9 @@
         </w:tc>
         <w:tc>
           <w:tcPr>
-            <w:cnfStyle w:val="000000000000" w:firstRow="0" w:lastRow="0" w:firstColumn="0" w:lastColumn="0" w:oddVBand="0" w:evenVBand="0" w:oddHBand="0" w:evenHBand="0" w:firstRowFirstColumn="0" w:firstRowLastColumn="0" w:lastRowFirstColumn="0" w:lastRowLastColumn="0"/>
             <w:tcW w:w="6727" w:type="dxa"/>
             <w:gridSpan w:val="2"/>
             <w:shd w:val="clear" w:color="auto" w:fill="FFFFFF" w:themeFill="background1"/>
-            <w:tcMar/>
           </w:tcPr>
           <w:p>
             <w:pPr>
@@ -6238,10 +5923,8 @@
         </w:tc>
         <w:tc>
           <w:tcPr>
-            <w:cnfStyle w:val="000000000000" w:firstRow="0" w:lastRow="0" w:firstColumn="0" w:lastColumn="0" w:oddVBand="0" w:evenVBand="0" w:oddHBand="0" w:evenHBand="0" w:firstRowFirstColumn="0" w:firstRowLastColumn="0" w:lastRowFirstColumn="0" w:lastRowLastColumn="0"/>
             <w:tcW w:w="2160" w:type="dxa"/>
             <w:shd w:val="clear" w:color="auto" w:fill="FFFFFF" w:themeFill="background1"/>
-            <w:tcMar/>
           </w:tcPr>
           <w:p>
             <w:pPr>
@@ -6267,7 +5950,6 @@
             <w:cnfStyle w:val="001000000000" w:firstRow="0" w:lastRow="0" w:firstColumn="1" w:lastColumn="0" w:oddVBand="0" w:evenVBand="0" w:oddHBand="0" w:evenHBand="0" w:firstRowFirstColumn="0" w:firstRowLastColumn="0" w:lastRowFirstColumn="0" w:lastRowLastColumn="0"/>
             <w:tcW w:w="1267" w:type="dxa"/>
             <w:shd w:val="clear" w:color="auto" w:fill="auto"/>
-            <w:tcMar/>
           </w:tcPr>
           <w:p>
             <w:pPr>
@@ -6291,11 +5973,9 @@
         </w:tc>
         <w:tc>
           <w:tcPr>
-            <w:cnfStyle w:val="000000000000" w:firstRow="0" w:lastRow="0" w:firstColumn="0" w:lastColumn="0" w:oddVBand="0" w:evenVBand="0" w:oddHBand="0" w:evenHBand="0" w:firstRowFirstColumn="0" w:firstRowLastColumn="0" w:lastRowFirstColumn="0" w:lastRowLastColumn="0"/>
             <w:tcW w:w="6727" w:type="dxa"/>
             <w:gridSpan w:val="2"/>
             <w:shd w:val="clear" w:color="auto" w:fill="FFFFFF" w:themeFill="background1"/>
-            <w:tcMar/>
           </w:tcPr>
           <w:p>
             <w:pPr>
@@ -6345,24 +6025,14 @@
                 <w:sz w:val="20"/>
                 <w:szCs w:val="20"/>
               </w:rPr>
-              <w:t>alor integral</w:t>
-            </w:r>
-            <w:r>
-              <w:rPr>
-                <w:color w:val="auto"/>
-                <w:sz w:val="20"/>
-                <w:szCs w:val="20"/>
-              </w:rPr>
-              <w:t>.</w:t>
-            </w:r>
-          </w:p>
-        </w:tc>
-        <w:tc>
-          <w:tcPr>
-            <w:cnfStyle w:val="000000000000" w:firstRow="0" w:lastRow="0" w:firstColumn="0" w:lastColumn="0" w:oddVBand="0" w:evenVBand="0" w:oddHBand="0" w:evenHBand="0" w:firstRowFirstColumn="0" w:firstRowLastColumn="0" w:lastRowFirstColumn="0" w:lastRowLastColumn="0"/>
+              <w:t>alor integral.</w:t>
+            </w:r>
+          </w:p>
+        </w:tc>
+        <w:tc>
+          <w:tcPr>
             <w:tcW w:w="2160" w:type="dxa"/>
             <w:shd w:val="clear" w:color="auto" w:fill="FFFFFF" w:themeFill="background1"/>
-            <w:tcMar/>
           </w:tcPr>
           <w:p>
             <w:pPr>
@@ -6395,7 +6065,6 @@
           <w:tcPr>
             <w:cnfStyle w:val="001000000000" w:firstRow="0" w:lastRow="0" w:firstColumn="1" w:lastColumn="0" w:oddVBand="0" w:evenVBand="0" w:oddHBand="0" w:evenHBand="0" w:firstRowFirstColumn="0" w:firstRowLastColumn="0" w:lastRowFirstColumn="0" w:lastRowLastColumn="0"/>
             <w:tcW w:w="1267" w:type="dxa"/>
-            <w:tcMar/>
           </w:tcPr>
           <w:p>
             <w:pPr>
@@ -6419,11 +6088,9 @@
         </w:tc>
         <w:tc>
           <w:tcPr>
-            <w:cnfStyle w:val="000000000000" w:firstRow="0" w:lastRow="0" w:firstColumn="0" w:lastColumn="0" w:oddVBand="0" w:evenVBand="0" w:oddHBand="0" w:evenHBand="0" w:firstRowFirstColumn="0" w:firstRowLastColumn="0" w:lastRowFirstColumn="0" w:lastRowLastColumn="0"/>
             <w:tcW w:w="6727" w:type="dxa"/>
             <w:gridSpan w:val="2"/>
             <w:shd w:val="clear" w:color="auto" w:fill="FFFFFF" w:themeFill="background1"/>
-            <w:tcMar/>
           </w:tcPr>
           <w:p>
             <w:pPr>
@@ -6458,10 +6125,8 @@
         </w:tc>
         <w:tc>
           <w:tcPr>
-            <w:cnfStyle w:val="000000000000" w:firstRow="0" w:lastRow="0" w:firstColumn="0" w:lastColumn="0" w:oddVBand="0" w:evenVBand="0" w:oddHBand="0" w:evenHBand="0" w:firstRowFirstColumn="0" w:firstRowLastColumn="0" w:lastRowFirstColumn="0" w:lastRowLastColumn="0"/>
             <w:tcW w:w="2160" w:type="dxa"/>
             <w:shd w:val="clear" w:color="auto" w:fill="FFFFFF" w:themeFill="background1"/>
-            <w:tcMar/>
           </w:tcPr>
           <w:p>
             <w:pPr>
@@ -6487,7 +6152,6 @@
             <w:cnfStyle w:val="001000000000" w:firstRow="0" w:lastRow="0" w:firstColumn="1" w:lastColumn="0" w:oddVBand="0" w:evenVBand="0" w:oddHBand="0" w:evenHBand="0" w:firstRowFirstColumn="0" w:firstRowLastColumn="0" w:lastRowFirstColumn="0" w:lastRowLastColumn="0"/>
             <w:tcW w:w="2534" w:type="dxa"/>
             <w:gridSpan w:val="2"/>
-            <w:tcMar/>
           </w:tcPr>
           <w:p>
             <w:pPr>
@@ -6511,11 +6175,9 @@
         </w:tc>
         <w:tc>
           <w:tcPr>
-            <w:cnfStyle w:val="000000000000" w:firstRow="0" w:lastRow="0" w:firstColumn="0" w:lastColumn="0" w:oddVBand="0" w:evenVBand="0" w:oddHBand="0" w:evenHBand="0" w:firstRowFirstColumn="0" w:firstRowLastColumn="0" w:lastRowFirstColumn="0" w:lastRowLastColumn="0"/>
             <w:tcW w:w="7620" w:type="dxa"/>
             <w:gridSpan w:val="2"/>
             <w:shd w:val="clear" w:color="auto" w:fill="FFFFFF" w:themeFill="background1"/>
-            <w:tcMar/>
           </w:tcPr>
           <w:p>
             <w:pPr>
@@ -6550,7 +6212,6 @@
             <w:tcW w:w="2534" w:type="dxa"/>
             <w:gridSpan w:val="2"/>
             <w:shd w:val="clear" w:color="auto" w:fill="FBE5D5"/>
-            <w:tcMar/>
           </w:tcPr>
           <w:p>
             <w:pPr>
@@ -6574,11 +6235,9 @@
         </w:tc>
         <w:tc>
           <w:tcPr>
-            <w:cnfStyle w:val="000000000000" w:firstRow="0" w:lastRow="0" w:firstColumn="0" w:lastColumn="0" w:oddVBand="0" w:evenVBand="0" w:oddHBand="0" w:evenHBand="0" w:firstRowFirstColumn="0" w:firstRowLastColumn="0" w:lastRowFirstColumn="0" w:lastRowLastColumn="0"/>
             <w:tcW w:w="7620" w:type="dxa"/>
             <w:gridSpan w:val="2"/>
             <w:shd w:val="clear" w:color="auto" w:fill="FFFFFF" w:themeFill="background1"/>
-            <w:tcMar/>
           </w:tcPr>
           <w:p>
             <w:pPr>
@@ -6608,12 +6267,12 @@
         <w:tblW w:w="10154" w:type="dxa"/>
         <w:tblInd w:w="-680" w:type="dxa"/>
         <w:tblBorders>
-          <w:top w:val="single" w:color="F4B083" w:sz="4" w:space="0"/>
-          <w:left w:val="single" w:color="F4B083" w:sz="4" w:space="0"/>
-          <w:bottom w:val="single" w:color="F4B083" w:sz="4" w:space="0"/>
-          <w:right w:val="single" w:color="F4B083" w:sz="4" w:space="0"/>
-          <w:insideH w:val="single" w:color="F4B083" w:sz="4" w:space="0"/>
-          <w:insideV w:val="single" w:color="F4B083" w:sz="4" w:space="0"/>
+          <w:top w:val="single" w:sz="4" w:space="0" w:color="F4B083"/>
+          <w:left w:val="single" w:sz="4" w:space="0" w:color="F4B083"/>
+          <w:bottom w:val="single" w:sz="4" w:space="0" w:color="F4B083"/>
+          <w:right w:val="single" w:sz="4" w:space="0" w:color="F4B083"/>
+          <w:insideH w:val="single" w:sz="4" w:space="0" w:color="F4B083"/>
+          <w:insideV w:val="single" w:sz="4" w:space="0" w:color="F4B083"/>
         </w:tblBorders>
         <w:tblLayout w:type="fixed"/>
         <w:tblLook w:val="04A0" w:firstRow="1" w:lastRow="0" w:firstColumn="1" w:lastColumn="0" w:noHBand="0" w:noVBand="1"/>
@@ -6633,7 +6292,6 @@
             <w:tcW w:w="2534" w:type="dxa"/>
             <w:gridSpan w:val="2"/>
             <w:shd w:val="clear" w:color="auto" w:fill="FBE5D5"/>
-            <w:tcMar/>
           </w:tcPr>
           <w:p>
             <w:pPr>
@@ -6662,7 +6320,6 @@
             <w:tcW w:w="7620" w:type="dxa"/>
             <w:gridSpan w:val="2"/>
             <w:shd w:val="clear" w:color="auto" w:fill="FBE5D5"/>
-            <w:tcMar/>
           </w:tcPr>
           <w:p>
             <w:pPr>
@@ -6679,7 +6336,7 @@
                 <w:sz w:val="20"/>
                 <w:szCs w:val="20"/>
               </w:rPr>
-              <w:t>¿Cuál es el propósito principal del diseño del contenido del curso?</w:t>
+              <w:t>¿Cuál es el propósito de la medición y verificación (M&amp;V) después de implementar una medida de eficiencia energética?</w:t>
             </w:r>
           </w:p>
         </w:tc>
@@ -6691,7 +6348,6 @@
         <w:tc>
           <w:tcPr>
             <w:tcW w:w="1267" w:type="dxa"/>
-            <w:tcMar/>
           </w:tcPr>
           <w:p>
             <w:pPr>
@@ -6720,48 +6376,511 @@
             <w:tcW w:w="6727" w:type="dxa"/>
             <w:gridSpan w:val="2"/>
             <w:shd w:val="clear" w:color="auto" w:fill="FFFFFF" w:themeFill="background1"/>
-            <w:tcMar/>
-          </w:tcPr>
-          <w:p>
-            <w:pPr>
-              <w:rPr>
-                <w:rFonts w:eastAsia="Calibri"/>
-                <w:sz w:val="20"/>
-                <w:szCs w:val="20"/>
-              </w:rPr>
-            </w:pPr>
-            <w:r>
-              <w:rPr>
-                <w:sz w:val="20"/>
-                <w:szCs w:val="20"/>
-              </w:rPr>
-              <w:t xml:space="preserve">Vender </w:t>
-            </w:r>
-            <w:r>
-              <w:rPr>
-                <w:i w:val="1"/>
-                <w:iCs w:val="1"/>
-                <w:sz w:val="20"/>
-                <w:szCs w:val="20"/>
-                <w:highlight w:val="yellow"/>
-              </w:rPr>
-              <w:t>software</w:t>
-            </w:r>
-            <w:r>
-              <w:rPr>
-                <w:i w:val="1"/>
-                <w:iCs w:val="1"/>
-                <w:sz w:val="20"/>
-                <w:szCs w:val="20"/>
-              </w:rPr>
-              <w:t xml:space="preserve"> </w:t>
-            </w:r>
-            <w:r>
-              <w:rPr>
-                <w:sz w:val="20"/>
-                <w:szCs w:val="20"/>
-              </w:rPr>
-              <w:t>de auditoría</w:t>
+          </w:tcPr>
+          <w:p>
+            <w:pPr>
+              <w:rPr>
+                <w:rFonts w:eastAsia="Calibri"/>
+                <w:sz w:val="20"/>
+                <w:szCs w:val="20"/>
+              </w:rPr>
+            </w:pPr>
+            <w:r>
+              <w:rPr>
+                <w:sz w:val="20"/>
+                <w:szCs w:val="20"/>
+              </w:rPr>
+              <w:t>Determinar el número de equipos instalados en la organización.</w:t>
+            </w:r>
+          </w:p>
+        </w:tc>
+        <w:tc>
+          <w:tcPr>
+            <w:tcW w:w="2160" w:type="dxa"/>
+            <w:shd w:val="clear" w:color="auto" w:fill="FFFFFF" w:themeFill="background1"/>
+          </w:tcPr>
+          <w:p>
+            <w:pPr>
+              <w:widowControl w:val="0"/>
+              <w:rPr>
+                <w:rFonts w:eastAsia="Calibri"/>
+                <w:sz w:val="20"/>
+                <w:szCs w:val="20"/>
+              </w:rPr>
+            </w:pPr>
+          </w:p>
+        </w:tc>
+      </w:tr>
+      <w:tr>
+        <w:trPr>
+          <w:trHeight w:val="220"/>
+        </w:trPr>
+        <w:tc>
+          <w:tcPr>
+            <w:tcW w:w="1267" w:type="dxa"/>
+          </w:tcPr>
+          <w:p>
+            <w:pPr>
+              <w:rPr>
+                <w:rFonts w:eastAsia="Calibri"/>
+                <w:b/>
+                <w:color w:val="595959"/>
+                <w:sz w:val="20"/>
+                <w:szCs w:val="20"/>
+              </w:rPr>
+            </w:pPr>
+            <w:r>
+              <w:rPr>
+                <w:rFonts w:eastAsia="Calibri"/>
+                <w:b/>
+                <w:color w:val="595959"/>
+                <w:sz w:val="20"/>
+                <w:szCs w:val="20"/>
+              </w:rPr>
+              <w:t>Opción b)</w:t>
+            </w:r>
+          </w:p>
+        </w:tc>
+        <w:tc>
+          <w:tcPr>
+            <w:tcW w:w="6727" w:type="dxa"/>
+            <w:gridSpan w:val="2"/>
+            <w:shd w:val="clear" w:color="auto" w:fill="FFFFFF" w:themeFill="background1"/>
+          </w:tcPr>
+          <w:p>
+            <w:pPr>
+              <w:rPr>
+                <w:rFonts w:eastAsia="Calibri"/>
+                <w:sz w:val="20"/>
+                <w:szCs w:val="20"/>
+              </w:rPr>
+            </w:pPr>
+            <w:r>
+              <w:rPr>
+                <w:sz w:val="20"/>
+                <w:szCs w:val="20"/>
+              </w:rPr>
+              <w:t>Comparar el consumo posterior a la intervención con la línea base ajustada para verificar los ahorros obtenidos.</w:t>
+            </w:r>
+          </w:p>
+        </w:tc>
+        <w:tc>
+          <w:tcPr>
+            <w:tcW w:w="2160" w:type="dxa"/>
+            <w:shd w:val="clear" w:color="auto" w:fill="FFFFFF" w:themeFill="background1"/>
+          </w:tcPr>
+          <w:p>
+            <w:pPr>
+              <w:widowControl w:val="0"/>
+              <w:rPr>
+                <w:rFonts w:eastAsia="Calibri"/>
+                <w:sz w:val="20"/>
+                <w:szCs w:val="20"/>
+              </w:rPr>
+            </w:pPr>
+            <w:r>
+              <w:rPr>
+                <w:rFonts w:eastAsia="Calibri"/>
+                <w:sz w:val="20"/>
+                <w:szCs w:val="20"/>
+              </w:rPr>
+              <w:t>X</w:t>
+            </w:r>
+          </w:p>
+        </w:tc>
+      </w:tr>
+      <w:tr>
+        <w:trPr>
+          <w:trHeight w:val="220"/>
+        </w:trPr>
+        <w:tc>
+          <w:tcPr>
+            <w:tcW w:w="1267" w:type="dxa"/>
+          </w:tcPr>
+          <w:p>
+            <w:pPr>
+              <w:rPr>
+                <w:rFonts w:eastAsia="Calibri"/>
+                <w:b/>
+                <w:color w:val="595959"/>
+                <w:sz w:val="20"/>
+                <w:szCs w:val="20"/>
+              </w:rPr>
+            </w:pPr>
+            <w:r>
+              <w:rPr>
+                <w:rFonts w:eastAsia="Calibri"/>
+                <w:b/>
+                <w:color w:val="595959"/>
+                <w:sz w:val="20"/>
+                <w:szCs w:val="20"/>
+              </w:rPr>
+              <w:t>Opción c)</w:t>
+            </w:r>
+          </w:p>
+        </w:tc>
+        <w:tc>
+          <w:tcPr>
+            <w:tcW w:w="6727" w:type="dxa"/>
+            <w:gridSpan w:val="2"/>
+            <w:shd w:val="clear" w:color="auto" w:fill="FFFFFF" w:themeFill="background1"/>
+          </w:tcPr>
+          <w:p>
+            <w:pPr>
+              <w:rPr>
+                <w:rFonts w:eastAsia="Calibri"/>
+                <w:sz w:val="20"/>
+                <w:szCs w:val="20"/>
+              </w:rPr>
+            </w:pPr>
+            <w:r>
+              <w:rPr>
+                <w:sz w:val="20"/>
+                <w:szCs w:val="20"/>
+              </w:rPr>
+              <w:t>Establecer los horarios laborales de los trabajadores.</w:t>
+            </w:r>
+          </w:p>
+        </w:tc>
+        <w:tc>
+          <w:tcPr>
+            <w:tcW w:w="2160" w:type="dxa"/>
+            <w:shd w:val="clear" w:color="auto" w:fill="FFFFFF" w:themeFill="background1"/>
+          </w:tcPr>
+          <w:p>
+            <w:pPr>
+              <w:widowControl w:val="0"/>
+              <w:rPr>
+                <w:rFonts w:eastAsia="Calibri"/>
+                <w:sz w:val="20"/>
+                <w:szCs w:val="20"/>
+              </w:rPr>
+            </w:pPr>
+          </w:p>
+        </w:tc>
+      </w:tr>
+      <w:tr>
+        <w:trPr>
+          <w:trHeight w:val="220"/>
+        </w:trPr>
+        <w:tc>
+          <w:tcPr>
+            <w:tcW w:w="1267" w:type="dxa"/>
+          </w:tcPr>
+          <w:p>
+            <w:pPr>
+              <w:rPr>
+                <w:rFonts w:eastAsia="Calibri"/>
+                <w:b/>
+                <w:color w:val="595959"/>
+                <w:sz w:val="20"/>
+                <w:szCs w:val="20"/>
+              </w:rPr>
+            </w:pPr>
+            <w:r>
+              <w:rPr>
+                <w:rFonts w:eastAsia="Calibri"/>
+                <w:b/>
+                <w:color w:val="595959"/>
+                <w:sz w:val="20"/>
+                <w:szCs w:val="20"/>
+              </w:rPr>
+              <w:t>Opción d)</w:t>
+            </w:r>
+          </w:p>
+        </w:tc>
+        <w:tc>
+          <w:tcPr>
+            <w:tcW w:w="6727" w:type="dxa"/>
+            <w:gridSpan w:val="2"/>
+            <w:shd w:val="clear" w:color="auto" w:fill="FFFFFF" w:themeFill="background1"/>
+          </w:tcPr>
+          <w:p>
+            <w:pPr>
+              <w:rPr>
+                <w:rFonts w:eastAsia="Calibri"/>
+                <w:sz w:val="20"/>
+                <w:szCs w:val="20"/>
+              </w:rPr>
+            </w:pPr>
+            <w:r>
+              <w:rPr>
+                <w:sz w:val="20"/>
+                <w:szCs w:val="20"/>
+              </w:rPr>
+              <w:t>Calcular únicamente el costo inicial de adquisición de los equipos.</w:t>
+            </w:r>
+          </w:p>
+        </w:tc>
+        <w:tc>
+          <w:tcPr>
+            <w:tcW w:w="2160" w:type="dxa"/>
+            <w:shd w:val="clear" w:color="auto" w:fill="FFFFFF" w:themeFill="background1"/>
+          </w:tcPr>
+          <w:p>
+            <w:pPr>
+              <w:widowControl w:val="0"/>
+              <w:rPr>
+                <w:rFonts w:eastAsia="Calibri"/>
+                <w:sz w:val="20"/>
+                <w:szCs w:val="20"/>
+              </w:rPr>
+            </w:pPr>
+          </w:p>
+        </w:tc>
+      </w:tr>
+      <w:tr>
+        <w:trPr>
+          <w:trHeight w:val="220"/>
+        </w:trPr>
+        <w:tc>
+          <w:tcPr>
+            <w:tcW w:w="2534" w:type="dxa"/>
+            <w:gridSpan w:val="2"/>
+            <w:shd w:val="clear" w:color="auto" w:fill="FBE5D5"/>
+          </w:tcPr>
+          <w:p>
+            <w:pPr>
+              <w:rPr>
+                <w:rFonts w:eastAsia="Calibri"/>
+                <w:b/>
+                <w:color w:val="595959"/>
+                <w:sz w:val="20"/>
+                <w:szCs w:val="20"/>
+              </w:rPr>
+            </w:pPr>
+            <w:r>
+              <w:rPr>
+                <w:rFonts w:eastAsia="Calibri"/>
+                <w:b/>
+                <w:color w:val="595959"/>
+                <w:sz w:val="20"/>
+                <w:szCs w:val="20"/>
+              </w:rPr>
+              <w:t>Comentario respuesta correcta</w:t>
+            </w:r>
+          </w:p>
+        </w:tc>
+        <w:tc>
+          <w:tcPr>
+            <w:tcW w:w="7620" w:type="dxa"/>
+            <w:gridSpan w:val="2"/>
+            <w:shd w:val="clear" w:color="auto" w:fill="FFFFFF" w:themeFill="background1"/>
+          </w:tcPr>
+          <w:p>
+            <w:pPr>
+              <w:rPr>
+                <w:rFonts w:eastAsia="Calibri"/>
+                <w:sz w:val="20"/>
+                <w:szCs w:val="20"/>
+              </w:rPr>
+            </w:pPr>
+            <w:r>
+              <w:rPr>
+                <w:rFonts w:eastAsia="Calibri"/>
+                <w:bCs/>
+                <w:sz w:val="20"/>
+                <w:szCs w:val="20"/>
+              </w:rPr>
+              <w:t>Se evidencia una adecuada comprensión del proceso de medición y verificación del desempeño energético. Identifica que comparar el consumo posterior a la intervención con la línea base ajustada permite comprobar los ahorros obtenidos.</w:t>
+            </w:r>
+          </w:p>
+        </w:tc>
+      </w:tr>
+      <w:tr>
+        <w:trPr>
+          <w:trHeight w:val="220"/>
+        </w:trPr>
+        <w:tc>
+          <w:tcPr>
+            <w:tcW w:w="2534" w:type="dxa"/>
+            <w:gridSpan w:val="2"/>
+            <w:shd w:val="clear" w:color="auto" w:fill="FBE5D5"/>
+          </w:tcPr>
+          <w:p>
+            <w:pPr>
+              <w:rPr>
+                <w:rFonts w:eastAsia="Calibri"/>
+                <w:b/>
+                <w:color w:val="595959"/>
+                <w:sz w:val="20"/>
+                <w:szCs w:val="20"/>
+              </w:rPr>
+            </w:pPr>
+            <w:r>
+              <w:rPr>
+                <w:rFonts w:eastAsia="Calibri"/>
+                <w:b/>
+                <w:color w:val="595959"/>
+                <w:sz w:val="20"/>
+                <w:szCs w:val="20"/>
+              </w:rPr>
+              <w:t>Comentario respuesta incorrecta</w:t>
+            </w:r>
+          </w:p>
+        </w:tc>
+        <w:tc>
+          <w:tcPr>
+            <w:tcW w:w="7620" w:type="dxa"/>
+            <w:gridSpan w:val="2"/>
+            <w:shd w:val="clear" w:color="auto" w:fill="FFFFFF" w:themeFill="background1"/>
+          </w:tcPr>
+          <w:p>
+            <w:pPr>
+              <w:rPr>
+                <w:rFonts w:eastAsia="Calibri"/>
+                <w:sz w:val="20"/>
+                <w:szCs w:val="20"/>
+              </w:rPr>
+            </w:pPr>
+            <w:r>
+              <w:rPr>
+                <w:rFonts w:eastAsia="Calibri"/>
+                <w:sz w:val="20"/>
+                <w:szCs w:val="20"/>
+              </w:rPr>
+              <w:t>Se recomienda revisar los contenidos del componente formativo relacionados con la medición y verificación del desempeño energético, la línea base ajustada y los procedimientos para comprobar los ahorros reales después de implementar medidas de eficiencia energética.</w:t>
+            </w:r>
+          </w:p>
+        </w:tc>
+      </w:tr>
+      <w:tr>
+        <w:trPr>
+          <w:trHeight w:val="220"/>
+        </w:trPr>
+        <w:tc>
+          <w:tcPr>
+            <w:tcW w:w="2534" w:type="dxa"/>
+            <w:gridSpan w:val="2"/>
+            <w:shd w:val="clear" w:color="auto" w:fill="FBE5D5"/>
+          </w:tcPr>
+          <w:p>
+            <w:pPr>
+              <w:rPr>
+                <w:rFonts w:eastAsia="Calibri"/>
+                <w:b/>
+                <w:color w:val="595959"/>
+                <w:sz w:val="20"/>
+                <w:szCs w:val="20"/>
+              </w:rPr>
+            </w:pPr>
+            <w:r>
+              <w:rPr>
+                <w:rFonts w:eastAsia="Calibri"/>
+                <w:b/>
+                <w:color w:val="595959"/>
+                <w:sz w:val="20"/>
+                <w:szCs w:val="20"/>
+              </w:rPr>
+              <w:t>Pregunta 12</w:t>
+            </w:r>
+          </w:p>
+        </w:tc>
+        <w:tc>
+          <w:tcPr>
+            <w:tcW w:w="7620" w:type="dxa"/>
+            <w:gridSpan w:val="2"/>
+            <w:shd w:val="clear" w:color="auto" w:fill="FBE5D5"/>
+          </w:tcPr>
+          <w:p>
+            <w:pPr>
+              <w:rPr>
+                <w:rFonts w:eastAsia="Calibri"/>
+                <w:b/>
+                <w:bCs/>
+                <w:color w:val="AEAAAA"/>
+                <w:sz w:val="20"/>
+                <w:szCs w:val="20"/>
+              </w:rPr>
+            </w:pPr>
+            <w:r>
+              <w:rPr>
+                <w:sz w:val="20"/>
+                <w:szCs w:val="20"/>
+              </w:rPr>
+              <w:t xml:space="preserve">¿Qué etapa es considerada clave para la consolidación de la </w:t>
+            </w:r>
+            <w:r>
+              <w:rPr>
+                <w:sz w:val="20"/>
+                <w:szCs w:val="20"/>
+              </w:rPr>
+              <w:t>e</w:t>
+            </w:r>
+            <w:r>
+              <w:rPr>
+                <w:sz w:val="20"/>
+                <w:szCs w:val="20"/>
+              </w:rPr>
+              <w:t xml:space="preserve">ficiencia </w:t>
+            </w:r>
+            <w:r>
+              <w:rPr>
+                <w:sz w:val="20"/>
+                <w:szCs w:val="20"/>
+              </w:rPr>
+              <w:t>e</w:t>
+            </w:r>
+            <w:r>
+              <w:rPr>
+                <w:sz w:val="20"/>
+                <w:szCs w:val="20"/>
+              </w:rPr>
+              <w:t>nergética?</w:t>
+            </w:r>
+          </w:p>
+        </w:tc>
+      </w:tr>
+      <w:tr>
+        <w:trPr>
+          <w:trHeight w:val="220"/>
+        </w:trPr>
+        <w:tc>
+          <w:tcPr>
+            <w:tcW w:w="1267" w:type="dxa"/>
+          </w:tcPr>
+          <w:p>
+            <w:pPr>
+              <w:rPr>
+                <w:rFonts w:eastAsia="Calibri"/>
+                <w:b/>
+                <w:color w:val="595959"/>
+                <w:sz w:val="20"/>
+                <w:szCs w:val="20"/>
+              </w:rPr>
+            </w:pPr>
+            <w:r>
+              <w:rPr>
+                <w:rFonts w:eastAsia="Calibri"/>
+                <w:b/>
+                <w:color w:val="595959"/>
+                <w:sz w:val="20"/>
+                <w:szCs w:val="20"/>
+              </w:rPr>
+              <w:t>Opción a)</w:t>
+            </w:r>
+          </w:p>
+        </w:tc>
+        <w:tc>
+          <w:tcPr>
+            <w:tcW w:w="6727" w:type="dxa"/>
+            <w:gridSpan w:val="2"/>
+            <w:shd w:val="clear" w:color="auto" w:fill="FFFFFF" w:themeFill="background1"/>
+          </w:tcPr>
+          <w:p>
+            <w:pPr>
+              <w:rPr>
+                <w:rFonts w:eastAsia="Calibri"/>
+                <w:sz w:val="20"/>
+                <w:szCs w:val="20"/>
+              </w:rPr>
+            </w:pPr>
+            <w:r>
+              <w:rPr>
+                <w:sz w:val="20"/>
+                <w:szCs w:val="20"/>
+              </w:rPr>
+              <w:t>La etapa de proposición e implementación de soluciones</w:t>
             </w:r>
             <w:r>
               <w:rPr>
@@ -6776,7 +6895,6 @@
           <w:tcPr>
             <w:tcW w:w="2160" w:type="dxa"/>
             <w:shd w:val="clear" w:color="auto" w:fill="FFFFFF" w:themeFill="background1"/>
-            <w:tcMar/>
           </w:tcPr>
           <w:p>
             <w:pPr>
@@ -6787,6 +6905,14 @@
                 <w:szCs w:val="20"/>
               </w:rPr>
             </w:pPr>
+            <w:r>
+              <w:rPr>
+                <w:rFonts w:eastAsia="Calibri"/>
+                <w:sz w:val="20"/>
+                <w:szCs w:val="20"/>
+              </w:rPr>
+              <w:t>X</w:t>
+            </w:r>
           </w:p>
         </w:tc>
       </w:tr>
@@ -6797,7 +6923,6 @@
         <w:tc>
           <w:tcPr>
             <w:tcW w:w="1267" w:type="dxa"/>
-            <w:tcMar/>
           </w:tcPr>
           <w:p>
             <w:pPr>
@@ -6826,22 +6951,21 @@
             <w:tcW w:w="6727" w:type="dxa"/>
             <w:gridSpan w:val="2"/>
             <w:shd w:val="clear" w:color="auto" w:fill="FFFFFF" w:themeFill="background1"/>
-            <w:tcMar/>
-          </w:tcPr>
-          <w:p>
-            <w:pPr>
-              <w:rPr>
-                <w:rFonts w:eastAsia="Calibri"/>
-                <w:sz w:val="20"/>
-                <w:szCs w:val="20"/>
-              </w:rPr>
-            </w:pPr>
-            <w:r>
-              <w:rPr>
-                <w:sz w:val="20"/>
-                <w:szCs w:val="20"/>
-              </w:rPr>
-              <w:t>Proporcionar información para aprovechar el programa de formación</w:t>
+          </w:tcPr>
+          <w:p>
+            <w:pPr>
+              <w:rPr>
+                <w:rFonts w:eastAsia="Calibri"/>
+                <w:sz w:val="20"/>
+                <w:szCs w:val="20"/>
+              </w:rPr>
+            </w:pPr>
+            <w:r>
+              <w:rPr>
+                <w:sz w:val="20"/>
+                <w:szCs w:val="20"/>
+              </w:rPr>
+              <w:t>La etapa de cierre de la empresa</w:t>
             </w:r>
             <w:r>
               <w:rPr>
@@ -6856,7 +6980,6 @@
           <w:tcPr>
             <w:tcW w:w="2160" w:type="dxa"/>
             <w:shd w:val="clear" w:color="auto" w:fill="FFFFFF" w:themeFill="background1"/>
-            <w:tcMar/>
           </w:tcPr>
           <w:p>
             <w:pPr>
@@ -6867,6 +6990,529 @@
                 <w:szCs w:val="20"/>
               </w:rPr>
             </w:pPr>
+          </w:p>
+        </w:tc>
+      </w:tr>
+      <w:tr>
+        <w:trPr>
+          <w:trHeight w:val="220"/>
+        </w:trPr>
+        <w:tc>
+          <w:tcPr>
+            <w:tcW w:w="1267" w:type="dxa"/>
+          </w:tcPr>
+          <w:p>
+            <w:pPr>
+              <w:rPr>
+                <w:rFonts w:eastAsia="Calibri"/>
+                <w:b/>
+                <w:color w:val="595959"/>
+                <w:sz w:val="20"/>
+                <w:szCs w:val="20"/>
+              </w:rPr>
+            </w:pPr>
+            <w:r>
+              <w:rPr>
+                <w:rFonts w:eastAsia="Calibri"/>
+                <w:b/>
+                <w:color w:val="595959"/>
+                <w:sz w:val="20"/>
+                <w:szCs w:val="20"/>
+              </w:rPr>
+              <w:t>Opción c)</w:t>
+            </w:r>
+          </w:p>
+        </w:tc>
+        <w:tc>
+          <w:tcPr>
+            <w:tcW w:w="6727" w:type="dxa"/>
+            <w:gridSpan w:val="2"/>
+            <w:shd w:val="clear" w:color="auto" w:fill="FFFFFF" w:themeFill="background1"/>
+          </w:tcPr>
+          <w:p>
+            <w:pPr>
+              <w:rPr>
+                <w:rFonts w:eastAsia="Calibri"/>
+                <w:sz w:val="20"/>
+                <w:szCs w:val="20"/>
+              </w:rPr>
+            </w:pPr>
+            <w:r>
+              <w:rPr>
+                <w:sz w:val="20"/>
+                <w:szCs w:val="20"/>
+              </w:rPr>
+              <w:t>La etapa de contratación de personal</w:t>
+            </w:r>
+            <w:r>
+              <w:rPr>
+                <w:sz w:val="20"/>
+                <w:szCs w:val="20"/>
+              </w:rPr>
+              <w:t>.</w:t>
+            </w:r>
+          </w:p>
+        </w:tc>
+        <w:tc>
+          <w:tcPr>
+            <w:tcW w:w="2160" w:type="dxa"/>
+            <w:shd w:val="clear" w:color="auto" w:fill="FFFFFF" w:themeFill="background1"/>
+          </w:tcPr>
+          <w:p>
+            <w:pPr>
+              <w:widowControl w:val="0"/>
+              <w:rPr>
+                <w:rFonts w:eastAsia="Calibri"/>
+                <w:sz w:val="20"/>
+                <w:szCs w:val="20"/>
+              </w:rPr>
+            </w:pPr>
+          </w:p>
+        </w:tc>
+      </w:tr>
+      <w:tr>
+        <w:trPr>
+          <w:trHeight w:val="220"/>
+        </w:trPr>
+        <w:tc>
+          <w:tcPr>
+            <w:tcW w:w="1267" w:type="dxa"/>
+          </w:tcPr>
+          <w:p>
+            <w:pPr>
+              <w:rPr>
+                <w:rFonts w:eastAsia="Calibri"/>
+                <w:b/>
+                <w:color w:val="595959"/>
+                <w:sz w:val="20"/>
+                <w:szCs w:val="20"/>
+              </w:rPr>
+            </w:pPr>
+            <w:r>
+              <w:rPr>
+                <w:rFonts w:eastAsia="Calibri"/>
+                <w:b/>
+                <w:color w:val="595959"/>
+                <w:sz w:val="20"/>
+                <w:szCs w:val="20"/>
+              </w:rPr>
+              <w:t>Opción d)</w:t>
+            </w:r>
+          </w:p>
+        </w:tc>
+        <w:tc>
+          <w:tcPr>
+            <w:tcW w:w="6727" w:type="dxa"/>
+            <w:gridSpan w:val="2"/>
+            <w:shd w:val="clear" w:color="auto" w:fill="FFFFFF" w:themeFill="background1"/>
+          </w:tcPr>
+          <w:p>
+            <w:pPr>
+              <w:rPr>
+                <w:rFonts w:eastAsia="Calibri"/>
+                <w:sz w:val="20"/>
+                <w:szCs w:val="20"/>
+              </w:rPr>
+            </w:pPr>
+            <w:r>
+              <w:rPr>
+                <w:sz w:val="20"/>
+                <w:szCs w:val="20"/>
+              </w:rPr>
+              <w:t>La etapa de diseño de logotipos</w:t>
+            </w:r>
+            <w:r>
+              <w:rPr>
+                <w:sz w:val="20"/>
+                <w:szCs w:val="20"/>
+              </w:rPr>
+              <w:t>.</w:t>
+            </w:r>
+          </w:p>
+        </w:tc>
+        <w:tc>
+          <w:tcPr>
+            <w:tcW w:w="2160" w:type="dxa"/>
+            <w:shd w:val="clear" w:color="auto" w:fill="FFFFFF" w:themeFill="background1"/>
+          </w:tcPr>
+          <w:p>
+            <w:pPr>
+              <w:widowControl w:val="0"/>
+              <w:rPr>
+                <w:rFonts w:eastAsia="Calibri"/>
+                <w:sz w:val="20"/>
+                <w:szCs w:val="20"/>
+              </w:rPr>
+            </w:pPr>
+          </w:p>
+        </w:tc>
+      </w:tr>
+      <w:tr>
+        <w:trPr>
+          <w:trHeight w:val="220"/>
+        </w:trPr>
+        <w:tc>
+          <w:tcPr>
+            <w:tcW w:w="2534" w:type="dxa"/>
+            <w:gridSpan w:val="2"/>
+            <w:shd w:val="clear" w:color="auto" w:fill="FBE5D5"/>
+          </w:tcPr>
+          <w:p>
+            <w:pPr>
+              <w:rPr>
+                <w:rFonts w:eastAsia="Calibri"/>
+                <w:b/>
+                <w:color w:val="595959"/>
+                <w:sz w:val="20"/>
+                <w:szCs w:val="20"/>
+              </w:rPr>
+            </w:pPr>
+            <w:r>
+              <w:rPr>
+                <w:rFonts w:eastAsia="Calibri"/>
+                <w:b/>
+                <w:color w:val="595959"/>
+                <w:sz w:val="20"/>
+                <w:szCs w:val="20"/>
+              </w:rPr>
+              <w:lastRenderedPageBreak/>
+              <w:t>Comentario respuesta correcta</w:t>
+            </w:r>
+          </w:p>
+        </w:tc>
+        <w:tc>
+          <w:tcPr>
+            <w:tcW w:w="7620" w:type="dxa"/>
+            <w:gridSpan w:val="2"/>
+            <w:shd w:val="clear" w:color="auto" w:fill="FFFFFF" w:themeFill="background1"/>
+          </w:tcPr>
+          <w:p>
+            <w:pPr>
+              <w:rPr>
+                <w:rFonts w:eastAsia="Calibri"/>
+                <w:sz w:val="20"/>
+                <w:szCs w:val="20"/>
+              </w:rPr>
+            </w:pPr>
+            <w:r>
+              <w:rPr>
+                <w:rFonts w:eastAsia="Calibri"/>
+                <w:bCs/>
+                <w:sz w:val="20"/>
+                <w:szCs w:val="20"/>
+              </w:rPr>
+              <w:t>Se evidencia un buen dominio de los conceptos sobre Acciones y estrategias de eficiencia energética.</w:t>
+            </w:r>
+          </w:p>
+        </w:tc>
+      </w:tr>
+      <w:tr>
+        <w:trPr>
+          <w:trHeight w:val="220"/>
+        </w:trPr>
+        <w:tc>
+          <w:tcPr>
+            <w:tcW w:w="2534" w:type="dxa"/>
+            <w:gridSpan w:val="2"/>
+            <w:shd w:val="clear" w:color="auto" w:fill="FBE5D5"/>
+          </w:tcPr>
+          <w:p>
+            <w:pPr>
+              <w:rPr>
+                <w:rFonts w:eastAsia="Calibri"/>
+                <w:b/>
+                <w:color w:val="595959"/>
+                <w:sz w:val="20"/>
+                <w:szCs w:val="20"/>
+              </w:rPr>
+            </w:pPr>
+            <w:r>
+              <w:rPr>
+                <w:rFonts w:eastAsia="Calibri"/>
+                <w:b/>
+                <w:color w:val="595959"/>
+                <w:sz w:val="20"/>
+                <w:szCs w:val="20"/>
+              </w:rPr>
+              <w:t>Comentario respuesta incorrecta</w:t>
+            </w:r>
+          </w:p>
+        </w:tc>
+        <w:tc>
+          <w:tcPr>
+            <w:tcW w:w="7620" w:type="dxa"/>
+            <w:gridSpan w:val="2"/>
+            <w:shd w:val="clear" w:color="auto" w:fill="FFFFFF" w:themeFill="background1"/>
+          </w:tcPr>
+          <w:p>
+            <w:pPr>
+              <w:rPr>
+                <w:rFonts w:eastAsia="Calibri"/>
+                <w:sz w:val="20"/>
+                <w:szCs w:val="20"/>
+              </w:rPr>
+            </w:pPr>
+            <w:r>
+              <w:rPr>
+                <w:rFonts w:eastAsia="Calibri"/>
+                <w:sz w:val="20"/>
+                <w:szCs w:val="20"/>
+              </w:rPr>
+              <w:t>Revise nuevamente el contenido del componente formativo.</w:t>
+            </w:r>
+          </w:p>
+        </w:tc>
+      </w:tr>
+      <w:tr>
+        <w:trPr>
+          <w:trHeight w:val="220"/>
+        </w:trPr>
+        <w:tc>
+          <w:tcPr>
+            <w:tcW w:w="2534" w:type="dxa"/>
+            <w:gridSpan w:val="2"/>
+            <w:shd w:val="clear" w:color="auto" w:fill="FBE5D5"/>
+          </w:tcPr>
+          <w:p>
+            <w:pPr>
+              <w:rPr>
+                <w:rFonts w:eastAsia="Calibri"/>
+                <w:b/>
+                <w:color w:val="595959"/>
+                <w:sz w:val="20"/>
+                <w:szCs w:val="20"/>
+              </w:rPr>
+            </w:pPr>
+            <w:r>
+              <w:rPr>
+                <w:rFonts w:eastAsia="Calibri"/>
+                <w:b/>
+                <w:color w:val="595959"/>
+                <w:sz w:val="20"/>
+                <w:szCs w:val="20"/>
+              </w:rPr>
+              <w:t>Pregunta 13</w:t>
+            </w:r>
+          </w:p>
+        </w:tc>
+        <w:tc>
+          <w:tcPr>
+            <w:tcW w:w="7620" w:type="dxa"/>
+            <w:gridSpan w:val="2"/>
+            <w:shd w:val="clear" w:color="auto" w:fill="FBE5D5"/>
+          </w:tcPr>
+          <w:p>
+            <w:pPr>
+              <w:rPr>
+                <w:rFonts w:eastAsia="Calibri"/>
+                <w:sz w:val="20"/>
+                <w:szCs w:val="20"/>
+              </w:rPr>
+            </w:pPr>
+            <w:r>
+              <w:rPr>
+                <w:rFonts w:eastAsia="Calibri"/>
+                <w:sz w:val="20"/>
+                <w:szCs w:val="20"/>
+              </w:rPr>
+              <w:t>¿Qué significa VAN en el contexto de evaluación económica?</w:t>
+            </w:r>
+          </w:p>
+        </w:tc>
+      </w:tr>
+      <w:tr>
+        <w:trPr>
+          <w:trHeight w:val="220"/>
+        </w:trPr>
+        <w:tc>
+          <w:tcPr>
+            <w:tcW w:w="1267" w:type="dxa"/>
+          </w:tcPr>
+          <w:p>
+            <w:pPr>
+              <w:rPr>
+                <w:rFonts w:eastAsia="Calibri"/>
+                <w:b/>
+                <w:color w:val="595959"/>
+                <w:sz w:val="20"/>
+                <w:szCs w:val="20"/>
+              </w:rPr>
+            </w:pPr>
+            <w:r>
+              <w:rPr>
+                <w:rFonts w:eastAsia="Calibri"/>
+                <w:b/>
+                <w:color w:val="595959"/>
+                <w:sz w:val="20"/>
+                <w:szCs w:val="20"/>
+              </w:rPr>
+              <w:t>Opción a)</w:t>
+            </w:r>
+          </w:p>
+        </w:tc>
+        <w:tc>
+          <w:tcPr>
+            <w:tcW w:w="6727" w:type="dxa"/>
+            <w:gridSpan w:val="2"/>
+            <w:shd w:val="clear" w:color="auto" w:fill="FFFFFF" w:themeFill="background1"/>
+          </w:tcPr>
+          <w:p>
+            <w:pPr>
+              <w:rPr>
+                <w:rFonts w:eastAsia="Calibri"/>
+                <w:sz w:val="20"/>
+                <w:szCs w:val="20"/>
+              </w:rPr>
+            </w:pPr>
+            <w:r>
+              <w:rPr>
+                <w:sz w:val="20"/>
+                <w:szCs w:val="20"/>
+              </w:rPr>
+              <w:t xml:space="preserve">Vehículo de </w:t>
+            </w:r>
+            <w:r>
+              <w:rPr>
+                <w:sz w:val="20"/>
+                <w:szCs w:val="20"/>
+              </w:rPr>
+              <w:t>a</w:t>
+            </w:r>
+            <w:r>
+              <w:rPr>
+                <w:sz w:val="20"/>
+                <w:szCs w:val="20"/>
+              </w:rPr>
+              <w:t xml:space="preserve">cción </w:t>
+            </w:r>
+            <w:r>
+              <w:rPr>
+                <w:sz w:val="20"/>
+                <w:szCs w:val="20"/>
+              </w:rPr>
+              <w:t>n</w:t>
+            </w:r>
+            <w:r>
+              <w:rPr>
+                <w:sz w:val="20"/>
+                <w:szCs w:val="20"/>
+              </w:rPr>
+              <w:t>acional.</w:t>
+            </w:r>
+          </w:p>
+        </w:tc>
+        <w:tc>
+          <w:tcPr>
+            <w:tcW w:w="2160" w:type="dxa"/>
+            <w:shd w:val="clear" w:color="auto" w:fill="FFFFFF" w:themeFill="background1"/>
+          </w:tcPr>
+          <w:p>
+            <w:pPr>
+              <w:widowControl w:val="0"/>
+              <w:rPr>
+                <w:rFonts w:eastAsia="Calibri"/>
+                <w:sz w:val="20"/>
+                <w:szCs w:val="20"/>
+              </w:rPr>
+            </w:pPr>
+          </w:p>
+        </w:tc>
+      </w:tr>
+      <w:tr>
+        <w:trPr>
+          <w:trHeight w:val="220"/>
+        </w:trPr>
+        <w:tc>
+          <w:tcPr>
+            <w:tcW w:w="1267" w:type="dxa"/>
+          </w:tcPr>
+          <w:p>
+            <w:pPr>
+              <w:rPr>
+                <w:rFonts w:eastAsia="Calibri"/>
+                <w:b/>
+                <w:color w:val="595959"/>
+                <w:sz w:val="20"/>
+                <w:szCs w:val="20"/>
+              </w:rPr>
+            </w:pPr>
+            <w:r>
+              <w:rPr>
+                <w:rFonts w:eastAsia="Calibri"/>
+                <w:b/>
+                <w:color w:val="595959"/>
+                <w:sz w:val="20"/>
+                <w:szCs w:val="20"/>
+              </w:rPr>
+              <w:t>Opción b)</w:t>
+            </w:r>
+          </w:p>
+        </w:tc>
+        <w:tc>
+          <w:tcPr>
+            <w:tcW w:w="6727" w:type="dxa"/>
+            <w:gridSpan w:val="2"/>
+            <w:shd w:val="clear" w:color="auto" w:fill="FFFFFF" w:themeFill="background1"/>
+          </w:tcPr>
+          <w:p>
+            <w:pPr>
+              <w:rPr>
+                <w:rFonts w:eastAsia="Calibri"/>
+                <w:sz w:val="20"/>
+                <w:szCs w:val="20"/>
+              </w:rPr>
+            </w:pPr>
+            <w:r>
+              <w:rPr>
+                <w:sz w:val="20"/>
+                <w:szCs w:val="20"/>
+              </w:rPr>
+              <w:t xml:space="preserve">Valor </w:t>
+            </w:r>
+            <w:r>
+              <w:rPr>
+                <w:sz w:val="20"/>
+                <w:szCs w:val="20"/>
+              </w:rPr>
+              <w:t>a</w:t>
+            </w:r>
+            <w:r>
+              <w:rPr>
+                <w:sz w:val="20"/>
+                <w:szCs w:val="20"/>
+              </w:rPr>
+              <w:t xml:space="preserve">ctual </w:t>
+            </w:r>
+            <w:r>
+              <w:rPr>
+                <w:sz w:val="20"/>
+                <w:szCs w:val="20"/>
+              </w:rPr>
+              <w:t>n</w:t>
+            </w:r>
+            <w:r>
+              <w:rPr>
+                <w:sz w:val="20"/>
+                <w:szCs w:val="20"/>
+              </w:rPr>
+              <w:t>eto.</w:t>
+            </w:r>
+          </w:p>
+        </w:tc>
+        <w:tc>
+          <w:tcPr>
+            <w:tcW w:w="2160" w:type="dxa"/>
+            <w:shd w:val="clear" w:color="auto" w:fill="FFFFFF" w:themeFill="background1"/>
+          </w:tcPr>
+          <w:p>
+            <w:pPr>
+              <w:widowControl w:val="0"/>
+              <w:rPr>
+                <w:rFonts w:eastAsia="Calibri"/>
+                <w:sz w:val="20"/>
+                <w:szCs w:val="20"/>
+              </w:rPr>
+            </w:pPr>
             <w:r>
               <w:rPr>
                 <w:rFonts w:eastAsia="Calibri"/>
@@ -6885,7 +7531,6 @@
         <w:tc>
           <w:tcPr>
             <w:tcW w:w="1267" w:type="dxa"/>
-            <w:tcMar/>
           </w:tcPr>
           <w:p>
             <w:pPr>
@@ -6914,29 +7559,49 @@
             <w:tcW w:w="6727" w:type="dxa"/>
             <w:gridSpan w:val="2"/>
             <w:shd w:val="clear" w:color="auto" w:fill="FFFFFF" w:themeFill="background1"/>
-            <w:tcMar/>
-          </w:tcPr>
-          <w:p>
-            <w:pPr>
-              <w:rPr>
-                <w:rFonts w:eastAsia="Calibri"/>
-                <w:sz w:val="20"/>
-                <w:szCs w:val="20"/>
-              </w:rPr>
-            </w:pPr>
-            <w:r>
-              <w:rPr>
-                <w:sz w:val="20"/>
-                <w:szCs w:val="20"/>
-              </w:rPr>
-              <w:t>Evaluar el desempeño del instructor</w:t>
-            </w:r>
-            <w:r>
-              <w:rPr>
-                <w:sz w:val="20"/>
-                <w:szCs w:val="20"/>
-              </w:rPr>
-              <w:t>.</w:t>
+          </w:tcPr>
+          <w:p>
+            <w:pPr>
+              <w:rPr>
+                <w:rFonts w:eastAsia="Calibri"/>
+                <w:sz w:val="20"/>
+                <w:szCs w:val="20"/>
+              </w:rPr>
+            </w:pPr>
+            <w:r>
+              <w:rPr>
+                <w:sz w:val="20"/>
+                <w:szCs w:val="20"/>
+              </w:rPr>
+              <w:t xml:space="preserve">Volumen de </w:t>
+            </w:r>
+            <w:r>
+              <w:rPr>
+                <w:sz w:val="20"/>
+                <w:szCs w:val="20"/>
+              </w:rPr>
+              <w:t>a</w:t>
+            </w:r>
+            <w:r>
+              <w:rPr>
+                <w:sz w:val="20"/>
+                <w:szCs w:val="20"/>
+              </w:rPr>
+              <w:t xml:space="preserve">horro </w:t>
+            </w:r>
+            <w:r>
+              <w:rPr>
+                <w:sz w:val="20"/>
+                <w:szCs w:val="20"/>
+              </w:rPr>
+              <w:t>n</w:t>
+            </w:r>
+            <w:r>
+              <w:rPr>
+                <w:sz w:val="20"/>
+                <w:szCs w:val="20"/>
+              </w:rPr>
+              <w:t>ominal.</w:t>
             </w:r>
           </w:p>
         </w:tc>
@@ -6944,7 +7609,6 @@
           <w:tcPr>
             <w:tcW w:w="2160" w:type="dxa"/>
             <w:shd w:val="clear" w:color="auto" w:fill="FFFFFF" w:themeFill="background1"/>
-            <w:tcMar/>
           </w:tcPr>
           <w:p>
             <w:pPr>
@@ -6965,7 +7629,6 @@
         <w:tc>
           <w:tcPr>
             <w:tcW w:w="1267" w:type="dxa"/>
-            <w:tcMar/>
           </w:tcPr>
           <w:p>
             <w:pPr>
@@ -6994,1113 +7657,6 @@
             <w:tcW w:w="6727" w:type="dxa"/>
             <w:gridSpan w:val="2"/>
             <w:shd w:val="clear" w:color="auto" w:fill="FFFFFF" w:themeFill="background1"/>
-            <w:tcMar/>
-          </w:tcPr>
-          <w:p>
-            <w:pPr>
-              <w:rPr>
-                <w:rFonts w:eastAsia="Calibri"/>
-                <w:sz w:val="20"/>
-                <w:szCs w:val="20"/>
-              </w:rPr>
-            </w:pPr>
-            <w:r>
-              <w:rPr>
-                <w:sz w:val="20"/>
-                <w:szCs w:val="20"/>
-              </w:rPr>
-              <w:t>Redactar leyes nuevas para Colombia</w:t>
-            </w:r>
-            <w:r>
-              <w:rPr>
-                <w:sz w:val="20"/>
-                <w:szCs w:val="20"/>
-              </w:rPr>
-              <w:t>.</w:t>
-            </w:r>
-          </w:p>
-        </w:tc>
-        <w:tc>
-          <w:tcPr>
-            <w:tcW w:w="2160" w:type="dxa"/>
-            <w:shd w:val="clear" w:color="auto" w:fill="FFFFFF" w:themeFill="background1"/>
-            <w:tcMar/>
-          </w:tcPr>
-          <w:p>
-            <w:pPr>
-              <w:widowControl w:val="0"/>
-              <w:rPr>
-                <w:rFonts w:eastAsia="Calibri"/>
-                <w:sz w:val="20"/>
-                <w:szCs w:val="20"/>
-              </w:rPr>
-            </w:pPr>
-          </w:p>
-        </w:tc>
-      </w:tr>
-      <w:tr>
-        <w:trPr>
-          <w:trHeight w:val="220"/>
-        </w:trPr>
-        <w:tc>
-          <w:tcPr>
-            <w:tcW w:w="2534" w:type="dxa"/>
-            <w:gridSpan w:val="2"/>
-            <w:shd w:val="clear" w:color="auto" w:fill="FBE5D5"/>
-            <w:tcMar/>
-          </w:tcPr>
-          <w:p>
-            <w:pPr>
-              <w:rPr>
-                <w:rFonts w:eastAsia="Calibri"/>
-                <w:b/>
-                <w:color w:val="595959"/>
-                <w:sz w:val="20"/>
-                <w:szCs w:val="20"/>
-              </w:rPr>
-            </w:pPr>
-            <w:r>
-              <w:rPr>
-                <w:rFonts w:eastAsia="Calibri"/>
-                <w:b/>
-                <w:color w:val="595959"/>
-                <w:sz w:val="20"/>
-                <w:szCs w:val="20"/>
-              </w:rPr>
-              <w:t>Comentario respuesta correcta</w:t>
-            </w:r>
-          </w:p>
-        </w:tc>
-        <w:tc>
-          <w:tcPr>
-            <w:tcW w:w="7620" w:type="dxa"/>
-            <w:gridSpan w:val="2"/>
-            <w:shd w:val="clear" w:color="auto" w:fill="FFFFFF" w:themeFill="background1"/>
-            <w:tcMar/>
-          </w:tcPr>
-          <w:p>
-            <w:pPr>
-              <w:rPr>
-                <w:rFonts w:eastAsia="Calibri"/>
-                <w:sz w:val="20"/>
-                <w:szCs w:val="20"/>
-              </w:rPr>
-            </w:pPr>
-            <w:r>
-              <w:rPr>
-                <w:rFonts w:eastAsia="Calibri"/>
-                <w:bCs/>
-                <w:sz w:val="20"/>
-                <w:szCs w:val="20"/>
-              </w:rPr>
-              <w:t>Se evidencia un buen dominio de los conceptos sobre Acciones y estrategias de eficiencia energética.</w:t>
-            </w:r>
-          </w:p>
-        </w:tc>
-      </w:tr>
-      <w:tr>
-        <w:trPr>
-          <w:trHeight w:val="220"/>
-        </w:trPr>
-        <w:tc>
-          <w:tcPr>
-            <w:tcW w:w="2534" w:type="dxa"/>
-            <w:gridSpan w:val="2"/>
-            <w:shd w:val="clear" w:color="auto" w:fill="FBE5D5"/>
-            <w:tcMar/>
-          </w:tcPr>
-          <w:p>
-            <w:pPr>
-              <w:rPr>
-                <w:rFonts w:eastAsia="Calibri"/>
-                <w:b/>
-                <w:color w:val="595959"/>
-                <w:sz w:val="20"/>
-                <w:szCs w:val="20"/>
-              </w:rPr>
-            </w:pPr>
-            <w:r>
-              <w:rPr>
-                <w:rFonts w:eastAsia="Calibri"/>
-                <w:b/>
-                <w:color w:val="595959"/>
-                <w:sz w:val="20"/>
-                <w:szCs w:val="20"/>
-              </w:rPr>
-              <w:t>Comentario respuesta incorrecta</w:t>
-            </w:r>
-          </w:p>
-        </w:tc>
-        <w:tc>
-          <w:tcPr>
-            <w:tcW w:w="7620" w:type="dxa"/>
-            <w:gridSpan w:val="2"/>
-            <w:shd w:val="clear" w:color="auto" w:fill="FFFFFF" w:themeFill="background1"/>
-            <w:tcMar/>
-          </w:tcPr>
-          <w:p>
-            <w:pPr>
-              <w:rPr>
-                <w:rFonts w:eastAsia="Calibri"/>
-                <w:sz w:val="20"/>
-                <w:szCs w:val="20"/>
-              </w:rPr>
-            </w:pPr>
-            <w:r>
-              <w:rPr>
-                <w:rFonts w:eastAsia="Calibri"/>
-                <w:sz w:val="20"/>
-                <w:szCs w:val="20"/>
-              </w:rPr>
-              <w:t>Revise nuevamente el contenido del componente formativo.</w:t>
-            </w:r>
-          </w:p>
-        </w:tc>
-      </w:tr>
-      <w:tr>
-        <w:trPr>
-          <w:trHeight w:val="220"/>
-        </w:trPr>
-        <w:tc>
-          <w:tcPr>
-            <w:tcW w:w="2534" w:type="dxa"/>
-            <w:gridSpan w:val="2"/>
-            <w:shd w:val="clear" w:color="auto" w:fill="FBE5D5"/>
-            <w:tcMar/>
-          </w:tcPr>
-          <w:p>
-            <w:pPr>
-              <w:rPr>
-                <w:rFonts w:eastAsia="Calibri"/>
-                <w:b/>
-                <w:color w:val="595959"/>
-                <w:sz w:val="20"/>
-                <w:szCs w:val="20"/>
-              </w:rPr>
-            </w:pPr>
-            <w:r>
-              <w:rPr>
-                <w:rFonts w:eastAsia="Calibri"/>
-                <w:b/>
-                <w:color w:val="595959"/>
-                <w:sz w:val="20"/>
-                <w:szCs w:val="20"/>
-              </w:rPr>
-              <w:t>Pregunta 12</w:t>
-            </w:r>
-          </w:p>
-        </w:tc>
-        <w:tc>
-          <w:tcPr>
-            <w:tcW w:w="7620" w:type="dxa"/>
-            <w:gridSpan w:val="2"/>
-            <w:shd w:val="clear" w:color="auto" w:fill="FBE5D5"/>
-            <w:tcMar/>
-          </w:tcPr>
-          <w:p>
-            <w:pPr>
-              <w:rPr>
-                <w:rFonts w:eastAsia="Calibri"/>
-                <w:b w:val="1"/>
-                <w:bCs w:val="1"/>
-                <w:color w:val="AEAAAA"/>
-                <w:sz w:val="20"/>
-                <w:szCs w:val="20"/>
-              </w:rPr>
-            </w:pPr>
-            <w:r>
-              <w:rPr>
-                <w:sz w:val="20"/>
-                <w:szCs w:val="20"/>
-              </w:rPr>
-              <w:t xml:space="preserve">¿Qué etapa es considerada clave para la consolidación de la </w:t>
-            </w:r>
-            <w:r>
-              <w:rPr>
-                <w:sz w:val="20"/>
-                <w:szCs w:val="20"/>
-              </w:rPr>
-              <w:t>e</w:t>
-            </w:r>
-            <w:r>
-              <w:rPr>
-                <w:sz w:val="20"/>
-                <w:szCs w:val="20"/>
-              </w:rPr>
-              <w:t xml:space="preserve">ficiencia </w:t>
-            </w:r>
-            <w:r>
-              <w:rPr>
-                <w:sz w:val="20"/>
-                <w:szCs w:val="20"/>
-              </w:rPr>
-              <w:t>e</w:t>
-            </w:r>
-            <w:r>
-              <w:rPr>
-                <w:sz w:val="20"/>
-                <w:szCs w:val="20"/>
-              </w:rPr>
-              <w:t>nergética?</w:t>
-            </w:r>
-          </w:p>
-        </w:tc>
-      </w:tr>
-      <w:tr>
-        <w:trPr>
-          <w:trHeight w:val="220"/>
-        </w:trPr>
-        <w:tc>
-          <w:tcPr>
-            <w:tcW w:w="1267" w:type="dxa"/>
-            <w:tcMar/>
-          </w:tcPr>
-          <w:p>
-            <w:pPr>
-              <w:rPr>
-                <w:rFonts w:eastAsia="Calibri"/>
-                <w:b/>
-                <w:color w:val="595959"/>
-                <w:sz w:val="20"/>
-                <w:szCs w:val="20"/>
-              </w:rPr>
-            </w:pPr>
-            <w:r>
-              <w:rPr>
-                <w:rFonts w:eastAsia="Calibri"/>
-                <w:b/>
-                <w:color w:val="595959"/>
-                <w:sz w:val="20"/>
-                <w:szCs w:val="20"/>
-              </w:rPr>
-              <w:t>Opción a)</w:t>
-            </w:r>
-          </w:p>
-        </w:tc>
-        <w:tc>
-          <w:tcPr>
-            <w:tcW w:w="6727" w:type="dxa"/>
-            <w:gridSpan w:val="2"/>
-            <w:shd w:val="clear" w:color="auto" w:fill="FFFFFF" w:themeFill="background1"/>
-            <w:tcMar/>
-          </w:tcPr>
-          <w:p>
-            <w:pPr>
-              <w:rPr>
-                <w:rFonts w:eastAsia="Calibri"/>
-                <w:sz w:val="20"/>
-                <w:szCs w:val="20"/>
-              </w:rPr>
-            </w:pPr>
-            <w:r>
-              <w:rPr>
-                <w:sz w:val="20"/>
-                <w:szCs w:val="20"/>
-              </w:rPr>
-              <w:t>La etapa de proposición e implementación de soluciones</w:t>
-            </w:r>
-            <w:r>
-              <w:rPr>
-                <w:sz w:val="20"/>
-                <w:szCs w:val="20"/>
-              </w:rPr>
-              <w:t>.</w:t>
-            </w:r>
-          </w:p>
-        </w:tc>
-        <w:tc>
-          <w:tcPr>
-            <w:tcW w:w="2160" w:type="dxa"/>
-            <w:shd w:val="clear" w:color="auto" w:fill="FFFFFF" w:themeFill="background1"/>
-            <w:tcMar/>
-          </w:tcPr>
-          <w:p>
-            <w:pPr>
-              <w:widowControl w:val="0"/>
-              <w:rPr>
-                <w:rFonts w:eastAsia="Calibri"/>
-                <w:sz w:val="20"/>
-                <w:szCs w:val="20"/>
-              </w:rPr>
-            </w:pPr>
-            <w:r>
-              <w:rPr>
-                <w:rFonts w:eastAsia="Calibri"/>
-                <w:sz w:val="20"/>
-                <w:szCs w:val="20"/>
-              </w:rPr>
-              <w:t>X</w:t>
-            </w:r>
-          </w:p>
-        </w:tc>
-      </w:tr>
-      <w:tr>
-        <w:trPr>
-          <w:trHeight w:val="220"/>
-        </w:trPr>
-        <w:tc>
-          <w:tcPr>
-            <w:tcW w:w="1267" w:type="dxa"/>
-            <w:tcMar/>
-          </w:tcPr>
-          <w:p>
-            <w:pPr>
-              <w:rPr>
-                <w:rFonts w:eastAsia="Calibri"/>
-                <w:b/>
-                <w:color w:val="595959"/>
-                <w:sz w:val="20"/>
-                <w:szCs w:val="20"/>
-              </w:rPr>
-            </w:pPr>
-            <w:r>
-              <w:rPr>
-                <w:rFonts w:eastAsia="Calibri"/>
-                <w:b/>
-                <w:color w:val="595959"/>
-                <w:sz w:val="20"/>
-                <w:szCs w:val="20"/>
-              </w:rPr>
-              <w:t>Opción b)</w:t>
-            </w:r>
-          </w:p>
-        </w:tc>
-        <w:tc>
-          <w:tcPr>
-            <w:tcW w:w="6727" w:type="dxa"/>
-            <w:gridSpan w:val="2"/>
-            <w:shd w:val="clear" w:color="auto" w:fill="FFFFFF" w:themeFill="background1"/>
-            <w:tcMar/>
-          </w:tcPr>
-          <w:p>
-            <w:pPr>
-              <w:rPr>
-                <w:rFonts w:eastAsia="Calibri"/>
-                <w:sz w:val="20"/>
-                <w:szCs w:val="20"/>
-              </w:rPr>
-            </w:pPr>
-            <w:r>
-              <w:rPr>
-                <w:sz w:val="20"/>
-                <w:szCs w:val="20"/>
-              </w:rPr>
-              <w:t>La etapa de cierre de la empresa</w:t>
-            </w:r>
-            <w:r>
-              <w:rPr>
-                <w:sz w:val="20"/>
-                <w:szCs w:val="20"/>
-              </w:rPr>
-              <w:t>.</w:t>
-            </w:r>
-          </w:p>
-        </w:tc>
-        <w:tc>
-          <w:tcPr>
-            <w:tcW w:w="2160" w:type="dxa"/>
-            <w:shd w:val="clear" w:color="auto" w:fill="FFFFFF" w:themeFill="background1"/>
-            <w:tcMar/>
-          </w:tcPr>
-          <w:p>
-            <w:pPr>
-              <w:widowControl w:val="0"/>
-              <w:rPr>
-                <w:rFonts w:eastAsia="Calibri"/>
-                <w:sz w:val="20"/>
-                <w:szCs w:val="20"/>
-              </w:rPr>
-            </w:pPr>
-          </w:p>
-        </w:tc>
-      </w:tr>
-      <w:tr>
-        <w:trPr>
-          <w:trHeight w:val="220"/>
-        </w:trPr>
-        <w:tc>
-          <w:tcPr>
-            <w:tcW w:w="1267" w:type="dxa"/>
-            <w:tcMar/>
-          </w:tcPr>
-          <w:p>
-            <w:pPr>
-              <w:rPr>
-                <w:rFonts w:eastAsia="Calibri"/>
-                <w:b/>
-                <w:color w:val="595959"/>
-                <w:sz w:val="20"/>
-                <w:szCs w:val="20"/>
-              </w:rPr>
-            </w:pPr>
-            <w:r>
-              <w:rPr>
-                <w:rFonts w:eastAsia="Calibri"/>
-                <w:b/>
-                <w:color w:val="595959"/>
-                <w:sz w:val="20"/>
-                <w:szCs w:val="20"/>
-              </w:rPr>
-              <w:t>Opción c)</w:t>
-            </w:r>
-          </w:p>
-        </w:tc>
-        <w:tc>
-          <w:tcPr>
-            <w:tcW w:w="6727" w:type="dxa"/>
-            <w:gridSpan w:val="2"/>
-            <w:shd w:val="clear" w:color="auto" w:fill="FFFFFF" w:themeFill="background1"/>
-            <w:tcMar/>
-          </w:tcPr>
-          <w:p>
-            <w:pPr>
-              <w:rPr>
-                <w:rFonts w:eastAsia="Calibri"/>
-                <w:sz w:val="20"/>
-                <w:szCs w:val="20"/>
-              </w:rPr>
-            </w:pPr>
-            <w:r>
-              <w:rPr>
-                <w:sz w:val="20"/>
-                <w:szCs w:val="20"/>
-              </w:rPr>
-              <w:t>La etapa de contratación de personal</w:t>
-            </w:r>
-            <w:r>
-              <w:rPr>
-                <w:sz w:val="20"/>
-                <w:szCs w:val="20"/>
-              </w:rPr>
-              <w:t>.</w:t>
-            </w:r>
-          </w:p>
-        </w:tc>
-        <w:tc>
-          <w:tcPr>
-            <w:tcW w:w="2160" w:type="dxa"/>
-            <w:shd w:val="clear" w:color="auto" w:fill="FFFFFF" w:themeFill="background1"/>
-            <w:tcMar/>
-          </w:tcPr>
-          <w:p>
-            <w:pPr>
-              <w:widowControl w:val="0"/>
-              <w:rPr>
-                <w:rFonts w:eastAsia="Calibri"/>
-                <w:sz w:val="20"/>
-                <w:szCs w:val="20"/>
-              </w:rPr>
-            </w:pPr>
-          </w:p>
-        </w:tc>
-      </w:tr>
-      <w:tr>
-        <w:trPr>
-          <w:trHeight w:val="220"/>
-        </w:trPr>
-        <w:tc>
-          <w:tcPr>
-            <w:tcW w:w="1267" w:type="dxa"/>
-            <w:tcMar/>
-          </w:tcPr>
-          <w:p>
-            <w:pPr>
-              <w:rPr>
-                <w:rFonts w:eastAsia="Calibri"/>
-                <w:b/>
-                <w:color w:val="595959"/>
-                <w:sz w:val="20"/>
-                <w:szCs w:val="20"/>
-              </w:rPr>
-            </w:pPr>
-            <w:r>
-              <w:rPr>
-                <w:rFonts w:eastAsia="Calibri"/>
-                <w:b/>
-                <w:color w:val="595959"/>
-                <w:sz w:val="20"/>
-                <w:szCs w:val="20"/>
-              </w:rPr>
-              <w:t>Opción d)</w:t>
-            </w:r>
-          </w:p>
-        </w:tc>
-        <w:tc>
-          <w:tcPr>
-            <w:tcW w:w="6727" w:type="dxa"/>
-            <w:gridSpan w:val="2"/>
-            <w:shd w:val="clear" w:color="auto" w:fill="FFFFFF" w:themeFill="background1"/>
-            <w:tcMar/>
-          </w:tcPr>
-          <w:p>
-            <w:pPr>
-              <w:rPr>
-                <w:rFonts w:eastAsia="Calibri"/>
-                <w:sz w:val="20"/>
-                <w:szCs w:val="20"/>
-              </w:rPr>
-            </w:pPr>
-            <w:r>
-              <w:rPr>
-                <w:sz w:val="20"/>
-                <w:szCs w:val="20"/>
-              </w:rPr>
-              <w:t>La etapa de diseño de logotipos</w:t>
-            </w:r>
-            <w:r>
-              <w:rPr>
-                <w:sz w:val="20"/>
-                <w:szCs w:val="20"/>
-              </w:rPr>
-              <w:t>.</w:t>
-            </w:r>
-          </w:p>
-        </w:tc>
-        <w:tc>
-          <w:tcPr>
-            <w:tcW w:w="2160" w:type="dxa"/>
-            <w:shd w:val="clear" w:color="auto" w:fill="FFFFFF" w:themeFill="background1"/>
-            <w:tcMar/>
-          </w:tcPr>
-          <w:p>
-            <w:pPr>
-              <w:widowControl w:val="0"/>
-              <w:rPr>
-                <w:rFonts w:eastAsia="Calibri"/>
-                <w:sz w:val="20"/>
-                <w:szCs w:val="20"/>
-              </w:rPr>
-            </w:pPr>
-          </w:p>
-        </w:tc>
-      </w:tr>
-      <w:tr>
-        <w:trPr>
-          <w:trHeight w:val="220"/>
-        </w:trPr>
-        <w:tc>
-          <w:tcPr>
-            <w:tcW w:w="2534" w:type="dxa"/>
-            <w:gridSpan w:val="2"/>
-            <w:shd w:val="clear" w:color="auto" w:fill="FBE5D5"/>
-            <w:tcMar/>
-          </w:tcPr>
-          <w:p>
-            <w:pPr>
-              <w:rPr>
-                <w:rFonts w:eastAsia="Calibri"/>
-                <w:b/>
-                <w:color w:val="595959"/>
-                <w:sz w:val="20"/>
-                <w:szCs w:val="20"/>
-              </w:rPr>
-            </w:pPr>
-            <w:r>
-              <w:rPr>
-                <w:rFonts w:eastAsia="Calibri"/>
-                <w:b/>
-                <w:color w:val="595959"/>
-                <w:sz w:val="20"/>
-                <w:szCs w:val="20"/>
-              </w:rPr>
-              <w:t>Comentario respuesta correcta</w:t>
-            </w:r>
-          </w:p>
-        </w:tc>
-        <w:tc>
-          <w:tcPr>
-            <w:tcW w:w="7620" w:type="dxa"/>
-            <w:gridSpan w:val="2"/>
-            <w:shd w:val="clear" w:color="auto" w:fill="FFFFFF" w:themeFill="background1"/>
-            <w:tcMar/>
-          </w:tcPr>
-          <w:p>
-            <w:pPr>
-              <w:rPr>
-                <w:rFonts w:eastAsia="Calibri"/>
-                <w:sz w:val="20"/>
-                <w:szCs w:val="20"/>
-              </w:rPr>
-            </w:pPr>
-            <w:r>
-              <w:rPr>
-                <w:rFonts w:eastAsia="Calibri"/>
-                <w:bCs/>
-                <w:sz w:val="20"/>
-                <w:szCs w:val="20"/>
-              </w:rPr>
-              <w:t>Se evidencia un buen dominio de los conceptos sobre Acciones y estrategias de eficiencia energética.</w:t>
-            </w:r>
-          </w:p>
-        </w:tc>
-      </w:tr>
-      <w:tr>
-        <w:trPr>
-          <w:trHeight w:val="220"/>
-        </w:trPr>
-        <w:tc>
-          <w:tcPr>
-            <w:tcW w:w="2534" w:type="dxa"/>
-            <w:gridSpan w:val="2"/>
-            <w:shd w:val="clear" w:color="auto" w:fill="FBE5D5"/>
-            <w:tcMar/>
-          </w:tcPr>
-          <w:p>
-            <w:pPr>
-              <w:rPr>
-                <w:rFonts w:eastAsia="Calibri"/>
-                <w:b/>
-                <w:color w:val="595959"/>
-                <w:sz w:val="20"/>
-                <w:szCs w:val="20"/>
-              </w:rPr>
-            </w:pPr>
-            <w:r>
-              <w:rPr>
-                <w:rFonts w:eastAsia="Calibri"/>
-                <w:b/>
-                <w:color w:val="595959"/>
-                <w:sz w:val="20"/>
-                <w:szCs w:val="20"/>
-              </w:rPr>
-              <w:t>Comentario respuesta incorrecta</w:t>
-            </w:r>
-          </w:p>
-        </w:tc>
-        <w:tc>
-          <w:tcPr>
-            <w:tcW w:w="7620" w:type="dxa"/>
-            <w:gridSpan w:val="2"/>
-            <w:shd w:val="clear" w:color="auto" w:fill="FFFFFF" w:themeFill="background1"/>
-            <w:tcMar/>
-          </w:tcPr>
-          <w:p>
-            <w:pPr>
-              <w:rPr>
-                <w:rFonts w:eastAsia="Calibri"/>
-                <w:sz w:val="20"/>
-                <w:szCs w:val="20"/>
-              </w:rPr>
-            </w:pPr>
-            <w:r>
-              <w:rPr>
-                <w:rFonts w:eastAsia="Calibri"/>
-                <w:sz w:val="20"/>
-                <w:szCs w:val="20"/>
-              </w:rPr>
-              <w:t>Revise nuevamente el contenido del componente formativo.</w:t>
-            </w:r>
-          </w:p>
-        </w:tc>
-      </w:tr>
-      <w:tr>
-        <w:trPr>
-          <w:trHeight w:val="220"/>
-        </w:trPr>
-        <w:tc>
-          <w:tcPr>
-            <w:tcW w:w="2534" w:type="dxa"/>
-            <w:gridSpan w:val="2"/>
-            <w:shd w:val="clear" w:color="auto" w:fill="FBE5D5"/>
-            <w:tcMar/>
-          </w:tcPr>
-          <w:p>
-            <w:pPr>
-              <w:rPr>
-                <w:rFonts w:eastAsia="Calibri"/>
-                <w:b/>
-                <w:color w:val="595959"/>
-                <w:sz w:val="20"/>
-                <w:szCs w:val="20"/>
-              </w:rPr>
-            </w:pPr>
-            <w:r>
-              <w:rPr>
-                <w:rFonts w:eastAsia="Calibri"/>
-                <w:b/>
-                <w:color w:val="595959"/>
-                <w:sz w:val="20"/>
-                <w:szCs w:val="20"/>
-              </w:rPr>
-              <w:t>Pregunta 13</w:t>
-            </w:r>
-          </w:p>
-        </w:tc>
-        <w:tc>
-          <w:tcPr>
-            <w:tcW w:w="7620" w:type="dxa"/>
-            <w:gridSpan w:val="2"/>
-            <w:shd w:val="clear" w:color="auto" w:fill="FBE5D5"/>
-            <w:tcMar/>
-          </w:tcPr>
-          <w:p>
-            <w:pPr>
-              <w:rPr>
-                <w:rFonts w:eastAsia="Calibri"/>
-                <w:sz w:val="20"/>
-                <w:szCs w:val="20"/>
-              </w:rPr>
-            </w:pPr>
-            <w:r>
-              <w:rPr>
-                <w:rFonts w:eastAsia="Calibri"/>
-                <w:sz w:val="20"/>
-                <w:szCs w:val="20"/>
-              </w:rPr>
-              <w:t>¿Qué significa VAN en el contexto de evaluación económica?</w:t>
-            </w:r>
-          </w:p>
-        </w:tc>
-      </w:tr>
-      <w:tr>
-        <w:trPr>
-          <w:trHeight w:val="220"/>
-        </w:trPr>
-        <w:tc>
-          <w:tcPr>
-            <w:tcW w:w="1267" w:type="dxa"/>
-            <w:tcMar/>
-          </w:tcPr>
-          <w:p>
-            <w:pPr>
-              <w:rPr>
-                <w:rFonts w:eastAsia="Calibri"/>
-                <w:b/>
-                <w:color w:val="595959"/>
-                <w:sz w:val="20"/>
-                <w:szCs w:val="20"/>
-              </w:rPr>
-            </w:pPr>
-            <w:r>
-              <w:rPr>
-                <w:rFonts w:eastAsia="Calibri"/>
-                <w:b/>
-                <w:color w:val="595959"/>
-                <w:sz w:val="20"/>
-                <w:szCs w:val="20"/>
-              </w:rPr>
-              <w:lastRenderedPageBreak/>
-              <w:t>Opción a)</w:t>
-            </w:r>
-          </w:p>
-        </w:tc>
-        <w:tc>
-          <w:tcPr>
-            <w:tcW w:w="6727" w:type="dxa"/>
-            <w:gridSpan w:val="2"/>
-            <w:shd w:val="clear" w:color="auto" w:fill="FFFFFF" w:themeFill="background1"/>
-            <w:tcMar/>
-          </w:tcPr>
-          <w:p>
-            <w:pPr>
-              <w:rPr>
-                <w:rFonts w:eastAsia="Calibri"/>
-                <w:sz w:val="20"/>
-                <w:szCs w:val="20"/>
-              </w:rPr>
-            </w:pPr>
-            <w:r>
-              <w:rPr>
-                <w:sz w:val="20"/>
-                <w:szCs w:val="20"/>
-              </w:rPr>
-              <w:t xml:space="preserve">Vehículo de </w:t>
-            </w:r>
-            <w:r>
-              <w:rPr>
-                <w:sz w:val="20"/>
-                <w:szCs w:val="20"/>
-              </w:rPr>
-              <w:t>a</w:t>
-            </w:r>
-            <w:r>
-              <w:rPr>
-                <w:sz w:val="20"/>
-                <w:szCs w:val="20"/>
-              </w:rPr>
-              <w:t xml:space="preserve">cción </w:t>
-            </w:r>
-            <w:r>
-              <w:rPr>
-                <w:sz w:val="20"/>
-                <w:szCs w:val="20"/>
-              </w:rPr>
-              <w:t>n</w:t>
-            </w:r>
-            <w:r>
-              <w:rPr>
-                <w:sz w:val="20"/>
-                <w:szCs w:val="20"/>
-              </w:rPr>
-              <w:t>acional.</w:t>
-            </w:r>
-          </w:p>
-        </w:tc>
-        <w:tc>
-          <w:tcPr>
-            <w:tcW w:w="2160" w:type="dxa"/>
-            <w:shd w:val="clear" w:color="auto" w:fill="FFFFFF" w:themeFill="background1"/>
-            <w:tcMar/>
-          </w:tcPr>
-          <w:p>
-            <w:pPr>
-              <w:widowControl w:val="0"/>
-              <w:rPr>
-                <w:rFonts w:eastAsia="Calibri"/>
-                <w:sz w:val="20"/>
-                <w:szCs w:val="20"/>
-              </w:rPr>
-            </w:pPr>
-          </w:p>
-        </w:tc>
-      </w:tr>
-      <w:tr>
-        <w:trPr>
-          <w:trHeight w:val="220"/>
-        </w:trPr>
-        <w:tc>
-          <w:tcPr>
-            <w:tcW w:w="1267" w:type="dxa"/>
-            <w:tcMar/>
-          </w:tcPr>
-          <w:p>
-            <w:pPr>
-              <w:rPr>
-                <w:rFonts w:eastAsia="Calibri"/>
-                <w:b/>
-                <w:color w:val="595959"/>
-                <w:sz w:val="20"/>
-                <w:szCs w:val="20"/>
-              </w:rPr>
-            </w:pPr>
-            <w:r>
-              <w:rPr>
-                <w:rFonts w:eastAsia="Calibri"/>
-                <w:b/>
-                <w:color w:val="595959"/>
-                <w:sz w:val="20"/>
-                <w:szCs w:val="20"/>
-              </w:rPr>
-              <w:t>Opción b)</w:t>
-            </w:r>
-          </w:p>
-        </w:tc>
-        <w:tc>
-          <w:tcPr>
-            <w:tcW w:w="6727" w:type="dxa"/>
-            <w:gridSpan w:val="2"/>
-            <w:shd w:val="clear" w:color="auto" w:fill="FFFFFF" w:themeFill="background1"/>
-            <w:tcMar/>
-          </w:tcPr>
-          <w:p>
-            <w:pPr>
-              <w:rPr>
-                <w:rFonts w:eastAsia="Calibri"/>
-                <w:sz w:val="20"/>
-                <w:szCs w:val="20"/>
-              </w:rPr>
-            </w:pPr>
-            <w:r>
-              <w:rPr>
-                <w:sz w:val="20"/>
-                <w:szCs w:val="20"/>
-              </w:rPr>
-              <w:t xml:space="preserve">Valor </w:t>
-            </w:r>
-            <w:r>
-              <w:rPr>
-                <w:sz w:val="20"/>
-                <w:szCs w:val="20"/>
-              </w:rPr>
-              <w:t>a</w:t>
-            </w:r>
-            <w:r>
-              <w:rPr>
-                <w:sz w:val="20"/>
-                <w:szCs w:val="20"/>
-              </w:rPr>
-              <w:t xml:space="preserve">ctual </w:t>
-            </w:r>
-            <w:r>
-              <w:rPr>
-                <w:sz w:val="20"/>
-                <w:szCs w:val="20"/>
-              </w:rPr>
-              <w:t>n</w:t>
-            </w:r>
-            <w:r>
-              <w:rPr>
-                <w:sz w:val="20"/>
-                <w:szCs w:val="20"/>
-              </w:rPr>
-              <w:t>eto.</w:t>
-            </w:r>
-          </w:p>
-        </w:tc>
-        <w:tc>
-          <w:tcPr>
-            <w:tcW w:w="2160" w:type="dxa"/>
-            <w:shd w:val="clear" w:color="auto" w:fill="FFFFFF" w:themeFill="background1"/>
-            <w:tcMar/>
-          </w:tcPr>
-          <w:p>
-            <w:pPr>
-              <w:widowControl w:val="0"/>
-              <w:rPr>
-                <w:rFonts w:eastAsia="Calibri"/>
-                <w:sz w:val="20"/>
-                <w:szCs w:val="20"/>
-              </w:rPr>
-            </w:pPr>
-            <w:r>
-              <w:rPr>
-                <w:rFonts w:eastAsia="Calibri"/>
-                <w:sz w:val="20"/>
-                <w:szCs w:val="20"/>
-              </w:rPr>
-              <w:t>X</w:t>
-            </w:r>
-          </w:p>
-        </w:tc>
-      </w:tr>
-      <w:tr>
-        <w:trPr>
-          <w:trHeight w:val="220"/>
-        </w:trPr>
-        <w:tc>
-          <w:tcPr>
-            <w:tcW w:w="1267" w:type="dxa"/>
-            <w:tcMar/>
-          </w:tcPr>
-          <w:p>
-            <w:pPr>
-              <w:rPr>
-                <w:rFonts w:eastAsia="Calibri"/>
-                <w:b/>
-                <w:color w:val="595959"/>
-                <w:sz w:val="20"/>
-                <w:szCs w:val="20"/>
-              </w:rPr>
-            </w:pPr>
-            <w:r>
-              <w:rPr>
-                <w:rFonts w:eastAsia="Calibri"/>
-                <w:b/>
-                <w:color w:val="595959"/>
-                <w:sz w:val="20"/>
-                <w:szCs w:val="20"/>
-              </w:rPr>
-              <w:t>Opción c)</w:t>
-            </w:r>
-          </w:p>
-        </w:tc>
-        <w:tc>
-          <w:tcPr>
-            <w:tcW w:w="6727" w:type="dxa"/>
-            <w:gridSpan w:val="2"/>
-            <w:shd w:val="clear" w:color="auto" w:fill="FFFFFF" w:themeFill="background1"/>
-            <w:tcMar/>
-          </w:tcPr>
-          <w:p>
-            <w:pPr>
-              <w:rPr>
-                <w:rFonts w:eastAsia="Calibri"/>
-                <w:sz w:val="20"/>
-                <w:szCs w:val="20"/>
-              </w:rPr>
-            </w:pPr>
-            <w:r>
-              <w:rPr>
-                <w:sz w:val="20"/>
-                <w:szCs w:val="20"/>
-              </w:rPr>
-              <w:t xml:space="preserve">Volumen de </w:t>
-            </w:r>
-            <w:r>
-              <w:rPr>
-                <w:sz w:val="20"/>
-                <w:szCs w:val="20"/>
-              </w:rPr>
-              <w:t>a</w:t>
-            </w:r>
-            <w:r>
-              <w:rPr>
-                <w:sz w:val="20"/>
-                <w:szCs w:val="20"/>
-              </w:rPr>
-              <w:t xml:space="preserve">horro </w:t>
-            </w:r>
-            <w:r>
-              <w:rPr>
-                <w:sz w:val="20"/>
-                <w:szCs w:val="20"/>
-              </w:rPr>
-              <w:t>n</w:t>
-            </w:r>
-            <w:r>
-              <w:rPr>
-                <w:sz w:val="20"/>
-                <w:szCs w:val="20"/>
-              </w:rPr>
-              <w:t>ominal.</w:t>
-            </w:r>
-          </w:p>
-        </w:tc>
-        <w:tc>
-          <w:tcPr>
-            <w:tcW w:w="2160" w:type="dxa"/>
-            <w:shd w:val="clear" w:color="auto" w:fill="FFFFFF" w:themeFill="background1"/>
-            <w:tcMar/>
-          </w:tcPr>
-          <w:p>
-            <w:pPr>
-              <w:widowControl w:val="0"/>
-              <w:rPr>
-                <w:rFonts w:eastAsia="Calibri"/>
-                <w:sz w:val="20"/>
-                <w:szCs w:val="20"/>
-              </w:rPr>
-            </w:pPr>
-          </w:p>
-        </w:tc>
-      </w:tr>
-      <w:tr>
-        <w:trPr>
-          <w:trHeight w:val="220"/>
-        </w:trPr>
-        <w:tc>
-          <w:tcPr>
-            <w:tcW w:w="1267" w:type="dxa"/>
-            <w:tcMar/>
-          </w:tcPr>
-          <w:p>
-            <w:pPr>
-              <w:rPr>
-                <w:rFonts w:eastAsia="Calibri"/>
-                <w:b/>
-                <w:color w:val="595959"/>
-                <w:sz w:val="20"/>
-                <w:szCs w:val="20"/>
-              </w:rPr>
-            </w:pPr>
-            <w:r>
-              <w:rPr>
-                <w:rFonts w:eastAsia="Calibri"/>
-                <w:b/>
-                <w:color w:val="595959"/>
-                <w:sz w:val="20"/>
-                <w:szCs w:val="20"/>
-              </w:rPr>
-              <w:t>Opción d)</w:t>
-            </w:r>
-          </w:p>
-        </w:tc>
-        <w:tc>
-          <w:tcPr>
-            <w:tcW w:w="6727" w:type="dxa"/>
-            <w:gridSpan w:val="2"/>
-            <w:shd w:val="clear" w:color="auto" w:fill="FFFFFF" w:themeFill="background1"/>
-            <w:tcMar/>
           </w:tcPr>
           <w:p>
             <w:pPr>
@@ -8154,7 +7710,6 @@
           <w:tcPr>
             <w:tcW w:w="2160" w:type="dxa"/>
             <w:shd w:val="clear" w:color="auto" w:fill="FFFFFF" w:themeFill="background1"/>
-            <w:tcMar/>
           </w:tcPr>
           <w:p>
             <w:pPr>
@@ -8177,7 +7732,6 @@
             <w:tcW w:w="2534" w:type="dxa"/>
             <w:gridSpan w:val="2"/>
             <w:shd w:val="clear" w:color="auto" w:fill="FBE5D5"/>
-            <w:tcMar/>
           </w:tcPr>
           <w:p>
             <w:pPr>
@@ -8206,7 +7760,6 @@
             <w:tcW w:w="7620" w:type="dxa"/>
             <w:gridSpan w:val="2"/>
             <w:shd w:val="clear" w:color="auto" w:fill="FFFFFF" w:themeFill="background1"/>
-            <w:tcMar/>
           </w:tcPr>
           <w:p>
             <w:pPr>
@@ -8237,7 +7790,6 @@
             <w:tcW w:w="2534" w:type="dxa"/>
             <w:gridSpan w:val="2"/>
             <w:shd w:val="clear" w:color="auto" w:fill="FBE5D5"/>
-            <w:tcMar/>
           </w:tcPr>
           <w:p>
             <w:pPr>
@@ -8266,7 +7818,6 @@
             <w:tcW w:w="7620" w:type="dxa"/>
             <w:gridSpan w:val="2"/>
             <w:shd w:val="clear" w:color="auto" w:fill="FFFFFF" w:themeFill="background1"/>
-            <w:tcMar/>
           </w:tcPr>
           <w:p>
             <w:pPr>
@@ -8296,7 +7847,6 @@
             <w:tcW w:w="2534" w:type="dxa"/>
             <w:gridSpan w:val="2"/>
             <w:shd w:val="clear" w:color="auto" w:fill="FBE5D5"/>
-            <w:tcMar/>
           </w:tcPr>
           <w:p>
             <w:pPr>
@@ -8325,7 +7875,6 @@
             <w:tcW w:w="7620" w:type="dxa"/>
             <w:gridSpan w:val="2"/>
             <w:shd w:val="clear" w:color="auto" w:fill="FBE5D5"/>
-            <w:tcMar/>
           </w:tcPr>
           <w:p>
             <w:pPr>
@@ -8354,7 +7903,6 @@
         <w:tc>
           <w:tcPr>
             <w:tcW w:w="1267" w:type="dxa"/>
-            <w:tcMar/>
           </w:tcPr>
           <w:p>
             <w:pPr>
@@ -8383,7 +7931,6 @@
             <w:tcW w:w="6727" w:type="dxa"/>
             <w:gridSpan w:val="2"/>
             <w:shd w:val="clear" w:color="auto" w:fill="FFFFFF" w:themeFill="background1"/>
-            <w:tcMar/>
           </w:tcPr>
           <w:p>
             <w:pPr>
@@ -8413,7 +7960,6 @@
           <w:tcPr>
             <w:tcW w:w="2160" w:type="dxa"/>
             <w:shd w:val="clear" w:color="auto" w:fill="FFFFFF" w:themeFill="background1"/>
-            <w:tcMar/>
           </w:tcPr>
           <w:p>
             <w:pPr>
@@ -8434,7 +7980,6 @@
         <w:tc>
           <w:tcPr>
             <w:tcW w:w="1267" w:type="dxa"/>
-            <w:tcMar/>
           </w:tcPr>
           <w:p>
             <w:pPr>
@@ -8463,7 +8008,6 @@
             <w:tcW w:w="6727" w:type="dxa"/>
             <w:gridSpan w:val="2"/>
             <w:shd w:val="clear" w:color="auto" w:fill="FFFFFF" w:themeFill="background1"/>
-            <w:tcMar/>
           </w:tcPr>
           <w:p>
             <w:pPr>
@@ -8493,7 +8037,6 @@
           <w:tcPr>
             <w:tcW w:w="2160" w:type="dxa"/>
             <w:shd w:val="clear" w:color="auto" w:fill="FFFFFF" w:themeFill="background1"/>
-            <w:tcMar/>
           </w:tcPr>
           <w:p>
             <w:pPr>
@@ -8514,7 +8057,6 @@
         <w:tc>
           <w:tcPr>
             <w:tcW w:w="1267" w:type="dxa"/>
-            <w:tcMar/>
           </w:tcPr>
           <w:p>
             <w:pPr>
@@ -8543,7 +8085,6 @@
             <w:tcW w:w="6727" w:type="dxa"/>
             <w:gridSpan w:val="2"/>
             <w:shd w:val="clear" w:color="auto" w:fill="FFFFFF" w:themeFill="background1"/>
-            <w:tcMar/>
           </w:tcPr>
           <w:p>
             <w:pPr>
@@ -8573,7 +8114,6 @@
           <w:tcPr>
             <w:tcW w:w="2160" w:type="dxa"/>
             <w:shd w:val="clear" w:color="auto" w:fill="FFFFFF" w:themeFill="background1"/>
-            <w:tcMar/>
           </w:tcPr>
           <w:p>
             <w:pPr>
@@ -8602,7 +8142,6 @@
         <w:tc>
           <w:tcPr>
             <w:tcW w:w="1267" w:type="dxa"/>
-            <w:tcMar/>
           </w:tcPr>
           <w:p>
             <w:pPr>
@@ -8631,7 +8170,6 @@
             <w:tcW w:w="6727" w:type="dxa"/>
             <w:gridSpan w:val="2"/>
             <w:shd w:val="clear" w:color="auto" w:fill="FFFFFF" w:themeFill="background1"/>
-            <w:tcMar/>
           </w:tcPr>
           <w:p>
             <w:pPr>
@@ -8654,7 +8192,6 @@
           <w:tcPr>
             <w:tcW w:w="2160" w:type="dxa"/>
             <w:shd w:val="clear" w:color="auto" w:fill="FFFFFF" w:themeFill="background1"/>
-            <w:tcMar/>
           </w:tcPr>
           <w:p>
             <w:pPr>
@@ -8677,7 +8214,6 @@
             <w:tcW w:w="2534" w:type="dxa"/>
             <w:gridSpan w:val="2"/>
             <w:shd w:val="clear" w:color="auto" w:fill="FBE5D5"/>
-            <w:tcMar/>
           </w:tcPr>
           <w:p>
             <w:pPr>
@@ -8706,7 +8242,6 @@
             <w:tcW w:w="7620" w:type="dxa"/>
             <w:gridSpan w:val="2"/>
             <w:shd w:val="clear" w:color="auto" w:fill="FFFFFF" w:themeFill="background1"/>
-            <w:tcMar/>
           </w:tcPr>
           <w:p>
             <w:pPr>
@@ -8737,7 +8272,6 @@
             <w:tcW w:w="2534" w:type="dxa"/>
             <w:gridSpan w:val="2"/>
             <w:shd w:val="clear" w:color="auto" w:fill="FBE5D5"/>
-            <w:tcMar/>
           </w:tcPr>
           <w:p>
             <w:pPr>
@@ -8766,7 +8300,6 @@
             <w:tcW w:w="7620" w:type="dxa"/>
             <w:gridSpan w:val="2"/>
             <w:shd w:val="clear" w:color="auto" w:fill="FFFFFF" w:themeFill="background1"/>
-            <w:tcMar/>
           </w:tcPr>
           <w:p>
             <w:pPr>
@@ -8796,7 +8329,6 @@
             <w:tcW w:w="2534" w:type="dxa"/>
             <w:gridSpan w:val="2"/>
             <w:shd w:val="clear" w:color="auto" w:fill="FBE5D5"/>
-            <w:tcMar/>
           </w:tcPr>
           <w:p>
             <w:pPr>
@@ -8825,7 +8357,6 @@
             <w:tcW w:w="7620" w:type="dxa"/>
             <w:gridSpan w:val="2"/>
             <w:shd w:val="clear" w:color="auto" w:fill="FBE5D5"/>
-            <w:tcMar/>
           </w:tcPr>
           <w:p>
             <w:pPr>
@@ -8887,7 +8418,6 @@
         <w:tc>
           <w:tcPr>
             <w:tcW w:w="1267" w:type="dxa"/>
-            <w:tcMar/>
           </w:tcPr>
           <w:p>
             <w:pPr>
@@ -8916,7 +8446,6 @@
             <w:tcW w:w="6727" w:type="dxa"/>
             <w:gridSpan w:val="2"/>
             <w:shd w:val="clear" w:color="auto" w:fill="FFFFFF" w:themeFill="background1"/>
-            <w:tcMar/>
           </w:tcPr>
           <w:p>
             <w:pPr>
@@ -8939,7 +8468,6 @@
           <w:tcPr>
             <w:tcW w:w="2160" w:type="dxa"/>
             <w:shd w:val="clear" w:color="auto" w:fill="FFFFFF" w:themeFill="background1"/>
-            <w:tcMar/>
           </w:tcPr>
           <w:p>
             <w:pPr>
@@ -8960,7 +8488,6 @@
         <w:tc>
           <w:tcPr>
             <w:tcW w:w="1267" w:type="dxa"/>
-            <w:tcMar/>
           </w:tcPr>
           <w:p>
             <w:pPr>
@@ -8989,7 +8516,6 @@
             <w:tcW w:w="6727" w:type="dxa"/>
             <w:gridSpan w:val="2"/>
             <w:shd w:val="clear" w:color="auto" w:fill="FFFFFF" w:themeFill="background1"/>
-            <w:tcMar/>
           </w:tcPr>
           <w:p>
             <w:pPr>
@@ -9012,7 +8538,6 @@
           <w:tcPr>
             <w:tcW w:w="2160" w:type="dxa"/>
             <w:shd w:val="clear" w:color="auto" w:fill="FFFFFF" w:themeFill="background1"/>
-            <w:tcMar/>
           </w:tcPr>
           <w:p>
             <w:pPr>
@@ -9041,7 +8566,6 @@
         <w:tc>
           <w:tcPr>
             <w:tcW w:w="1267" w:type="dxa"/>
-            <w:tcMar/>
           </w:tcPr>
           <w:p>
             <w:pPr>
@@ -9070,7 +8594,6 @@
             <w:tcW w:w="6727" w:type="dxa"/>
             <w:gridSpan w:val="2"/>
             <w:shd w:val="clear" w:color="auto" w:fill="FFFFFF" w:themeFill="background1"/>
-            <w:tcMar/>
           </w:tcPr>
           <w:p>
             <w:pPr>
@@ -9093,7 +8616,6 @@
           <w:tcPr>
             <w:tcW w:w="2160" w:type="dxa"/>
             <w:shd w:val="clear" w:color="auto" w:fill="FFFFFF" w:themeFill="background1"/>
-            <w:tcMar/>
           </w:tcPr>
           <w:p>
             <w:pPr>
@@ -9114,7 +8636,6 @@
         <w:tc>
           <w:tcPr>
             <w:tcW w:w="1267" w:type="dxa"/>
-            <w:tcMar/>
           </w:tcPr>
           <w:p>
             <w:pPr>
@@ -9143,7 +8664,6 @@
             <w:tcW w:w="6727" w:type="dxa"/>
             <w:gridSpan w:val="2"/>
             <w:shd w:val="clear" w:color="auto" w:fill="FFFFFF" w:themeFill="background1"/>
-            <w:tcMar/>
           </w:tcPr>
           <w:p>
             <w:pPr>
@@ -9166,7 +8686,6 @@
           <w:tcPr>
             <w:tcW w:w="2160" w:type="dxa"/>
             <w:shd w:val="clear" w:color="auto" w:fill="FFFFFF" w:themeFill="background1"/>
-            <w:tcMar/>
           </w:tcPr>
           <w:p>
             <w:pPr>
@@ -9189,7 +8708,6 @@
             <w:tcW w:w="2534" w:type="dxa"/>
             <w:gridSpan w:val="2"/>
             <w:shd w:val="clear" w:color="auto" w:fill="FBE5D5"/>
-            <w:tcMar/>
           </w:tcPr>
           <w:p>
             <w:pPr>
@@ -9218,7 +8736,6 @@
             <w:tcW w:w="7620" w:type="dxa"/>
             <w:gridSpan w:val="2"/>
             <w:shd w:val="clear" w:color="auto" w:fill="FFFFFF" w:themeFill="background1"/>
-            <w:tcMar/>
           </w:tcPr>
           <w:p>
             <w:pPr>
@@ -9249,7 +8766,6 @@
             <w:tcW w:w="2534" w:type="dxa"/>
             <w:gridSpan w:val="2"/>
             <w:shd w:val="clear" w:color="auto" w:fill="FBE5D5"/>
-            <w:tcMar/>
           </w:tcPr>
           <w:p>
             <w:pPr>
@@ -9278,7 +8794,6 @@
             <w:tcW w:w="7620" w:type="dxa"/>
             <w:gridSpan w:val="2"/>
             <w:shd w:val="clear" w:color="auto" w:fill="FFFFFF" w:themeFill="background1"/>
-            <w:tcMar/>
           </w:tcPr>
           <w:p>
             <w:pPr>
@@ -9308,7 +8823,6 @@
             <w:tcW w:w="2534" w:type="dxa"/>
             <w:gridSpan w:val="2"/>
             <w:shd w:val="clear" w:color="auto" w:fill="FBE5D5"/>
-            <w:tcMar/>
           </w:tcPr>
           <w:p>
             <w:pPr>
@@ -9337,7 +8851,6 @@
             <w:tcW w:w="7620" w:type="dxa"/>
             <w:gridSpan w:val="2"/>
             <w:shd w:val="clear" w:color="auto" w:fill="FBE5D5"/>
-            <w:tcMar/>
           </w:tcPr>
           <w:p>
             <w:pPr>
@@ -9365,7 +8878,6 @@
         <w:tc>
           <w:tcPr>
             <w:tcW w:w="1267" w:type="dxa"/>
-            <w:tcMar/>
           </w:tcPr>
           <w:p>
             <w:pPr>
@@ -9394,29 +8906,21 @@
             <w:tcW w:w="6727" w:type="dxa"/>
             <w:gridSpan w:val="2"/>
             <w:shd w:val="clear" w:color="auto" w:fill="FFFFFF" w:themeFill="background1"/>
-            <w:tcMar/>
-          </w:tcPr>
-          <w:p>
-            <w:pPr>
-              <w:rPr>
-                <w:rFonts w:eastAsia="Calibri"/>
-                <w:sz w:val="20"/>
-                <w:szCs w:val="20"/>
-              </w:rPr>
-            </w:pPr>
-            <w:r>
-              <w:rPr>
-                <w:sz w:val="20"/>
-                <w:szCs w:val="20"/>
-              </w:rPr>
-              <w:t>Paneles solares</w:t>
-            </w:r>
-            <w:r>
-              <w:rPr>
-                <w:sz w:val="20"/>
-                <w:szCs w:val="20"/>
-              </w:rPr>
-              <w:t>.</w:t>
+          </w:tcPr>
+          <w:p>
+            <w:pPr>
+              <w:rPr>
+                <w:rFonts w:eastAsia="Calibri"/>
+                <w:sz w:val="20"/>
+                <w:szCs w:val="20"/>
+              </w:rPr>
+            </w:pPr>
+            <w:r>
+              <w:rPr>
+                <w:sz w:val="20"/>
+                <w:szCs w:val="20"/>
+              </w:rPr>
+              <w:t>Paneles solares.</w:t>
             </w:r>
           </w:p>
         </w:tc>
@@ -9424,7 +8928,6 @@
           <w:tcPr>
             <w:tcW w:w="2160" w:type="dxa"/>
             <w:shd w:val="clear" w:color="auto" w:fill="FFFFFF" w:themeFill="background1"/>
-            <w:tcMar/>
           </w:tcPr>
           <w:p>
             <w:pPr>
@@ -9445,7 +8948,6 @@
         <w:tc>
           <w:tcPr>
             <w:tcW w:w="1267" w:type="dxa"/>
-            <w:tcMar/>
           </w:tcPr>
           <w:p>
             <w:pPr>
@@ -9474,29 +8976,21 @@
             <w:tcW w:w="6727" w:type="dxa"/>
             <w:gridSpan w:val="2"/>
             <w:shd w:val="clear" w:color="auto" w:fill="FFFFFF" w:themeFill="background1"/>
-            <w:tcMar/>
-          </w:tcPr>
-          <w:p>
-            <w:pPr>
-              <w:rPr>
-                <w:rFonts w:eastAsia="Calibri"/>
-                <w:sz w:val="20"/>
-                <w:szCs w:val="20"/>
-              </w:rPr>
-            </w:pPr>
-            <w:r>
-              <w:rPr>
-                <w:sz w:val="20"/>
-                <w:szCs w:val="20"/>
-              </w:rPr>
-              <w:t>Bombillas LED</w:t>
-            </w:r>
-            <w:r>
-              <w:rPr>
-                <w:sz w:val="20"/>
-                <w:szCs w:val="20"/>
-              </w:rPr>
-              <w:t>.</w:t>
+          </w:tcPr>
+          <w:p>
+            <w:pPr>
+              <w:rPr>
+                <w:rFonts w:eastAsia="Calibri"/>
+                <w:sz w:val="20"/>
+                <w:szCs w:val="20"/>
+              </w:rPr>
+            </w:pPr>
+            <w:r>
+              <w:rPr>
+                <w:sz w:val="20"/>
+                <w:szCs w:val="20"/>
+              </w:rPr>
+              <w:t>Bombillas LED.</w:t>
             </w:r>
           </w:p>
         </w:tc>
@@ -9504,7 +8998,6 @@
           <w:tcPr>
             <w:tcW w:w="2160" w:type="dxa"/>
             <w:shd w:val="clear" w:color="auto" w:fill="FFFFFF" w:themeFill="background1"/>
-            <w:tcMar/>
           </w:tcPr>
           <w:p>
             <w:pPr>
@@ -9525,7 +9018,6 @@
         <w:tc>
           <w:tcPr>
             <w:tcW w:w="1267" w:type="dxa"/>
-            <w:tcMar/>
           </w:tcPr>
           <w:p>
             <w:pPr>
@@ -9554,29 +9046,21 @@
             <w:tcW w:w="6727" w:type="dxa"/>
             <w:gridSpan w:val="2"/>
             <w:shd w:val="clear" w:color="auto" w:fill="FFFFFF" w:themeFill="background1"/>
-            <w:tcMar/>
-          </w:tcPr>
-          <w:p>
-            <w:pPr>
-              <w:rPr>
-                <w:rFonts w:eastAsia="Calibri"/>
-                <w:sz w:val="20"/>
-                <w:szCs w:val="20"/>
-              </w:rPr>
-            </w:pPr>
-            <w:r>
-              <w:rPr>
-                <w:sz w:val="20"/>
-                <w:szCs w:val="20"/>
-              </w:rPr>
-              <w:t>Motores eléctricos industriales</w:t>
-            </w:r>
-            <w:r>
-              <w:rPr>
-                <w:sz w:val="20"/>
-                <w:szCs w:val="20"/>
-              </w:rPr>
-              <w:t>.</w:t>
+          </w:tcPr>
+          <w:p>
+            <w:pPr>
+              <w:rPr>
+                <w:rFonts w:eastAsia="Calibri"/>
+                <w:sz w:val="20"/>
+                <w:szCs w:val="20"/>
+              </w:rPr>
+            </w:pPr>
+            <w:r>
+              <w:rPr>
+                <w:sz w:val="20"/>
+                <w:szCs w:val="20"/>
+              </w:rPr>
+              <w:t>Motores eléctricos industriales.</w:t>
             </w:r>
           </w:p>
         </w:tc>
@@ -9584,7 +9068,6 @@
           <w:tcPr>
             <w:tcW w:w="2160" w:type="dxa"/>
             <w:shd w:val="clear" w:color="auto" w:fill="FFFFFF" w:themeFill="background1"/>
-            <w:tcMar/>
           </w:tcPr>
           <w:p>
             <w:pPr>
@@ -9613,7 +9096,6 @@
         <w:tc>
           <w:tcPr>
             <w:tcW w:w="1267" w:type="dxa"/>
-            <w:tcMar/>
           </w:tcPr>
           <w:p>
             <w:pPr>
@@ -9642,29 +9124,21 @@
             <w:tcW w:w="6727" w:type="dxa"/>
             <w:gridSpan w:val="2"/>
             <w:shd w:val="clear" w:color="auto" w:fill="FFFFFF" w:themeFill="background1"/>
-            <w:tcMar/>
-          </w:tcPr>
-          <w:p>
-            <w:pPr>
-              <w:rPr>
-                <w:rFonts w:eastAsia="Calibri"/>
-                <w:sz w:val="20"/>
-                <w:szCs w:val="20"/>
-              </w:rPr>
-            </w:pPr>
-            <w:r>
-              <w:rPr>
-                <w:sz w:val="20"/>
-                <w:szCs w:val="20"/>
-              </w:rPr>
-              <w:t>Pantallas de computador</w:t>
-            </w:r>
-            <w:r>
-              <w:rPr>
-                <w:sz w:val="20"/>
-                <w:szCs w:val="20"/>
-              </w:rPr>
-              <w:t>.</w:t>
+          </w:tcPr>
+          <w:p>
+            <w:pPr>
+              <w:rPr>
+                <w:rFonts w:eastAsia="Calibri"/>
+                <w:sz w:val="20"/>
+                <w:szCs w:val="20"/>
+              </w:rPr>
+            </w:pPr>
+            <w:r>
+              <w:rPr>
+                <w:sz w:val="20"/>
+                <w:szCs w:val="20"/>
+              </w:rPr>
+              <w:t>Pantallas de computador.</w:t>
             </w:r>
           </w:p>
         </w:tc>
@@ -9672,7 +9146,6 @@
           <w:tcPr>
             <w:tcW w:w="2160" w:type="dxa"/>
             <w:shd w:val="clear" w:color="auto" w:fill="FFFFFF" w:themeFill="background1"/>
-            <w:tcMar/>
           </w:tcPr>
           <w:p>
             <w:pPr>
@@ -9695,7 +9168,6 @@
             <w:tcW w:w="2534" w:type="dxa"/>
             <w:gridSpan w:val="2"/>
             <w:shd w:val="clear" w:color="auto" w:fill="FBE5D5"/>
-            <w:tcMar/>
           </w:tcPr>
           <w:p>
             <w:pPr>
@@ -9724,7 +9196,6 @@
             <w:tcW w:w="7620" w:type="dxa"/>
             <w:gridSpan w:val="2"/>
             <w:shd w:val="clear" w:color="auto" w:fill="FFFFFF" w:themeFill="background1"/>
-            <w:tcMar/>
           </w:tcPr>
           <w:p>
             <w:pPr>
@@ -9755,7 +9226,6 @@
             <w:tcW w:w="2534" w:type="dxa"/>
             <w:gridSpan w:val="2"/>
             <w:shd w:val="clear" w:color="auto" w:fill="FBE5D5"/>
-            <w:tcMar/>
           </w:tcPr>
           <w:p>
             <w:pPr>
@@ -9784,7 +9254,6 @@
             <w:tcW w:w="7620" w:type="dxa"/>
             <w:gridSpan w:val="2"/>
             <w:shd w:val="clear" w:color="auto" w:fill="FFFFFF" w:themeFill="background1"/>
-            <w:tcMar/>
           </w:tcPr>
           <w:p>
             <w:pPr>
@@ -9814,7 +9283,6 @@
             <w:tcW w:w="2534" w:type="dxa"/>
             <w:gridSpan w:val="2"/>
             <w:shd w:val="clear" w:color="auto" w:fill="FBE5D5"/>
-            <w:tcMar/>
           </w:tcPr>
           <w:p>
             <w:pPr>
@@ -9843,7 +9311,6 @@
             <w:tcW w:w="7620" w:type="dxa"/>
             <w:gridSpan w:val="2"/>
             <w:shd w:val="clear" w:color="auto" w:fill="FBE5D5"/>
-            <w:tcMar/>
           </w:tcPr>
           <w:p>
             <w:pPr>
@@ -9871,7 +9338,6 @@
         <w:tc>
           <w:tcPr>
             <w:tcW w:w="1267" w:type="dxa"/>
-            <w:tcMar/>
           </w:tcPr>
           <w:p>
             <w:pPr>
@@ -9900,29 +9366,21 @@
             <w:tcW w:w="6727" w:type="dxa"/>
             <w:gridSpan w:val="2"/>
             <w:shd w:val="clear" w:color="auto" w:fill="FFFFFF" w:themeFill="background1"/>
-            <w:tcMar/>
-          </w:tcPr>
-          <w:p>
-            <w:pPr>
-              <w:rPr>
-                <w:rFonts w:eastAsia="Calibri"/>
-                <w:sz w:val="20"/>
-                <w:szCs w:val="20"/>
-              </w:rPr>
-            </w:pPr>
-            <w:r>
-              <w:rPr>
-                <w:sz w:val="20"/>
-                <w:szCs w:val="20"/>
-              </w:rPr>
-              <w:t>Para cumplir con la ley de gravedad</w:t>
-            </w:r>
-            <w:r>
-              <w:rPr>
-                <w:sz w:val="20"/>
-                <w:szCs w:val="20"/>
-              </w:rPr>
-              <w:t>.</w:t>
+          </w:tcPr>
+          <w:p>
+            <w:pPr>
+              <w:rPr>
+                <w:rFonts w:eastAsia="Calibri"/>
+                <w:sz w:val="20"/>
+                <w:szCs w:val="20"/>
+              </w:rPr>
+            </w:pPr>
+            <w:r>
+              <w:rPr>
+                <w:sz w:val="20"/>
+                <w:szCs w:val="20"/>
+              </w:rPr>
+              <w:t>Para cumplir con la ley de gravedad.</w:t>
             </w:r>
           </w:p>
         </w:tc>
@@ -9930,7 +9388,6 @@
           <w:tcPr>
             <w:tcW w:w="2160" w:type="dxa"/>
             <w:shd w:val="clear" w:color="auto" w:fill="FFFFFF" w:themeFill="background1"/>
-            <w:tcMar/>
           </w:tcPr>
           <w:p>
             <w:pPr>
@@ -9951,7 +9408,6 @@
         <w:tc>
           <w:tcPr>
             <w:tcW w:w="1267" w:type="dxa"/>
-            <w:tcMar/>
           </w:tcPr>
           <w:p>
             <w:pPr>
@@ -9980,29 +9436,21 @@
             <w:tcW w:w="6727" w:type="dxa"/>
             <w:gridSpan w:val="2"/>
             <w:shd w:val="clear" w:color="auto" w:fill="FFFFFF" w:themeFill="background1"/>
-            <w:tcMar/>
-          </w:tcPr>
-          <w:p>
-            <w:pPr>
-              <w:rPr>
-                <w:rFonts w:eastAsia="Calibri"/>
-                <w:sz w:val="20"/>
-                <w:szCs w:val="20"/>
-              </w:rPr>
-            </w:pPr>
-            <w:r>
-              <w:rPr>
-                <w:sz w:val="20"/>
-                <w:szCs w:val="20"/>
-              </w:rPr>
-              <w:t>Para la toma de decisiones</w:t>
-            </w:r>
-            <w:r>
-              <w:rPr>
-                <w:sz w:val="20"/>
-                <w:szCs w:val="20"/>
-              </w:rPr>
-              <w:t>.</w:t>
+          </w:tcPr>
+          <w:p>
+            <w:pPr>
+              <w:rPr>
+                <w:rFonts w:eastAsia="Calibri"/>
+                <w:sz w:val="20"/>
+                <w:szCs w:val="20"/>
+              </w:rPr>
+            </w:pPr>
+            <w:r>
+              <w:rPr>
+                <w:sz w:val="20"/>
+                <w:szCs w:val="20"/>
+              </w:rPr>
+              <w:t>Para la toma de decisiones.</w:t>
             </w:r>
           </w:p>
         </w:tc>
@@ -10010,7 +9458,6 @@
           <w:tcPr>
             <w:tcW w:w="2160" w:type="dxa"/>
             <w:shd w:val="clear" w:color="auto" w:fill="FFFFFF" w:themeFill="background1"/>
-            <w:tcMar/>
           </w:tcPr>
           <w:p>
             <w:pPr>
@@ -10039,7 +9486,6 @@
         <w:tc>
           <w:tcPr>
             <w:tcW w:w="1267" w:type="dxa"/>
-            <w:tcMar/>
           </w:tcPr>
           <w:p>
             <w:pPr>
@@ -10068,29 +9514,21 @@
             <w:tcW w:w="6727" w:type="dxa"/>
             <w:gridSpan w:val="2"/>
             <w:shd w:val="clear" w:color="auto" w:fill="FFFFFF" w:themeFill="background1"/>
-            <w:tcMar/>
-          </w:tcPr>
-          <w:p>
-            <w:pPr>
-              <w:rPr>
-                <w:rFonts w:eastAsia="Calibri"/>
-                <w:sz w:val="20"/>
-                <w:szCs w:val="20"/>
-              </w:rPr>
-            </w:pPr>
-            <w:r>
-              <w:rPr>
-                <w:sz w:val="20"/>
-                <w:szCs w:val="20"/>
-              </w:rPr>
-              <w:t>Para despedir empleados</w:t>
-            </w:r>
-            <w:r>
-              <w:rPr>
-                <w:sz w:val="20"/>
-                <w:szCs w:val="20"/>
-              </w:rPr>
-              <w:t>.</w:t>
+          </w:tcPr>
+          <w:p>
+            <w:pPr>
+              <w:rPr>
+                <w:rFonts w:eastAsia="Calibri"/>
+                <w:sz w:val="20"/>
+                <w:szCs w:val="20"/>
+              </w:rPr>
+            </w:pPr>
+            <w:r>
+              <w:rPr>
+                <w:sz w:val="20"/>
+                <w:szCs w:val="20"/>
+              </w:rPr>
+              <w:t>Para despedir empleados.</w:t>
             </w:r>
           </w:p>
         </w:tc>
@@ -10098,7 +9536,6 @@
           <w:tcPr>
             <w:tcW w:w="2160" w:type="dxa"/>
             <w:shd w:val="clear" w:color="auto" w:fill="FFFFFF" w:themeFill="background1"/>
-            <w:tcMar/>
           </w:tcPr>
           <w:p>
             <w:pPr>
@@ -10119,7 +9556,6 @@
         <w:tc>
           <w:tcPr>
             <w:tcW w:w="1267" w:type="dxa"/>
-            <w:tcMar/>
           </w:tcPr>
           <w:p>
             <w:pPr>
@@ -10148,29 +9584,21 @@
             <w:tcW w:w="6727" w:type="dxa"/>
             <w:gridSpan w:val="2"/>
             <w:shd w:val="clear" w:color="auto" w:fill="FFFFFF" w:themeFill="background1"/>
-            <w:tcMar/>
-          </w:tcPr>
-          <w:p>
-            <w:pPr>
-              <w:rPr>
-                <w:rFonts w:eastAsia="Calibri"/>
-                <w:sz w:val="20"/>
-                <w:szCs w:val="20"/>
-              </w:rPr>
-            </w:pPr>
-            <w:r>
-              <w:rPr>
-                <w:sz w:val="20"/>
-                <w:szCs w:val="20"/>
-              </w:rPr>
-              <w:t>Para decorar las oficinas</w:t>
-            </w:r>
-            <w:r>
-              <w:rPr>
-                <w:sz w:val="20"/>
-                <w:szCs w:val="20"/>
-              </w:rPr>
-              <w:t>.</w:t>
+          </w:tcPr>
+          <w:p>
+            <w:pPr>
+              <w:rPr>
+                <w:rFonts w:eastAsia="Calibri"/>
+                <w:sz w:val="20"/>
+                <w:szCs w:val="20"/>
+              </w:rPr>
+            </w:pPr>
+            <w:r>
+              <w:rPr>
+                <w:sz w:val="20"/>
+                <w:szCs w:val="20"/>
+              </w:rPr>
+              <w:t>Para decorar las oficinas.</w:t>
             </w:r>
           </w:p>
         </w:tc>
@@ -10178,7 +9606,6 @@
           <w:tcPr>
             <w:tcW w:w="2160" w:type="dxa"/>
             <w:shd w:val="clear" w:color="auto" w:fill="FFFFFF" w:themeFill="background1"/>
-            <w:tcMar/>
           </w:tcPr>
           <w:p>
             <w:pPr>
@@ -10201,26 +9628,26 @@
             <w:tcW w:w="2534" w:type="dxa"/>
             <w:gridSpan w:val="2"/>
             <w:shd w:val="clear" w:color="auto" w:fill="FBE5D5"/>
-            <w:tcMar/>
-          </w:tcPr>
-          <w:p>
-            <w:pPr>
-              <w:rPr>
-                <w:rFonts w:eastAsia="Calibri"/>
-                <w:b/>
-                <w:color w:val="595959"/>
-                <w:sz w:val="20"/>
-                <w:szCs w:val="20"/>
-              </w:rPr>
-            </w:pPr>
-            <w:r>
-              <w:rPr>
-                <w:rFonts w:eastAsia="Calibri"/>
-                <w:b/>
-                <w:color w:val="595959"/>
-                <w:sz w:val="20"/>
-                <w:szCs w:val="20"/>
-              </w:rPr>
+          </w:tcPr>
+          <w:p>
+            <w:pPr>
+              <w:rPr>
+                <w:rFonts w:eastAsia="Calibri"/>
+                <w:b/>
+                <w:color w:val="595959"/>
+                <w:sz w:val="20"/>
+                <w:szCs w:val="20"/>
+              </w:rPr>
+            </w:pPr>
+            <w:r>
+              <w:rPr>
+                <w:rFonts w:eastAsia="Calibri"/>
+                <w:b/>
+                <w:color w:val="595959"/>
+                <w:sz w:val="20"/>
+                <w:szCs w:val="20"/>
+              </w:rPr>
+              <w:lastRenderedPageBreak/>
               <w:t>Comentario respuesta correcta</w:t>
             </w:r>
           </w:p>
@@ -10230,7 +9657,6 @@
             <w:tcW w:w="7620" w:type="dxa"/>
             <w:gridSpan w:val="2"/>
             <w:shd w:val="clear" w:color="auto" w:fill="FFFFFF" w:themeFill="background1"/>
-            <w:tcMar/>
           </w:tcPr>
           <w:p>
             <w:pPr>
@@ -10261,7 +9687,6 @@
             <w:tcW w:w="2534" w:type="dxa"/>
             <w:gridSpan w:val="2"/>
             <w:shd w:val="clear" w:color="auto" w:fill="FBE5D5"/>
-            <w:tcMar/>
           </w:tcPr>
           <w:p>
             <w:pPr>
@@ -10290,7 +9715,6 @@
             <w:tcW w:w="7620" w:type="dxa"/>
             <w:gridSpan w:val="2"/>
             <w:shd w:val="clear" w:color="auto" w:fill="FFFFFF" w:themeFill="background1"/>
-            <w:tcMar/>
           </w:tcPr>
           <w:p>
             <w:pPr>
@@ -10323,7 +9747,6 @@
             <w:tcW w:w="2534" w:type="dxa"/>
             <w:gridSpan w:val="2"/>
             <w:shd w:val="clear" w:color="auto" w:fill="FBE5D5"/>
-            <w:tcMar/>
           </w:tcPr>
           <w:p>
             <w:pPr>
@@ -10352,7 +9775,6 @@
             <w:tcW w:w="7620" w:type="dxa"/>
             <w:gridSpan w:val="2"/>
             <w:shd w:val="clear" w:color="auto" w:fill="FBE5D5"/>
-            <w:tcMar/>
           </w:tcPr>
           <w:p>
             <w:pPr>
@@ -10369,7 +9791,7 @@
                 <w:sz w:val="20"/>
                 <w:szCs w:val="20"/>
               </w:rPr>
-              <w:t>¿Cuál es uno de los criterios que se presentan para aprovechar el programa de formación?</w:t>
+              <w:t>¿Qué acción permite aplicar la gestión de la demanda para reducir los costos de energía durante las horas pico?</w:t>
             </w:r>
           </w:p>
         </w:tc>
@@ -10381,27 +9803,25 @@
         <w:tc>
           <w:tcPr>
             <w:tcW w:w="1267" w:type="dxa"/>
-            <w:tcMar/>
-          </w:tcPr>
-          <w:p>
-            <w:pPr>
-              <w:rPr>
-                <w:rFonts w:eastAsia="Calibri"/>
-                <w:b/>
-                <w:color w:val="595959"/>
-                <w:sz w:val="20"/>
-                <w:szCs w:val="20"/>
-              </w:rPr>
-            </w:pPr>
-            <w:r>
-              <w:rPr>
-                <w:rFonts w:eastAsia="Calibri"/>
-                <w:b/>
-                <w:color w:val="595959"/>
-                <w:sz w:val="20"/>
-                <w:szCs w:val="20"/>
-              </w:rPr>
-              <w:lastRenderedPageBreak/>
+          </w:tcPr>
+          <w:p>
+            <w:pPr>
+              <w:rPr>
+                <w:rFonts w:eastAsia="Calibri"/>
+                <w:b/>
+                <w:color w:val="595959"/>
+                <w:sz w:val="20"/>
+                <w:szCs w:val="20"/>
+              </w:rPr>
+            </w:pPr>
+            <w:r>
+              <w:rPr>
+                <w:rFonts w:eastAsia="Calibri"/>
+                <w:b/>
+                <w:color w:val="595959"/>
+                <w:sz w:val="20"/>
+                <w:szCs w:val="20"/>
+              </w:rPr>
               <w:t>Opción a)</w:t>
             </w:r>
           </w:p>
@@ -10411,29 +9831,22 @@
             <w:tcW w:w="6727" w:type="dxa"/>
             <w:gridSpan w:val="2"/>
             <w:shd w:val="clear" w:color="auto" w:fill="FFFFFF" w:themeFill="background1"/>
-            <w:tcMar/>
-          </w:tcPr>
-          <w:p>
-            <w:pPr>
-              <w:rPr>
-                <w:rFonts w:eastAsia="Calibri"/>
-                <w:sz w:val="20"/>
-                <w:szCs w:val="20"/>
-              </w:rPr>
-            </w:pPr>
-            <w:r>
-              <w:rPr>
-                <w:sz w:val="20"/>
-                <w:szCs w:val="20"/>
-              </w:rPr>
-              <w:t>Criterios de evaluación</w:t>
-            </w:r>
-            <w:r>
-              <w:rPr>
-                <w:sz w:val="20"/>
-                <w:szCs w:val="20"/>
-              </w:rPr>
-              <w:t>.</w:t>
+          </w:tcPr>
+          <w:p>
+            <w:pPr>
+              <w:rPr>
+                <w:rFonts w:eastAsia="Calibri"/>
+                <w:sz w:val="20"/>
+                <w:szCs w:val="20"/>
+              </w:rPr>
+            </w:pPr>
+            <w:r>
+              <w:rPr>
+                <w:rFonts w:eastAsia="Calibri"/>
+                <w:sz w:val="20"/>
+                <w:szCs w:val="20"/>
+              </w:rPr>
+              <w:t>Mantener todos los equipos funcionando a máxima capacidad durante todo el día.</w:t>
             </w:r>
           </w:p>
         </w:tc>
@@ -10441,7 +9854,6 @@
           <w:tcPr>
             <w:tcW w:w="2160" w:type="dxa"/>
             <w:shd w:val="clear" w:color="auto" w:fill="FFFFFF" w:themeFill="background1"/>
-            <w:tcMar/>
           </w:tcPr>
           <w:p>
             <w:pPr>
@@ -10452,14 +9864,6 @@
                 <w:szCs w:val="20"/>
               </w:rPr>
             </w:pPr>
-            <w:r>
-              <w:rPr>
-                <w:rFonts w:eastAsia="Calibri"/>
-                <w:sz w:val="20"/>
-                <w:szCs w:val="20"/>
-              </w:rPr>
-              <w:t>X</w:t>
-            </w:r>
           </w:p>
         </w:tc>
       </w:tr>
@@ -10470,7 +9874,6 @@
         <w:tc>
           <w:tcPr>
             <w:tcW w:w="1267" w:type="dxa"/>
-            <w:tcMar/>
           </w:tcPr>
           <w:p>
             <w:pPr>
@@ -10499,29 +9902,22 @@
             <w:tcW w:w="6727" w:type="dxa"/>
             <w:gridSpan w:val="2"/>
             <w:shd w:val="clear" w:color="auto" w:fill="FFFFFF" w:themeFill="background1"/>
-            <w:tcMar/>
-          </w:tcPr>
-          <w:p>
-            <w:pPr>
-              <w:rPr>
-                <w:rFonts w:eastAsia="Calibri"/>
-                <w:sz w:val="20"/>
-                <w:szCs w:val="20"/>
-              </w:rPr>
-            </w:pPr>
-            <w:r>
-              <w:rPr>
-                <w:sz w:val="20"/>
-                <w:szCs w:val="20"/>
-              </w:rPr>
-              <w:t>Criterios de elegancia</w:t>
-            </w:r>
-            <w:r>
-              <w:rPr>
-                <w:sz w:val="20"/>
-                <w:szCs w:val="20"/>
-              </w:rPr>
-              <w:t>.</w:t>
+          </w:tcPr>
+          <w:p>
+            <w:pPr>
+              <w:rPr>
+                <w:rFonts w:eastAsia="Calibri"/>
+                <w:sz w:val="20"/>
+                <w:szCs w:val="20"/>
+              </w:rPr>
+            </w:pPr>
+            <w:r>
+              <w:rPr>
+                <w:rFonts w:eastAsia="Calibri"/>
+                <w:sz w:val="20"/>
+                <w:szCs w:val="20"/>
+              </w:rPr>
+              <w:t>Incrementar el consumo energético durante los periodos de mayor demanda.</w:t>
             </w:r>
           </w:p>
         </w:tc>
@@ -10529,7 +9925,6 @@
           <w:tcPr>
             <w:tcW w:w="2160" w:type="dxa"/>
             <w:shd w:val="clear" w:color="auto" w:fill="FFFFFF" w:themeFill="background1"/>
-            <w:tcMar/>
           </w:tcPr>
           <w:p>
             <w:pPr>
@@ -10550,7 +9945,6 @@
         <w:tc>
           <w:tcPr>
             <w:tcW w:w="1267" w:type="dxa"/>
-            <w:tcMar/>
           </w:tcPr>
           <w:p>
             <w:pPr>
@@ -10579,7 +9973,6 @@
             <w:tcW w:w="6727" w:type="dxa"/>
             <w:gridSpan w:val="2"/>
             <w:shd w:val="clear" w:color="auto" w:fill="FFFFFF" w:themeFill="background1"/>
-            <w:tcMar/>
           </w:tcPr>
           <w:p>
             <w:pPr>
@@ -10594,10 +9987,89 @@
             </w:pPr>
             <w:r>
               <w:rPr>
-                <w:sz w:val="20"/>
-                <w:szCs w:val="20"/>
-              </w:rPr>
-              <w:t>Criterios de velocidad de internet</w:t>
+                <w:rFonts w:eastAsia="Calibri"/>
+                <w:sz w:val="20"/>
+                <w:szCs w:val="20"/>
+              </w:rPr>
+              <w:t>Trasladar el funcionamiento de procesos no esenciales a las horas valle, cuando el costo de la energía es menor.</w:t>
+            </w:r>
+          </w:p>
+        </w:tc>
+        <w:tc>
+          <w:tcPr>
+            <w:tcW w:w="2160" w:type="dxa"/>
+            <w:shd w:val="clear" w:color="auto" w:fill="FFFFFF" w:themeFill="background1"/>
+          </w:tcPr>
+          <w:p>
+            <w:pPr>
+              <w:widowControl w:val="0"/>
+              <w:rPr>
+                <w:rFonts w:eastAsia="Calibri"/>
+                <w:sz w:val="20"/>
+                <w:szCs w:val="20"/>
+              </w:rPr>
+            </w:pPr>
+            <w:r>
+              <w:rPr>
+                <w:rFonts w:eastAsia="Calibri"/>
+                <w:sz w:val="20"/>
+                <w:szCs w:val="20"/>
+              </w:rPr>
+              <w:t>X</w:t>
+            </w:r>
+          </w:p>
+        </w:tc>
+      </w:tr>
+      <w:tr>
+        <w:trPr>
+          <w:trHeight w:val="220"/>
+        </w:trPr>
+        <w:tc>
+          <w:tcPr>
+            <w:tcW w:w="1267" w:type="dxa"/>
+          </w:tcPr>
+          <w:p>
+            <w:pPr>
+              <w:rPr>
+                <w:rFonts w:eastAsia="Calibri"/>
+                <w:b/>
+                <w:color w:val="595959"/>
+                <w:sz w:val="20"/>
+                <w:szCs w:val="20"/>
+              </w:rPr>
+            </w:pPr>
+            <w:r>
+              <w:rPr>
+                <w:rFonts w:eastAsia="Calibri"/>
+                <w:b/>
+                <w:color w:val="595959"/>
+                <w:sz w:val="20"/>
+                <w:szCs w:val="20"/>
+              </w:rPr>
+              <w:t>Opción d)</w:t>
+            </w:r>
+          </w:p>
+        </w:tc>
+        <w:tc>
+          <w:tcPr>
+            <w:tcW w:w="6727" w:type="dxa"/>
+            <w:gridSpan w:val="2"/>
+            <w:shd w:val="clear" w:color="auto" w:fill="FFFFFF" w:themeFill="background1"/>
+          </w:tcPr>
+          <w:p>
+            <w:pPr>
+              <w:rPr>
+                <w:rFonts w:eastAsia="Calibri"/>
+                <w:sz w:val="20"/>
+                <w:szCs w:val="20"/>
+              </w:rPr>
+            </w:pPr>
+            <w:r>
+              <w:rPr>
+                <w:sz w:val="20"/>
+                <w:szCs w:val="20"/>
+              </w:rPr>
+              <w:t>Reemplazar todos los equipos eléctricos sin analizar sus horarios de operación</w:t>
             </w:r>
             <w:r>
               <w:rPr>
@@ -10612,7 +10084,6 @@
           <w:tcPr>
             <w:tcW w:w="2160" w:type="dxa"/>
             <w:shd w:val="clear" w:color="auto" w:fill="FFFFFF" w:themeFill="background1"/>
-            <w:tcMar/>
           </w:tcPr>
           <w:p>
             <w:pPr>
@@ -10632,8 +10103,437 @@
         </w:trPr>
         <w:tc>
           <w:tcPr>
+            <w:tcW w:w="2534" w:type="dxa"/>
+            <w:gridSpan w:val="2"/>
+            <w:shd w:val="clear" w:color="auto" w:fill="FBE5D5"/>
+          </w:tcPr>
+          <w:p>
+            <w:pPr>
+              <w:rPr>
+                <w:rFonts w:eastAsia="Calibri"/>
+                <w:b/>
+                <w:color w:val="595959"/>
+                <w:sz w:val="20"/>
+                <w:szCs w:val="20"/>
+              </w:rPr>
+            </w:pPr>
+            <w:r>
+              <w:rPr>
+                <w:rFonts w:eastAsia="Calibri"/>
+                <w:b/>
+                <w:color w:val="595959"/>
+                <w:sz w:val="20"/>
+                <w:szCs w:val="20"/>
+              </w:rPr>
+              <w:t>Comentario respuesta correcta</w:t>
+            </w:r>
+          </w:p>
+        </w:tc>
+        <w:tc>
+          <w:tcPr>
+            <w:tcW w:w="7620" w:type="dxa"/>
+            <w:gridSpan w:val="2"/>
+            <w:shd w:val="clear" w:color="auto" w:fill="FFFFFF" w:themeFill="background1"/>
+          </w:tcPr>
+          <w:p>
+            <w:pPr>
+              <w:rPr>
+                <w:rFonts w:eastAsia="Calibri"/>
+                <w:sz w:val="20"/>
+                <w:szCs w:val="20"/>
+              </w:rPr>
+            </w:pPr>
+            <w:r>
+              <w:rPr>
+                <w:rFonts w:eastAsia="Calibri"/>
+                <w:bCs/>
+                <w:sz w:val="20"/>
+                <w:szCs w:val="20"/>
+              </w:rPr>
+              <w:t>Se evidencia una adecuada comprensión de la gestión de la demanda energética. Reconoce que trasladar el consumo de las horas pico a las horas valle puede reducir los costos operativos sin necesariamente disminuir el consumo total de energía.</w:t>
+            </w:r>
+          </w:p>
+        </w:tc>
+      </w:tr>
+      <w:tr>
+        <w:trPr>
+          <w:trHeight w:val="220"/>
+        </w:trPr>
+        <w:tc>
+          <w:tcPr>
+            <w:tcW w:w="2534" w:type="dxa"/>
+            <w:gridSpan w:val="2"/>
+            <w:shd w:val="clear" w:color="auto" w:fill="FBE5D5"/>
+          </w:tcPr>
+          <w:p>
+            <w:pPr>
+              <w:rPr>
+                <w:rFonts w:eastAsia="Calibri"/>
+                <w:b/>
+                <w:color w:val="595959"/>
+                <w:sz w:val="20"/>
+                <w:szCs w:val="20"/>
+              </w:rPr>
+            </w:pPr>
+            <w:r>
+              <w:rPr>
+                <w:rFonts w:eastAsia="Calibri"/>
+                <w:b/>
+                <w:color w:val="595959"/>
+                <w:sz w:val="20"/>
+                <w:szCs w:val="20"/>
+              </w:rPr>
+              <w:t>Comentario respuesta incorrecta</w:t>
+            </w:r>
+          </w:p>
+        </w:tc>
+        <w:tc>
+          <w:tcPr>
+            <w:tcW w:w="7620" w:type="dxa"/>
+            <w:gridSpan w:val="2"/>
+            <w:shd w:val="clear" w:color="auto" w:fill="FFFFFF" w:themeFill="background1"/>
+          </w:tcPr>
+          <w:p>
+            <w:pPr>
+              <w:rPr>
+                <w:rFonts w:eastAsia="Calibri"/>
+                <w:sz w:val="20"/>
+                <w:szCs w:val="20"/>
+              </w:rPr>
+            </w:pPr>
+            <w:r>
+              <w:rPr>
+                <w:rFonts w:eastAsia="Calibri"/>
+                <w:sz w:val="20"/>
+                <w:szCs w:val="20"/>
+              </w:rPr>
+              <w:t>Se recomienda revisar los contenidos del componente formativo relacionados con la gestión de la demanda energética, el desplazamiento de cargas y la programación de procesos en horarios de menor costo para optimizar los gastos asociados al consumo de energía.</w:t>
+            </w:r>
+          </w:p>
+        </w:tc>
+      </w:tr>
+      <w:tr>
+        <w:trPr>
+          <w:trHeight w:val="220"/>
+        </w:trPr>
+        <w:tc>
+          <w:tcPr>
+            <w:tcW w:w="2534" w:type="dxa"/>
+            <w:gridSpan w:val="2"/>
+            <w:shd w:val="clear" w:color="auto" w:fill="FBE5D5"/>
+          </w:tcPr>
+          <w:p>
+            <w:pPr>
+              <w:rPr>
+                <w:rFonts w:eastAsia="Calibri"/>
+                <w:b/>
+                <w:color w:val="595959"/>
+                <w:sz w:val="20"/>
+                <w:szCs w:val="20"/>
+              </w:rPr>
+            </w:pPr>
+            <w:r>
+              <w:rPr>
+                <w:rFonts w:eastAsia="Calibri"/>
+                <w:b/>
+                <w:color w:val="595959"/>
+                <w:sz w:val="20"/>
+                <w:szCs w:val="20"/>
+              </w:rPr>
+              <w:t>Pregunta 19</w:t>
+            </w:r>
+          </w:p>
+        </w:tc>
+        <w:tc>
+          <w:tcPr>
+            <w:tcW w:w="7620" w:type="dxa"/>
+            <w:gridSpan w:val="2"/>
+            <w:shd w:val="clear" w:color="auto" w:fill="FBE5D5"/>
+          </w:tcPr>
+          <w:p>
+            <w:pPr>
+              <w:rPr>
+                <w:rFonts w:eastAsia="Calibri"/>
+                <w:color w:val="AEAAAA"/>
+                <w:sz w:val="20"/>
+                <w:szCs w:val="20"/>
+                <w:lang w:val="es-CO"/>
+              </w:rPr>
+            </w:pPr>
+            <w:r>
+              <w:rPr>
+                <w:rFonts w:eastAsia="Calibri"/>
+                <w:sz w:val="20"/>
+                <w:szCs w:val="20"/>
+              </w:rPr>
+              <w:t>En el contexto de sostenibilidad, ¿qué representa el CO</w:t>
+            </w:r>
+            <w:r>
+              <w:rPr>
+                <w:rFonts w:eastAsia="Calibri"/>
+                <w:sz w:val="20"/>
+                <w:szCs w:val="20"/>
+                <w:vertAlign w:val="subscript"/>
+              </w:rPr>
+              <w:t>2</w:t>
+            </w:r>
+            <w:r>
+              <w:rPr>
+                <w:rFonts w:eastAsia="Calibri"/>
+                <w:sz w:val="20"/>
+                <w:szCs w:val="20"/>
+              </w:rPr>
+              <w:t>?</w:t>
+            </w:r>
+          </w:p>
+        </w:tc>
+      </w:tr>
+      <w:tr>
+        <w:trPr>
+          <w:trHeight w:val="220"/>
+        </w:trPr>
+        <w:tc>
+          <w:tcPr>
             <w:tcW w:w="1267" w:type="dxa"/>
-            <w:tcMar/>
+          </w:tcPr>
+          <w:p>
+            <w:pPr>
+              <w:rPr>
+                <w:rFonts w:eastAsia="Calibri"/>
+                <w:b/>
+                <w:color w:val="595959"/>
+                <w:sz w:val="20"/>
+                <w:szCs w:val="20"/>
+              </w:rPr>
+            </w:pPr>
+            <w:r>
+              <w:rPr>
+                <w:rFonts w:eastAsia="Calibri"/>
+                <w:b/>
+                <w:color w:val="595959"/>
+                <w:sz w:val="20"/>
+                <w:szCs w:val="20"/>
+              </w:rPr>
+              <w:t>Opción a)</w:t>
+            </w:r>
+          </w:p>
+        </w:tc>
+        <w:tc>
+          <w:tcPr>
+            <w:tcW w:w="6727" w:type="dxa"/>
+            <w:gridSpan w:val="2"/>
+            <w:shd w:val="clear" w:color="auto" w:fill="FFFFFF" w:themeFill="background1"/>
+          </w:tcPr>
+          <w:p>
+            <w:pPr>
+              <w:rPr>
+                <w:rFonts w:eastAsia="Calibri"/>
+                <w:sz w:val="20"/>
+                <w:szCs w:val="20"/>
+              </w:rPr>
+            </w:pPr>
+            <w:r>
+              <w:rPr>
+                <w:sz w:val="20"/>
+                <w:szCs w:val="20"/>
+              </w:rPr>
+              <w:t>Un tipo de combustible nuevo</w:t>
+            </w:r>
+            <w:r>
+              <w:rPr>
+                <w:sz w:val="20"/>
+                <w:szCs w:val="20"/>
+              </w:rPr>
+              <w:t>.</w:t>
+            </w:r>
+          </w:p>
+        </w:tc>
+        <w:tc>
+          <w:tcPr>
+            <w:tcW w:w="2160" w:type="dxa"/>
+            <w:shd w:val="clear" w:color="auto" w:fill="FFFFFF" w:themeFill="background1"/>
+          </w:tcPr>
+          <w:p>
+            <w:pPr>
+              <w:widowControl w:val="0"/>
+              <w:rPr>
+                <w:rFonts w:eastAsia="Calibri"/>
+                <w:sz w:val="20"/>
+                <w:szCs w:val="20"/>
+              </w:rPr>
+            </w:pPr>
+          </w:p>
+        </w:tc>
+      </w:tr>
+      <w:tr>
+        <w:trPr>
+          <w:trHeight w:val="220"/>
+        </w:trPr>
+        <w:tc>
+          <w:tcPr>
+            <w:tcW w:w="1267" w:type="dxa"/>
+          </w:tcPr>
+          <w:p>
+            <w:pPr>
+              <w:rPr>
+                <w:rFonts w:eastAsia="Calibri"/>
+                <w:b/>
+                <w:color w:val="595959"/>
+                <w:sz w:val="20"/>
+                <w:szCs w:val="20"/>
+              </w:rPr>
+            </w:pPr>
+            <w:r>
+              <w:rPr>
+                <w:rFonts w:eastAsia="Calibri"/>
+                <w:b/>
+                <w:color w:val="595959"/>
+                <w:sz w:val="20"/>
+                <w:szCs w:val="20"/>
+              </w:rPr>
+              <w:t>Opción b)</w:t>
+            </w:r>
+          </w:p>
+        </w:tc>
+        <w:tc>
+          <w:tcPr>
+            <w:tcW w:w="6727" w:type="dxa"/>
+            <w:gridSpan w:val="2"/>
+            <w:shd w:val="clear" w:color="auto" w:fill="FFFFFF" w:themeFill="background1"/>
+          </w:tcPr>
+          <w:p>
+            <w:pPr>
+              <w:rPr>
+                <w:rFonts w:eastAsia="Calibri"/>
+                <w:sz w:val="20"/>
+                <w:szCs w:val="20"/>
+              </w:rPr>
+            </w:pPr>
+            <w:r>
+              <w:rPr>
+                <w:sz w:val="20"/>
+                <w:szCs w:val="20"/>
+              </w:rPr>
+              <w:t>Un indicador de emisiones que se busca reducir</w:t>
+            </w:r>
+            <w:r>
+              <w:rPr>
+                <w:sz w:val="20"/>
+                <w:szCs w:val="20"/>
+              </w:rPr>
+              <w:t>.</w:t>
+            </w:r>
+          </w:p>
+        </w:tc>
+        <w:tc>
+          <w:tcPr>
+            <w:tcW w:w="2160" w:type="dxa"/>
+            <w:shd w:val="clear" w:color="auto" w:fill="FFFFFF" w:themeFill="background1"/>
+          </w:tcPr>
+          <w:p>
+            <w:pPr>
+              <w:widowControl w:val="0"/>
+              <w:rPr>
+                <w:rFonts w:eastAsia="Calibri"/>
+                <w:sz w:val="20"/>
+                <w:szCs w:val="20"/>
+              </w:rPr>
+            </w:pPr>
+            <w:r>
+              <w:rPr>
+                <w:rFonts w:eastAsia="Calibri"/>
+                <w:sz w:val="20"/>
+                <w:szCs w:val="20"/>
+              </w:rPr>
+              <w:t>X</w:t>
+            </w:r>
+          </w:p>
+        </w:tc>
+      </w:tr>
+      <w:tr>
+        <w:trPr>
+          <w:trHeight w:val="220"/>
+        </w:trPr>
+        <w:tc>
+          <w:tcPr>
+            <w:tcW w:w="1267" w:type="dxa"/>
+          </w:tcPr>
+          <w:p>
+            <w:pPr>
+              <w:rPr>
+                <w:rFonts w:eastAsia="Calibri"/>
+                <w:b/>
+                <w:color w:val="595959"/>
+                <w:sz w:val="20"/>
+                <w:szCs w:val="20"/>
+              </w:rPr>
+            </w:pPr>
+            <w:r>
+              <w:rPr>
+                <w:rFonts w:eastAsia="Calibri"/>
+                <w:b/>
+                <w:color w:val="595959"/>
+                <w:sz w:val="20"/>
+                <w:szCs w:val="20"/>
+              </w:rPr>
+              <w:t>Opción c)</w:t>
+            </w:r>
+          </w:p>
+        </w:tc>
+        <w:tc>
+          <w:tcPr>
+            <w:tcW w:w="6727" w:type="dxa"/>
+            <w:gridSpan w:val="2"/>
+            <w:shd w:val="clear" w:color="auto" w:fill="FFFFFF" w:themeFill="background1"/>
+          </w:tcPr>
+          <w:p>
+            <w:pPr>
+              <w:rPr>
+                <w:rFonts w:eastAsia="Calibri"/>
+                <w:sz w:val="20"/>
+                <w:szCs w:val="20"/>
+              </w:rPr>
+            </w:pPr>
+            <w:r>
+              <w:rPr>
+                <w:sz w:val="20"/>
+                <w:szCs w:val="20"/>
+              </w:rPr>
+              <w:t>El nombre de un indicador financiero</w:t>
+            </w:r>
+            <w:r>
+              <w:rPr>
+                <w:sz w:val="20"/>
+                <w:szCs w:val="20"/>
+              </w:rPr>
+              <w:t>.</w:t>
+            </w:r>
+          </w:p>
+        </w:tc>
+        <w:tc>
+          <w:tcPr>
+            <w:tcW w:w="2160" w:type="dxa"/>
+            <w:shd w:val="clear" w:color="auto" w:fill="FFFFFF" w:themeFill="background1"/>
+          </w:tcPr>
+          <w:p>
+            <w:pPr>
+              <w:widowControl w:val="0"/>
+              <w:rPr>
+                <w:rFonts w:eastAsia="Calibri"/>
+                <w:sz w:val="20"/>
+                <w:szCs w:val="20"/>
+              </w:rPr>
+            </w:pPr>
+          </w:p>
+        </w:tc>
+      </w:tr>
+      <w:tr>
+        <w:trPr>
+          <w:trHeight w:val="220"/>
+        </w:trPr>
+        <w:tc>
+          <w:tcPr>
+            <w:tcW w:w="1267" w:type="dxa"/>
           </w:tcPr>
           <w:p>
             <w:pPr>
@@ -10662,22 +10562,21 @@
             <w:tcW w:w="6727" w:type="dxa"/>
             <w:gridSpan w:val="2"/>
             <w:shd w:val="clear" w:color="auto" w:fill="FFFFFF" w:themeFill="background1"/>
-            <w:tcMar/>
-          </w:tcPr>
-          <w:p>
-            <w:pPr>
-              <w:rPr>
-                <w:rFonts w:eastAsia="Calibri"/>
-                <w:sz w:val="20"/>
-                <w:szCs w:val="20"/>
-              </w:rPr>
-            </w:pPr>
-            <w:r>
-              <w:rPr>
-                <w:sz w:val="20"/>
-                <w:szCs w:val="20"/>
-              </w:rPr>
-              <w:t>Criterios de selección de personal</w:t>
+          </w:tcPr>
+          <w:p>
+            <w:pPr>
+              <w:rPr>
+                <w:rFonts w:eastAsia="Calibri"/>
+                <w:sz w:val="20"/>
+                <w:szCs w:val="20"/>
+              </w:rPr>
+            </w:pPr>
+            <w:r>
+              <w:rPr>
+                <w:sz w:val="20"/>
+                <w:szCs w:val="20"/>
+              </w:rPr>
+              <w:t>Una marca de motores eficientes</w:t>
             </w:r>
             <w:r>
               <w:rPr>
@@ -10692,7 +10591,6 @@
           <w:tcPr>
             <w:tcW w:w="2160" w:type="dxa"/>
             <w:shd w:val="clear" w:color="auto" w:fill="FFFFFF" w:themeFill="background1"/>
-            <w:tcMar/>
           </w:tcPr>
           <w:p>
             <w:pPr>
@@ -10715,7 +10613,6 @@
             <w:tcW w:w="2534" w:type="dxa"/>
             <w:gridSpan w:val="2"/>
             <w:shd w:val="clear" w:color="auto" w:fill="FBE5D5"/>
-            <w:tcMar/>
           </w:tcPr>
           <w:p>
             <w:pPr>
@@ -10744,7 +10641,6 @@
             <w:tcW w:w="7620" w:type="dxa"/>
             <w:gridSpan w:val="2"/>
             <w:shd w:val="clear" w:color="auto" w:fill="FFFFFF" w:themeFill="background1"/>
-            <w:tcMar/>
           </w:tcPr>
           <w:p>
             <w:pPr>
@@ -10775,7 +10671,6 @@
             <w:tcW w:w="2534" w:type="dxa"/>
             <w:gridSpan w:val="2"/>
             <w:shd w:val="clear" w:color="auto" w:fill="FBE5D5"/>
-            <w:tcMar/>
           </w:tcPr>
           <w:p>
             <w:pPr>
@@ -10804,7 +10699,6 @@
             <w:tcW w:w="7620" w:type="dxa"/>
             <w:gridSpan w:val="2"/>
             <w:shd w:val="clear" w:color="auto" w:fill="FFFFFF" w:themeFill="background1"/>
-            <w:tcMar/>
           </w:tcPr>
           <w:p>
             <w:pPr>
@@ -10834,27 +10728,26 @@
             <w:tcW w:w="2534" w:type="dxa"/>
             <w:gridSpan w:val="2"/>
             <w:shd w:val="clear" w:color="auto" w:fill="FBE5D5"/>
-            <w:tcMar/>
-          </w:tcPr>
-          <w:p>
-            <w:pPr>
-              <w:rPr>
-                <w:rFonts w:eastAsia="Calibri"/>
-                <w:b/>
-                <w:color w:val="595959"/>
-                <w:sz w:val="20"/>
-                <w:szCs w:val="20"/>
-              </w:rPr>
-            </w:pPr>
-            <w:r>
-              <w:rPr>
-                <w:rFonts w:eastAsia="Calibri"/>
-                <w:b/>
-                <w:color w:val="595959"/>
-                <w:sz w:val="20"/>
-                <w:szCs w:val="20"/>
-              </w:rPr>
-              <w:t>Pregunta 19</w:t>
+          </w:tcPr>
+          <w:p>
+            <w:pPr>
+              <w:rPr>
+                <w:rFonts w:eastAsia="Calibri"/>
+                <w:b/>
+                <w:color w:val="595959"/>
+                <w:sz w:val="20"/>
+                <w:szCs w:val="20"/>
+              </w:rPr>
+            </w:pPr>
+            <w:r>
+              <w:rPr>
+                <w:rFonts w:eastAsia="Calibri"/>
+                <w:b/>
+                <w:color w:val="595959"/>
+                <w:sz w:val="20"/>
+                <w:szCs w:val="20"/>
+              </w:rPr>
+              <w:t>Pregunta 20</w:t>
             </w:r>
           </w:p>
         </w:tc>
@@ -10863,7 +10756,6 @@
             <w:tcW w:w="7620" w:type="dxa"/>
             <w:gridSpan w:val="2"/>
             <w:shd w:val="clear" w:color="auto" w:fill="FBE5D5"/>
-            <w:tcMar/>
           </w:tcPr>
           <w:p>
             <w:pPr>
@@ -10872,33 +10764,15 @@
                 <w:color w:val="AEAAAA"/>
                 <w:sz w:val="20"/>
                 <w:szCs w:val="20"/>
-                <w:lang w:val="es-CO"/>
-              </w:rPr>
-            </w:pPr>
-            <w:r>
-              <w:rPr>
-                <w:rFonts w:eastAsia="Calibri"/>
-                <w:sz w:val="20"/>
-                <w:szCs w:val="20"/>
-              </w:rPr>
-              <w:t>En el contexto de sostenibilidad, ¿qué representa el CO</w:t>
-            </w:r>
-            <w:r>
-              <w:rPr>
-                <w:rFonts w:eastAsia="Calibri"/>
-                <w:sz w:val="20"/>
-                <w:szCs w:val="20"/>
-                <w:vertAlign w:val="subscript"/>
-              </w:rPr>
-              <w:t>2</w:t>
-            </w:r>
-            <w:r>
-              <w:rPr>
-                <w:rFonts w:eastAsia="Calibri"/>
-                <w:sz w:val="20"/>
-                <w:szCs w:val="20"/>
-              </w:rPr>
-              <w:t>?</w:t>
+              </w:rPr>
+            </w:pPr>
+            <w:r>
+              <w:rPr>
+                <w:rFonts w:eastAsia="Calibri"/>
+                <w:sz w:val="20"/>
+                <w:szCs w:val="20"/>
+              </w:rPr>
+              <w:t>¿Qué criterio permite determinar si un proyecto de eficiencia energética genera rentabilidad según el valor actual neto (VAN)?</w:t>
             </w:r>
           </w:p>
         </w:tc>
@@ -10910,7 +10784,6 @@
         <w:tc>
           <w:tcPr>
             <w:tcW w:w="1267" w:type="dxa"/>
-            <w:tcMar/>
           </w:tcPr>
           <w:p>
             <w:pPr>
@@ -10939,29 +10812,21 @@
             <w:tcW w:w="6727" w:type="dxa"/>
             <w:gridSpan w:val="2"/>
             <w:shd w:val="clear" w:color="auto" w:fill="FFFFFF" w:themeFill="background1"/>
-            <w:tcMar/>
-          </w:tcPr>
-          <w:p>
-            <w:pPr>
-              <w:rPr>
-                <w:rFonts w:eastAsia="Calibri"/>
-                <w:sz w:val="20"/>
-                <w:szCs w:val="20"/>
-              </w:rPr>
-            </w:pPr>
-            <w:r>
-              <w:rPr>
-                <w:sz w:val="20"/>
-                <w:szCs w:val="20"/>
-              </w:rPr>
-              <w:t>Un tipo de combustible nuevo</w:t>
-            </w:r>
-            <w:r>
-              <w:rPr>
-                <w:sz w:val="20"/>
-                <w:szCs w:val="20"/>
-              </w:rPr>
-              <w:t>.</w:t>
+          </w:tcPr>
+          <w:p>
+            <w:pPr>
+              <w:rPr>
+                <w:rFonts w:eastAsia="Calibri"/>
+                <w:sz w:val="20"/>
+                <w:szCs w:val="20"/>
+              </w:rPr>
+            </w:pPr>
+            <w:r>
+              <w:rPr>
+                <w:sz w:val="20"/>
+                <w:szCs w:val="20"/>
+              </w:rPr>
+              <w:t>Que el consumo energético permanezca igual después de la intervención.</w:t>
             </w:r>
           </w:p>
         </w:tc>
@@ -10969,7 +10834,6 @@
           <w:tcPr>
             <w:tcW w:w="2160" w:type="dxa"/>
             <w:shd w:val="clear" w:color="auto" w:fill="FFFFFF" w:themeFill="background1"/>
-            <w:tcMar/>
           </w:tcPr>
           <w:p>
             <w:pPr>
@@ -10990,7 +10854,6 @@
         <w:tc>
           <w:tcPr>
             <w:tcW w:w="1267" w:type="dxa"/>
-            <w:tcMar/>
           </w:tcPr>
           <w:p>
             <w:pPr>
@@ -11019,29 +10882,21 @@
             <w:tcW w:w="6727" w:type="dxa"/>
             <w:gridSpan w:val="2"/>
             <w:shd w:val="clear" w:color="auto" w:fill="FFFFFF" w:themeFill="background1"/>
-            <w:tcMar/>
-          </w:tcPr>
-          <w:p>
-            <w:pPr>
-              <w:rPr>
-                <w:rFonts w:eastAsia="Calibri"/>
-                <w:sz w:val="20"/>
-                <w:szCs w:val="20"/>
-              </w:rPr>
-            </w:pPr>
-            <w:r>
-              <w:rPr>
-                <w:sz w:val="20"/>
-                <w:szCs w:val="20"/>
-              </w:rPr>
-              <w:t>Un indicador de emisiones que se busca reducir</w:t>
-            </w:r>
-            <w:r>
-              <w:rPr>
-                <w:sz w:val="20"/>
-                <w:szCs w:val="20"/>
-              </w:rPr>
-              <w:t>.</w:t>
+          </w:tcPr>
+          <w:p>
+            <w:pPr>
+              <w:rPr>
+                <w:rFonts w:eastAsia="Calibri"/>
+                <w:sz w:val="20"/>
+                <w:szCs w:val="20"/>
+              </w:rPr>
+            </w:pPr>
+            <w:r>
+              <w:rPr>
+                <w:sz w:val="20"/>
+                <w:szCs w:val="20"/>
+              </w:rPr>
+              <w:t>Que la inversión inicial sea mayor que los ahorros económicos proyectados.</w:t>
             </w:r>
           </w:p>
         </w:tc>
@@ -11049,7 +10904,6 @@
           <w:tcPr>
             <w:tcW w:w="2160" w:type="dxa"/>
             <w:shd w:val="clear" w:color="auto" w:fill="FFFFFF" w:themeFill="background1"/>
-            <w:tcMar/>
           </w:tcPr>
           <w:p>
             <w:pPr>
@@ -11060,6 +10914,146 @@
                 <w:szCs w:val="20"/>
               </w:rPr>
             </w:pPr>
+          </w:p>
+        </w:tc>
+      </w:tr>
+      <w:tr>
+        <w:trPr>
+          <w:trHeight w:val="220"/>
+        </w:trPr>
+        <w:tc>
+          <w:tcPr>
+            <w:tcW w:w="1267" w:type="dxa"/>
+          </w:tcPr>
+          <w:p>
+            <w:pPr>
+              <w:rPr>
+                <w:rFonts w:eastAsia="Calibri"/>
+                <w:b/>
+                <w:color w:val="595959"/>
+                <w:sz w:val="20"/>
+                <w:szCs w:val="20"/>
+              </w:rPr>
+            </w:pPr>
+            <w:r>
+              <w:rPr>
+                <w:rFonts w:eastAsia="Calibri"/>
+                <w:b/>
+                <w:color w:val="595959"/>
+                <w:sz w:val="20"/>
+                <w:szCs w:val="20"/>
+              </w:rPr>
+              <w:t>Opción c)</w:t>
+            </w:r>
+          </w:p>
+        </w:tc>
+        <w:tc>
+          <w:tcPr>
+            <w:tcW w:w="6727" w:type="dxa"/>
+            <w:gridSpan w:val="2"/>
+            <w:shd w:val="clear" w:color="auto" w:fill="FFFFFF" w:themeFill="background1"/>
+          </w:tcPr>
+          <w:p>
+            <w:pPr>
+              <w:rPr>
+                <w:rFonts w:eastAsia="Calibri"/>
+                <w:sz w:val="20"/>
+                <w:szCs w:val="20"/>
+              </w:rPr>
+            </w:pPr>
+            <w:r>
+              <w:rPr>
+                <w:sz w:val="20"/>
+                <w:szCs w:val="20"/>
+              </w:rPr>
+              <w:t>Que el proyecto no requiera seguimiento ni medición de resultados.</w:t>
+            </w:r>
+          </w:p>
+        </w:tc>
+        <w:tc>
+          <w:tcPr>
+            <w:tcW w:w="2160" w:type="dxa"/>
+            <w:shd w:val="clear" w:color="auto" w:fill="FFFFFF" w:themeFill="background1"/>
+          </w:tcPr>
+          <w:p>
+            <w:pPr>
+              <w:widowControl w:val="0"/>
+              <w:rPr>
+                <w:rFonts w:eastAsia="Calibri"/>
+                <w:sz w:val="20"/>
+                <w:szCs w:val="20"/>
+              </w:rPr>
+            </w:pPr>
+          </w:p>
+        </w:tc>
+      </w:tr>
+      <w:tr>
+        <w:trPr>
+          <w:trHeight w:val="220"/>
+        </w:trPr>
+        <w:tc>
+          <w:tcPr>
+            <w:tcW w:w="1267" w:type="dxa"/>
+          </w:tcPr>
+          <w:p>
+            <w:pPr>
+              <w:rPr>
+                <w:rFonts w:eastAsia="Calibri"/>
+                <w:b/>
+                <w:color w:val="595959"/>
+                <w:sz w:val="20"/>
+                <w:szCs w:val="20"/>
+              </w:rPr>
+            </w:pPr>
+            <w:r>
+              <w:rPr>
+                <w:rFonts w:eastAsia="Calibri"/>
+                <w:b/>
+                <w:color w:val="595959"/>
+                <w:sz w:val="20"/>
+                <w:szCs w:val="20"/>
+              </w:rPr>
+              <w:t>Opción d)</w:t>
+            </w:r>
+          </w:p>
+        </w:tc>
+        <w:tc>
+          <w:tcPr>
+            <w:tcW w:w="6727" w:type="dxa"/>
+            <w:gridSpan w:val="2"/>
+            <w:shd w:val="clear" w:color="auto" w:fill="FFFFFF" w:themeFill="background1"/>
+          </w:tcPr>
+          <w:p>
+            <w:pPr>
+              <w:rPr>
+                <w:rFonts w:eastAsia="Calibri"/>
+                <w:sz w:val="20"/>
+                <w:szCs w:val="20"/>
+              </w:rPr>
+            </w:pPr>
+            <w:r>
+              <w:rPr>
+                <w:sz w:val="20"/>
+                <w:szCs w:val="20"/>
+              </w:rPr>
+              <w:t>Que el valor actual neto sea positivo, lo que indica que el proyecto genera valor económico.</w:t>
+            </w:r>
+          </w:p>
+        </w:tc>
+        <w:tc>
+          <w:tcPr>
+            <w:tcW w:w="2160" w:type="dxa"/>
+            <w:shd w:val="clear" w:color="auto" w:fill="FFFFFF" w:themeFill="background1"/>
+          </w:tcPr>
+          <w:p>
+            <w:pPr>
+              <w:widowControl w:val="0"/>
+              <w:rPr>
+                <w:rFonts w:eastAsia="Calibri"/>
+                <w:sz w:val="20"/>
+                <w:szCs w:val="20"/>
+              </w:rPr>
+            </w:pPr>
             <w:r>
               <w:rPr>
                 <w:rFonts w:eastAsia="Calibri"/>
@@ -11077,170 +11071,9 @@
         </w:trPr>
         <w:tc>
           <w:tcPr>
-            <w:tcW w:w="1267" w:type="dxa"/>
-            <w:tcMar/>
-          </w:tcPr>
-          <w:p>
-            <w:pPr>
-              <w:rPr>
-                <w:rFonts w:eastAsia="Calibri"/>
-                <w:b/>
-                <w:color w:val="595959"/>
-                <w:sz w:val="20"/>
-                <w:szCs w:val="20"/>
-              </w:rPr>
-            </w:pPr>
-            <w:r>
-              <w:rPr>
-                <w:rFonts w:eastAsia="Calibri"/>
-                <w:b/>
-                <w:color w:val="595959"/>
-                <w:sz w:val="20"/>
-                <w:szCs w:val="20"/>
-              </w:rPr>
-              <w:t>Opción c)</w:t>
-            </w:r>
-          </w:p>
-        </w:tc>
-        <w:tc>
-          <w:tcPr>
-            <w:tcW w:w="6727" w:type="dxa"/>
-            <w:gridSpan w:val="2"/>
-            <w:shd w:val="clear" w:color="auto" w:fill="FFFFFF" w:themeFill="background1"/>
-            <w:tcMar/>
-          </w:tcPr>
-          <w:p>
-            <w:pPr>
-              <w:rPr>
-                <w:rFonts w:eastAsia="Calibri"/>
-                <w:sz w:val="20"/>
-                <w:szCs w:val="20"/>
-              </w:rPr>
-            </w:pPr>
-            <w:r>
-              <w:rPr>
-                <w:sz w:val="20"/>
-                <w:szCs w:val="20"/>
-              </w:rPr>
-              <w:t>El nombre de un indicador financiero</w:t>
-            </w:r>
-            <w:r>
-              <w:rPr>
-                <w:sz w:val="20"/>
-                <w:szCs w:val="20"/>
-              </w:rPr>
-              <w:t>.</w:t>
-            </w:r>
-          </w:p>
-        </w:tc>
-        <w:tc>
-          <w:tcPr>
-            <w:tcW w:w="2160" w:type="dxa"/>
-            <w:shd w:val="clear" w:color="auto" w:fill="FFFFFF" w:themeFill="background1"/>
-            <w:tcMar/>
-          </w:tcPr>
-          <w:p>
-            <w:pPr>
-              <w:widowControl w:val="0"/>
-              <w:rPr>
-                <w:rFonts w:eastAsia="Calibri"/>
-                <w:sz w:val="20"/>
-                <w:szCs w:val="20"/>
-              </w:rPr>
-            </w:pPr>
-          </w:p>
-        </w:tc>
-      </w:tr>
-      <w:tr>
-        <w:trPr>
-          <w:trHeight w:val="220"/>
-        </w:trPr>
-        <w:tc>
-          <w:tcPr>
-            <w:tcW w:w="1267" w:type="dxa"/>
-            <w:tcMar/>
-          </w:tcPr>
-          <w:p>
-            <w:pPr>
-              <w:rPr>
-                <w:rFonts w:eastAsia="Calibri"/>
-                <w:b/>
-                <w:color w:val="595959"/>
-                <w:sz w:val="20"/>
-                <w:szCs w:val="20"/>
-              </w:rPr>
-            </w:pPr>
-            <w:r>
-              <w:rPr>
-                <w:rFonts w:eastAsia="Calibri"/>
-                <w:b/>
-                <w:color w:val="595959"/>
-                <w:sz w:val="20"/>
-                <w:szCs w:val="20"/>
-              </w:rPr>
-              <w:t>Opción d)</w:t>
-            </w:r>
-          </w:p>
-        </w:tc>
-        <w:tc>
-          <w:tcPr>
-            <w:tcW w:w="6727" w:type="dxa"/>
-            <w:gridSpan w:val="2"/>
-            <w:shd w:val="clear" w:color="auto" w:fill="FFFFFF" w:themeFill="background1"/>
-            <w:tcMar/>
-          </w:tcPr>
-          <w:p>
-            <w:pPr>
-              <w:rPr>
-                <w:rFonts w:eastAsia="Calibri"/>
-                <w:sz w:val="20"/>
-                <w:szCs w:val="20"/>
-              </w:rPr>
-            </w:pPr>
-            <w:r>
-              <w:rPr>
-                <w:sz w:val="20"/>
-                <w:szCs w:val="20"/>
-              </w:rPr>
-              <w:t>Una marca de motores eficientes</w:t>
-            </w:r>
-            <w:r>
-              <w:rPr>
-                <w:sz w:val="20"/>
-                <w:szCs w:val="20"/>
-              </w:rPr>
-              <w:t>.</w:t>
-            </w:r>
-          </w:p>
-        </w:tc>
-        <w:tc>
-          <w:tcPr>
-            <w:tcW w:w="2160" w:type="dxa"/>
-            <w:shd w:val="clear" w:color="auto" w:fill="FFFFFF" w:themeFill="background1"/>
-            <w:tcMar/>
-          </w:tcPr>
-          <w:p>
-            <w:pPr>
-              <w:widowControl w:val="0"/>
-              <w:rPr>
-                <w:rFonts w:eastAsia="Calibri"/>
-                <w:sz w:val="20"/>
-                <w:szCs w:val="20"/>
-              </w:rPr>
-            </w:pPr>
-          </w:p>
-        </w:tc>
-      </w:tr>
-      <w:tr>
-        <w:trPr>
-          <w:trHeight w:val="220"/>
-        </w:trPr>
-        <w:tc>
-          <w:tcPr>
             <w:tcW w:w="2534" w:type="dxa"/>
             <w:gridSpan w:val="2"/>
             <w:shd w:val="clear" w:color="auto" w:fill="FBE5D5"/>
-            <w:tcMar/>
           </w:tcPr>
           <w:p>
             <w:pPr>
@@ -11269,514 +11102,6 @@
             <w:tcW w:w="7620" w:type="dxa"/>
             <w:gridSpan w:val="2"/>
             <w:shd w:val="clear" w:color="auto" w:fill="FFFFFF" w:themeFill="background1"/>
-            <w:tcMar/>
-          </w:tcPr>
-          <w:p>
-            <w:pPr>
-              <w:rPr>
-                <w:rFonts w:eastAsia="Calibri"/>
-                <w:sz w:val="20"/>
-                <w:szCs w:val="20"/>
-              </w:rPr>
-            </w:pPr>
-            <w:r>
-              <w:rPr>
-                <w:rFonts w:eastAsia="Calibri"/>
-                <w:bCs/>
-                <w:sz w:val="20"/>
-                <w:szCs w:val="20"/>
-              </w:rPr>
-              <w:t>Se evidencia un buen dominio de los conceptos sobre Acciones y estrategias de eficiencia energética.</w:t>
-            </w:r>
-          </w:p>
-        </w:tc>
-      </w:tr>
-      <w:tr>
-        <w:trPr>
-          <w:trHeight w:val="220"/>
-        </w:trPr>
-        <w:tc>
-          <w:tcPr>
-            <w:tcW w:w="2534" w:type="dxa"/>
-            <w:gridSpan w:val="2"/>
-            <w:shd w:val="clear" w:color="auto" w:fill="FBE5D5"/>
-            <w:tcMar/>
-          </w:tcPr>
-          <w:p>
-            <w:pPr>
-              <w:rPr>
-                <w:rFonts w:eastAsia="Calibri"/>
-                <w:b/>
-                <w:color w:val="595959"/>
-                <w:sz w:val="20"/>
-                <w:szCs w:val="20"/>
-              </w:rPr>
-            </w:pPr>
-            <w:r>
-              <w:rPr>
-                <w:rFonts w:eastAsia="Calibri"/>
-                <w:b/>
-                <w:color w:val="595959"/>
-                <w:sz w:val="20"/>
-                <w:szCs w:val="20"/>
-              </w:rPr>
-              <w:t>Comentario respuesta incorrecta</w:t>
-            </w:r>
-          </w:p>
-        </w:tc>
-        <w:tc>
-          <w:tcPr>
-            <w:tcW w:w="7620" w:type="dxa"/>
-            <w:gridSpan w:val="2"/>
-            <w:shd w:val="clear" w:color="auto" w:fill="FFFFFF" w:themeFill="background1"/>
-            <w:tcMar/>
-          </w:tcPr>
-          <w:p>
-            <w:pPr>
-              <w:rPr>
-                <w:rFonts w:eastAsia="Calibri"/>
-                <w:sz w:val="20"/>
-                <w:szCs w:val="20"/>
-              </w:rPr>
-            </w:pPr>
-            <w:r>
-              <w:rPr>
-                <w:rFonts w:eastAsia="Calibri"/>
-                <w:sz w:val="20"/>
-                <w:szCs w:val="20"/>
-              </w:rPr>
-              <w:t>Revise nuevamente el contenido del componente formativo.</w:t>
-            </w:r>
-          </w:p>
-        </w:tc>
-      </w:tr>
-      <w:tr>
-        <w:trPr>
-          <w:trHeight w:val="220"/>
-        </w:trPr>
-        <w:tc>
-          <w:tcPr>
-            <w:tcW w:w="2534" w:type="dxa"/>
-            <w:gridSpan w:val="2"/>
-            <w:shd w:val="clear" w:color="auto" w:fill="FBE5D5"/>
-            <w:tcMar/>
-          </w:tcPr>
-          <w:p>
-            <w:pPr>
-              <w:rPr>
-                <w:rFonts w:eastAsia="Calibri"/>
-                <w:b/>
-                <w:color w:val="595959"/>
-                <w:sz w:val="20"/>
-                <w:szCs w:val="20"/>
-              </w:rPr>
-            </w:pPr>
-            <w:r>
-              <w:rPr>
-                <w:rFonts w:eastAsia="Calibri"/>
-                <w:b/>
-                <w:color w:val="595959"/>
-                <w:sz w:val="20"/>
-                <w:szCs w:val="20"/>
-              </w:rPr>
-              <w:t>Pregunta 20</w:t>
-            </w:r>
-          </w:p>
-        </w:tc>
-        <w:tc>
-          <w:tcPr>
-            <w:tcW w:w="7620" w:type="dxa"/>
-            <w:gridSpan w:val="2"/>
-            <w:shd w:val="clear" w:color="auto" w:fill="FBE5D5"/>
-            <w:tcMar/>
-          </w:tcPr>
-          <w:p>
-            <w:pPr>
-              <w:rPr>
-                <w:rFonts w:eastAsia="Calibri"/>
-                <w:color w:val="AEAAAA"/>
-                <w:sz w:val="20"/>
-                <w:szCs w:val="20"/>
-              </w:rPr>
-            </w:pPr>
-            <w:r>
-              <w:rPr>
-                <w:rFonts w:eastAsia="Calibri"/>
-                <w:sz w:val="20"/>
-                <w:szCs w:val="20"/>
-              </w:rPr>
-              <w:t>¿Hacia dónde facilita el contenido la transición del aprendiz?</w:t>
-            </w:r>
-          </w:p>
-        </w:tc>
-      </w:tr>
-      <w:tr>
-        <w:trPr>
-          <w:trHeight w:val="220"/>
-        </w:trPr>
-        <w:tc>
-          <w:tcPr>
-            <w:tcW w:w="1267" w:type="dxa"/>
-            <w:tcMar/>
-          </w:tcPr>
-          <w:p>
-            <w:pPr>
-              <w:rPr>
-                <w:rFonts w:eastAsia="Calibri"/>
-                <w:b/>
-                <w:color w:val="595959"/>
-                <w:sz w:val="20"/>
-                <w:szCs w:val="20"/>
-              </w:rPr>
-            </w:pPr>
-            <w:r>
-              <w:rPr>
-                <w:rFonts w:eastAsia="Calibri"/>
-                <w:b/>
-                <w:color w:val="595959"/>
-                <w:sz w:val="20"/>
-                <w:szCs w:val="20"/>
-              </w:rPr>
-              <w:t>Opción a)</w:t>
-            </w:r>
-          </w:p>
-        </w:tc>
-        <w:tc>
-          <w:tcPr>
-            <w:tcW w:w="6727" w:type="dxa"/>
-            <w:gridSpan w:val="2"/>
-            <w:shd w:val="clear" w:color="auto" w:fill="FFFFFF" w:themeFill="background1"/>
-            <w:tcMar/>
-          </w:tcPr>
-          <w:p>
-            <w:pPr>
-              <w:rPr>
-                <w:rFonts w:eastAsia="Calibri"/>
-                <w:sz w:val="20"/>
-                <w:szCs w:val="20"/>
-              </w:rPr>
-            </w:pPr>
-            <w:r>
-              <w:rPr>
-                <w:sz w:val="20"/>
-                <w:szCs w:val="20"/>
-              </w:rPr>
-              <w:t>Del análisis a la acción</w:t>
-            </w:r>
-            <w:r>
-              <w:rPr>
-                <w:sz w:val="20"/>
-                <w:szCs w:val="20"/>
-              </w:rPr>
-              <w:t>.</w:t>
-            </w:r>
-          </w:p>
-        </w:tc>
-        <w:tc>
-          <w:tcPr>
-            <w:tcW w:w="2160" w:type="dxa"/>
-            <w:shd w:val="clear" w:color="auto" w:fill="FFFFFF" w:themeFill="background1"/>
-            <w:tcMar/>
-          </w:tcPr>
-          <w:p>
-            <w:pPr>
-              <w:widowControl w:val="0"/>
-              <w:rPr>
-                <w:rFonts w:eastAsia="Calibri"/>
-                <w:sz w:val="20"/>
-                <w:szCs w:val="20"/>
-              </w:rPr>
-            </w:pPr>
-            <w:r>
-              <w:rPr>
-                <w:rFonts w:eastAsia="Calibri"/>
-                <w:sz w:val="20"/>
-                <w:szCs w:val="20"/>
-              </w:rPr>
-              <w:t>X</w:t>
-            </w:r>
-          </w:p>
-        </w:tc>
-      </w:tr>
-      <w:tr>
-        <w:trPr>
-          <w:trHeight w:val="220"/>
-        </w:trPr>
-        <w:tc>
-          <w:tcPr>
-            <w:tcW w:w="1267" w:type="dxa"/>
-            <w:tcMar/>
-          </w:tcPr>
-          <w:p>
-            <w:pPr>
-              <w:rPr>
-                <w:rFonts w:eastAsia="Calibri"/>
-                <w:b/>
-                <w:color w:val="595959"/>
-                <w:sz w:val="20"/>
-                <w:szCs w:val="20"/>
-              </w:rPr>
-            </w:pPr>
-            <w:r>
-              <w:rPr>
-                <w:rFonts w:eastAsia="Calibri"/>
-                <w:b/>
-                <w:color w:val="595959"/>
-                <w:sz w:val="20"/>
-                <w:szCs w:val="20"/>
-              </w:rPr>
-              <w:t>Opción b)</w:t>
-            </w:r>
-          </w:p>
-        </w:tc>
-        <w:tc>
-          <w:tcPr>
-            <w:tcW w:w="6727" w:type="dxa"/>
-            <w:gridSpan w:val="2"/>
-            <w:shd w:val="clear" w:color="auto" w:fill="FFFFFF" w:themeFill="background1"/>
-            <w:tcMar/>
-          </w:tcPr>
-          <w:p>
-            <w:pPr>
-              <w:rPr>
-                <w:rFonts w:eastAsia="Calibri"/>
-                <w:sz w:val="20"/>
-                <w:szCs w:val="20"/>
-              </w:rPr>
-            </w:pPr>
-            <w:r>
-              <w:rPr>
-                <w:sz w:val="20"/>
-                <w:szCs w:val="20"/>
-              </w:rPr>
-              <w:t>De la acción al olvido</w:t>
-            </w:r>
-            <w:r>
-              <w:rPr>
-                <w:sz w:val="20"/>
-                <w:szCs w:val="20"/>
-              </w:rPr>
-              <w:t>.</w:t>
-            </w:r>
-          </w:p>
-        </w:tc>
-        <w:tc>
-          <w:tcPr>
-            <w:tcW w:w="2160" w:type="dxa"/>
-            <w:shd w:val="clear" w:color="auto" w:fill="FFFFFF" w:themeFill="background1"/>
-            <w:tcMar/>
-          </w:tcPr>
-          <w:p>
-            <w:pPr>
-              <w:widowControl w:val="0"/>
-              <w:rPr>
-                <w:rFonts w:eastAsia="Calibri"/>
-                <w:sz w:val="20"/>
-                <w:szCs w:val="20"/>
-              </w:rPr>
-            </w:pPr>
-          </w:p>
-        </w:tc>
-      </w:tr>
-      <w:tr>
-        <w:trPr>
-          <w:trHeight w:val="220"/>
-        </w:trPr>
-        <w:tc>
-          <w:tcPr>
-            <w:tcW w:w="1267" w:type="dxa"/>
-            <w:tcMar/>
-          </w:tcPr>
-          <w:p>
-            <w:pPr>
-              <w:rPr>
-                <w:rFonts w:eastAsia="Calibri"/>
-                <w:b/>
-                <w:color w:val="595959"/>
-                <w:sz w:val="20"/>
-                <w:szCs w:val="20"/>
-              </w:rPr>
-            </w:pPr>
-            <w:r>
-              <w:rPr>
-                <w:rFonts w:eastAsia="Calibri"/>
-                <w:b/>
-                <w:color w:val="595959"/>
-                <w:sz w:val="20"/>
-                <w:szCs w:val="20"/>
-              </w:rPr>
-              <w:t>Opción c)</w:t>
-            </w:r>
-          </w:p>
-        </w:tc>
-        <w:tc>
-          <w:tcPr>
-            <w:tcW w:w="6727" w:type="dxa"/>
-            <w:gridSpan w:val="2"/>
-            <w:shd w:val="clear" w:color="auto" w:fill="FFFFFF" w:themeFill="background1"/>
-            <w:tcMar/>
-          </w:tcPr>
-          <w:p>
-            <w:pPr>
-              <w:rPr>
-                <w:rFonts w:eastAsia="Calibri"/>
-                <w:sz w:val="20"/>
-                <w:szCs w:val="20"/>
-              </w:rPr>
-            </w:pPr>
-            <w:r>
-              <w:rPr>
-                <w:sz w:val="20"/>
-                <w:szCs w:val="20"/>
-              </w:rPr>
-              <w:t>De la teoría a más teoría</w:t>
-            </w:r>
-            <w:r>
-              <w:rPr>
-                <w:sz w:val="20"/>
-                <w:szCs w:val="20"/>
-              </w:rPr>
-              <w:t>.</w:t>
-            </w:r>
-          </w:p>
-        </w:tc>
-        <w:tc>
-          <w:tcPr>
-            <w:tcW w:w="2160" w:type="dxa"/>
-            <w:shd w:val="clear" w:color="auto" w:fill="FFFFFF" w:themeFill="background1"/>
-            <w:tcMar/>
-          </w:tcPr>
-          <w:p>
-            <w:pPr>
-              <w:widowControl w:val="0"/>
-              <w:rPr>
-                <w:rFonts w:eastAsia="Calibri"/>
-                <w:sz w:val="20"/>
-                <w:szCs w:val="20"/>
-              </w:rPr>
-            </w:pPr>
-          </w:p>
-        </w:tc>
-      </w:tr>
-      <w:tr>
-        <w:trPr>
-          <w:trHeight w:val="220"/>
-        </w:trPr>
-        <w:tc>
-          <w:tcPr>
-            <w:tcW w:w="1267" w:type="dxa"/>
-            <w:tcMar/>
-          </w:tcPr>
-          <w:p>
-            <w:pPr>
-              <w:rPr>
-                <w:rFonts w:eastAsia="Calibri"/>
-                <w:b/>
-                <w:color w:val="595959"/>
-                <w:sz w:val="20"/>
-                <w:szCs w:val="20"/>
-              </w:rPr>
-            </w:pPr>
-            <w:r>
-              <w:rPr>
-                <w:rFonts w:eastAsia="Calibri"/>
-                <w:b/>
-                <w:color w:val="595959"/>
-                <w:sz w:val="20"/>
-                <w:szCs w:val="20"/>
-              </w:rPr>
-              <w:t>Opción d)</w:t>
-            </w:r>
-          </w:p>
-        </w:tc>
-        <w:tc>
-          <w:tcPr>
-            <w:tcW w:w="6727" w:type="dxa"/>
-            <w:gridSpan w:val="2"/>
-            <w:shd w:val="clear" w:color="auto" w:fill="FFFFFF" w:themeFill="background1"/>
-            <w:tcMar/>
-          </w:tcPr>
-          <w:p>
-            <w:pPr>
-              <w:rPr>
-                <w:rFonts w:eastAsia="Calibri"/>
-                <w:sz w:val="20"/>
-                <w:szCs w:val="20"/>
-              </w:rPr>
-            </w:pPr>
-            <w:r>
-              <w:rPr>
-                <w:sz w:val="20"/>
-                <w:szCs w:val="20"/>
-              </w:rPr>
-              <w:t>De la oficina al parque</w:t>
-            </w:r>
-            <w:r>
-              <w:rPr>
-                <w:sz w:val="20"/>
-                <w:szCs w:val="20"/>
-              </w:rPr>
-              <w:t>.</w:t>
-            </w:r>
-          </w:p>
-        </w:tc>
-        <w:tc>
-          <w:tcPr>
-            <w:tcW w:w="2160" w:type="dxa"/>
-            <w:shd w:val="clear" w:color="auto" w:fill="FFFFFF" w:themeFill="background1"/>
-            <w:tcMar/>
-          </w:tcPr>
-          <w:p>
-            <w:pPr>
-              <w:widowControl w:val="0"/>
-              <w:rPr>
-                <w:rFonts w:eastAsia="Calibri"/>
-                <w:sz w:val="20"/>
-                <w:szCs w:val="20"/>
-              </w:rPr>
-            </w:pPr>
-          </w:p>
-        </w:tc>
-      </w:tr>
-      <w:tr>
-        <w:trPr>
-          <w:trHeight w:val="220"/>
-        </w:trPr>
-        <w:tc>
-          <w:tcPr>
-            <w:tcW w:w="2534" w:type="dxa"/>
-            <w:gridSpan w:val="2"/>
-            <w:shd w:val="clear" w:color="auto" w:fill="FBE5D5"/>
-            <w:tcMar/>
-          </w:tcPr>
-          <w:p>
-            <w:pPr>
-              <w:rPr>
-                <w:rFonts w:eastAsia="Calibri"/>
-                <w:b/>
-                <w:color w:val="595959"/>
-                <w:sz w:val="20"/>
-                <w:szCs w:val="20"/>
-              </w:rPr>
-            </w:pPr>
-            <w:r>
-              <w:rPr>
-                <w:rFonts w:eastAsia="Calibri"/>
-                <w:b/>
-                <w:color w:val="595959"/>
-                <w:sz w:val="20"/>
-                <w:szCs w:val="20"/>
-              </w:rPr>
-              <w:t>Comentario respuesta correcta</w:t>
-            </w:r>
-          </w:p>
-        </w:tc>
-        <w:tc>
-          <w:tcPr>
-            <w:tcW w:w="7620" w:type="dxa"/>
-            <w:gridSpan w:val="2"/>
-            <w:shd w:val="clear" w:color="auto" w:fill="FFFFFF" w:themeFill="background1"/>
-            <w:tcMar/>
           </w:tcPr>
           <w:p>
             <w:pPr>
@@ -11795,7 +11120,7 @@
                 <w:sz w:val="20"/>
                 <w:szCs w:val="20"/>
               </w:rPr>
-              <w:t>Se evidencia un buen dominio de los conceptos sobre Acciones y estrategias de eficiencia energética.</w:t>
+              <w:t>Se evidencia una adecuada comprensión del valor actual neto como indicador financiero. Identifica que un VAN positivo indica que el proyecto genera valor económico y constituye un criterio favorable para su aceptación.</w:t>
             </w:r>
           </w:p>
         </w:tc>
@@ -11809,7 +11134,6 @@
             <w:tcW w:w="2534" w:type="dxa"/>
             <w:gridSpan w:val="2"/>
             <w:shd w:val="clear" w:color="auto" w:fill="FBE5D5"/>
-            <w:tcMar/>
           </w:tcPr>
           <w:p>
             <w:pPr>
@@ -11838,7 +11162,6 @@
             <w:tcW w:w="7620" w:type="dxa"/>
             <w:gridSpan w:val="2"/>
             <w:shd w:val="clear" w:color="auto" w:fill="FFFFFF" w:themeFill="background1"/>
-            <w:tcMar/>
           </w:tcPr>
           <w:p>
             <w:pPr>
@@ -11856,7 +11179,16 @@
                 <w:sz w:val="20"/>
                 <w:szCs w:val="20"/>
               </w:rPr>
-              <w:t>Revise nuevamente el contenido del componente formativo.</w:t>
+              <w:t xml:space="preserve">Se recomienda revisar los contenidos del componente formativo relacionados con la viabilidad económica de los proyectos de eficiencia energética, especialmente la </w:t>
+            </w:r>
+            <w:r>
+              <w:rPr>
+                <w:rFonts w:eastAsia="Calibri"/>
+                <w:sz w:val="20"/>
+                <w:szCs w:val="20"/>
+              </w:rPr>
+              <w:lastRenderedPageBreak/>
+              <w:t>interpretación del valor actual neto (VAN), la tasa interna de retorno (TIR) y el período de recuperación de la inversión (PR).</w:t>
             </w:r>
           </w:p>
         </w:tc>
@@ -11868,12 +11200,12 @@
         <w:tblW w:w="10154" w:type="dxa"/>
         <w:tblInd w:w="-680" w:type="dxa"/>
         <w:tblBorders>
-          <w:top w:val="single" w:color="F4B083" w:sz="4" w:space="0"/>
-          <w:left w:val="single" w:color="F4B083" w:sz="4" w:space="0"/>
-          <w:bottom w:val="single" w:color="F4B083" w:sz="4" w:space="0"/>
-          <w:right w:val="single" w:color="F4B083" w:sz="4" w:space="0"/>
-          <w:insideH w:val="single" w:color="F4B083" w:sz="4" w:space="0"/>
-          <w:insideV w:val="single" w:color="F4B083" w:sz="4" w:space="0"/>
+          <w:top w:val="single" w:sz="4" w:space="0" w:color="F4B083"/>
+          <w:left w:val="single" w:sz="4" w:space="0" w:color="F4B083"/>
+          <w:bottom w:val="single" w:sz="4" w:space="0" w:color="F4B083"/>
+          <w:right w:val="single" w:sz="4" w:space="0" w:color="F4B083"/>
+          <w:insideH w:val="single" w:sz="4" w:space="0" w:color="F4B083"/>
+          <w:insideV w:val="single" w:sz="4" w:space="0" w:color="F4B083"/>
         </w:tblBorders>
         <w:tblLayout w:type="fixed"/>
         <w:tblLook w:val="04A0" w:firstRow="1" w:lastRow="0" w:firstColumn="1" w:lastColumn="0" w:noHBand="0" w:noVBand="1"/>
@@ -11912,6 +11244,7 @@
                 <w:sz w:val="20"/>
                 <w:szCs w:val="20"/>
               </w:rPr>
+              <w:lastRenderedPageBreak/>
               <w:t>MENSAJE FINAL ACTIVIDAD</w:t>
             </w:r>
           </w:p>
@@ -12074,12 +11407,12 @@
         <w:tblW w:w="9975" w:type="dxa"/>
         <w:tblInd w:w="-705" w:type="dxa"/>
         <w:tblBorders>
-          <w:top w:val="single" w:color="000000" w:sz="8" w:space="0"/>
-          <w:left w:val="single" w:color="000000" w:sz="8" w:space="0"/>
-          <w:bottom w:val="single" w:color="000000" w:sz="8" w:space="0"/>
-          <w:right w:val="single" w:color="000000" w:sz="8" w:space="0"/>
-          <w:insideH w:val="single" w:color="000000" w:sz="8" w:space="0"/>
-          <w:insideV w:val="single" w:color="000000" w:sz="8" w:space="0"/>
+          <w:top w:val="single" w:sz="8" w:space="0" w:color="000000"/>
+          <w:left w:val="single" w:sz="8" w:space="0" w:color="000000"/>
+          <w:bottom w:val="single" w:sz="8" w:space="0" w:color="000000"/>
+          <w:right w:val="single" w:sz="8" w:space="0" w:color="000000"/>
+          <w:insideH w:val="single" w:sz="8" w:space="0" w:color="000000"/>
+          <w:insideV w:val="single" w:sz="8" w:space="0" w:color="000000"/>
         </w:tblBorders>
         <w:tblLayout w:type="fixed"/>
         <w:tblLook w:val="0600" w:firstRow="0" w:lastRow="0" w:firstColumn="0" w:lastColumn="0" w:noHBand="1" w:noVBand="1"/>
@@ -12098,10 +11431,10 @@
             <w:tcW w:w="9975" w:type="dxa"/>
             <w:gridSpan w:val="3"/>
             <w:tcBorders>
-              <w:top w:val="single" w:color="F4B083" w:sz="8" w:space="0"/>
-              <w:left w:val="single" w:color="F4B083" w:sz="8" w:space="0"/>
-              <w:bottom w:val="single" w:color="F4B083" w:sz="8" w:space="0"/>
-              <w:right w:val="single" w:color="F4B083" w:sz="8" w:space="0"/>
+              <w:top w:val="single" w:sz="8" w:space="0" w:color="F4B083"/>
+              <w:left w:val="single" w:sz="8" w:space="0" w:color="F4B083"/>
+              <w:bottom w:val="single" w:sz="8" w:space="0" w:color="F4B083"/>
+              <w:right w:val="single" w:sz="8" w:space="0" w:color="F4B083"/>
             </w:tcBorders>
             <w:shd w:val="clear" w:color="auto" w:fill="FFE599"/>
             <w:tcMar>
@@ -12145,10 +11478,10 @@
           <w:tcPr>
             <w:tcW w:w="3465" w:type="dxa"/>
             <w:tcBorders>
-              <w:top w:val="single" w:color="F4B083" w:sz="8" w:space="0"/>
-              <w:left w:val="single" w:color="F4B083" w:sz="8" w:space="0"/>
-              <w:bottom w:val="single" w:color="F4B083" w:sz="8" w:space="0"/>
-              <w:right w:val="single" w:color="F4B083" w:sz="8" w:space="0"/>
+              <w:top w:val="single" w:sz="8" w:space="0" w:color="F4B083"/>
+              <w:left w:val="single" w:sz="8" w:space="0" w:color="F4B083"/>
+              <w:bottom w:val="single" w:sz="8" w:space="0" w:color="F4B083"/>
+              <w:right w:val="single" w:sz="8" w:space="0" w:color="F4B083"/>
             </w:tcBorders>
             <w:tcMar>
               <w:top w:w="100" w:type="dxa"/>
@@ -12175,10 +11508,10 @@
           <w:tcPr>
             <w:tcW w:w="3090" w:type="dxa"/>
             <w:tcBorders>
-              <w:top w:val="single" w:color="F4B083" w:sz="8" w:space="0"/>
-              <w:left w:val="single" w:color="F4B083" w:sz="8" w:space="0"/>
-              <w:bottom w:val="single" w:color="F4B083" w:sz="8" w:space="0"/>
-              <w:right w:val="single" w:color="F4B083" w:sz="8" w:space="0"/>
+              <w:top w:val="single" w:sz="8" w:space="0" w:color="F4B083"/>
+              <w:left w:val="single" w:sz="8" w:space="0" w:color="F4B083"/>
+              <w:bottom w:val="single" w:sz="8" w:space="0" w:color="F4B083"/>
+              <w:right w:val="single" w:sz="8" w:space="0" w:color="F4B083"/>
             </w:tcBorders>
             <w:tcMar>
               <w:top w:w="100" w:type="dxa"/>
@@ -12215,10 +11548,10 @@
           <w:tcPr>
             <w:tcW w:w="3420" w:type="dxa"/>
             <w:tcBorders>
-              <w:top w:val="single" w:color="F4B083" w:sz="8" w:space="0"/>
-              <w:left w:val="single" w:color="F4B083" w:sz="8" w:space="0"/>
-              <w:bottom w:val="single" w:color="F4B083" w:sz="8" w:space="0"/>
-              <w:right w:val="single" w:color="F4B083" w:sz="8" w:space="0"/>
+              <w:top w:val="single" w:sz="8" w:space="0" w:color="F4B083"/>
+              <w:left w:val="single" w:sz="8" w:space="0" w:color="F4B083"/>
+              <w:bottom w:val="single" w:sz="8" w:space="0" w:color="F4B083"/>
+              <w:right w:val="single" w:sz="8" w:space="0" w:color="F4B083"/>
             </w:tcBorders>
             <w:tcMar>
               <w:top w:w="100" w:type="dxa"/>
@@ -12260,10 +11593,10 @@
           <w:tcPr>
             <w:tcW w:w="3465" w:type="dxa"/>
             <w:tcBorders>
-              <w:top w:val="single" w:color="F4B083" w:sz="8" w:space="0"/>
-              <w:left w:val="single" w:color="F4B083" w:sz="8" w:space="0"/>
-              <w:bottom w:val="single" w:color="F4B083" w:sz="8" w:space="0"/>
-              <w:right w:val="single" w:color="F4B083" w:sz="8" w:space="0"/>
+              <w:top w:val="single" w:sz="8" w:space="0" w:color="F4B083"/>
+              <w:left w:val="single" w:sz="8" w:space="0" w:color="F4B083"/>
+              <w:bottom w:val="single" w:sz="8" w:space="0" w:color="F4B083"/>
+              <w:right w:val="single" w:sz="8" w:space="0" w:color="F4B083"/>
             </w:tcBorders>
             <w:tcMar>
               <w:top w:w="100" w:type="dxa"/>
@@ -12300,10 +11633,10 @@
           <w:tcPr>
             <w:tcW w:w="3090" w:type="dxa"/>
             <w:tcBorders>
-              <w:top w:val="single" w:color="F4B083" w:sz="8" w:space="0"/>
-              <w:left w:val="single" w:color="F4B083" w:sz="8" w:space="0"/>
-              <w:bottom w:val="single" w:color="F4B083" w:sz="8" w:space="0"/>
-              <w:right w:val="single" w:color="F4B083" w:sz="8" w:space="0"/>
+              <w:top w:val="single" w:sz="8" w:space="0" w:color="F4B083"/>
+              <w:left w:val="single" w:sz="8" w:space="0" w:color="F4B083"/>
+              <w:bottom w:val="single" w:sz="8" w:space="0" w:color="F4B083"/>
+              <w:right w:val="single" w:sz="8" w:space="0" w:color="F4B083"/>
             </w:tcBorders>
             <w:tcMar>
               <w:top w:w="100" w:type="dxa"/>
@@ -12322,29 +11655,22 @@
                 <w:szCs w:val="20"/>
               </w:rPr>
             </w:pPr>
-            <w:proofErr w:type="spellStart"/>
-            <w:r>
-              <w:t>Gianmarco</w:t>
-            </w:r>
-            <w:proofErr w:type="spellEnd"/>
-            <w:r>
-              <w:t xml:space="preserve"> Serrano </w:t>
-            </w:r>
-            <w:proofErr w:type="spellStart"/>
+            <w:r>
+              <w:t xml:space="preserve">Gianmarco Serrano </w:t>
+            </w:r>
             <w:r>
               <w:t>Cabarcas</w:t>
             </w:r>
-            <w:proofErr w:type="spellEnd"/>
           </w:p>
         </w:tc>
         <w:tc>
           <w:tcPr>
             <w:tcW w:w="3420" w:type="dxa"/>
             <w:tcBorders>
-              <w:top w:val="single" w:color="F4B083" w:sz="8" w:space="0"/>
-              <w:left w:val="single" w:color="F4B083" w:sz="8" w:space="0"/>
-              <w:bottom w:val="single" w:color="F4B083" w:sz="8" w:space="0"/>
-              <w:right w:val="single" w:color="F4B083" w:sz="8" w:space="0"/>
+              <w:top w:val="single" w:sz="8" w:space="0" w:color="F4B083"/>
+              <w:left w:val="single" w:sz="8" w:space="0" w:color="F4B083"/>
+              <w:bottom w:val="single" w:sz="8" w:space="0" w:color="F4B083"/>
+              <w:right w:val="single" w:sz="8" w:space="0" w:color="F4B083"/>
             </w:tcBorders>
             <w:tcMar>
               <w:top w:w="100" w:type="dxa"/>
@@ -12377,10 +11703,10 @@
           <w:tcPr>
             <w:tcW w:w="3465" w:type="dxa"/>
             <w:tcBorders>
-              <w:top w:val="single" w:color="F4B083" w:sz="8" w:space="0"/>
-              <w:left w:val="single" w:color="F4B083" w:sz="8" w:space="0"/>
-              <w:bottom w:val="single" w:color="F4B083" w:sz="8" w:space="0"/>
-              <w:right w:val="single" w:color="F4B083" w:sz="8" w:space="0"/>
+              <w:top w:val="single" w:sz="8" w:space="0" w:color="F4B083"/>
+              <w:left w:val="single" w:sz="8" w:space="0" w:color="F4B083"/>
+              <w:bottom w:val="single" w:sz="8" w:space="0" w:color="F4B083"/>
+              <w:right w:val="single" w:sz="8" w:space="0" w:color="F4B083"/>
             </w:tcBorders>
             <w:tcMar>
               <w:top w:w="100" w:type="dxa"/>
@@ -12447,10 +11773,10 @@
           <w:tcPr>
             <w:tcW w:w="3090" w:type="dxa"/>
             <w:tcBorders>
-              <w:top w:val="single" w:color="F4B083" w:sz="8" w:space="0"/>
-              <w:left w:val="single" w:color="F4B083" w:sz="8" w:space="0"/>
-              <w:bottom w:val="single" w:color="F4B083" w:sz="8" w:space="0"/>
-              <w:right w:val="single" w:color="F4B083" w:sz="8" w:space="0"/>
+              <w:top w:val="single" w:sz="8" w:space="0" w:color="F4B083"/>
+              <w:left w:val="single" w:sz="8" w:space="0" w:color="F4B083"/>
+              <w:bottom w:val="single" w:sz="8" w:space="0" w:color="F4B083"/>
+              <w:right w:val="single" w:sz="8" w:space="0" w:color="F4B083"/>
             </w:tcBorders>
             <w:tcMar>
               <w:top w:w="100" w:type="dxa"/>
@@ -12483,10 +11809,10 @@
           <w:tcPr>
             <w:tcW w:w="3420" w:type="dxa"/>
             <w:tcBorders>
-              <w:top w:val="single" w:color="F4B083" w:sz="8" w:space="0"/>
-              <w:left w:val="single" w:color="F4B083" w:sz="8" w:space="0"/>
-              <w:bottom w:val="single" w:color="F4B083" w:sz="8" w:space="0"/>
-              <w:right w:val="single" w:color="F4B083" w:sz="8" w:space="0"/>
+              <w:top w:val="single" w:sz="8" w:space="0" w:color="F4B083"/>
+              <w:left w:val="single" w:sz="8" w:space="0" w:color="F4B083"/>
+              <w:bottom w:val="single" w:sz="8" w:space="0" w:color="F4B083"/>
+              <w:right w:val="single" w:sz="8" w:space="0" w:color="F4B083"/>
             </w:tcBorders>
             <w:tcMar>
               <w:top w:w="100" w:type="dxa"/>
@@ -12527,7 +11853,7 @@
     </w:p>
     <w:sectPr>
       <w:headerReference w:type="default" r:id="rId11"/>
-      <w:pgSz w:w="11909" w:h="16834" w:orient="portrait"/>
+      <w:pgSz w:w="11909" w:h="16834"/>
       <w:pgMar w:top="1440" w:right="1440" w:bottom="1440" w:left="1440" w:header="720" w:footer="720" w:gutter="0"/>
       <w:pgNumType w:start="1"/>
       <w:cols w:space="720"/>
@@ -12537,7 +11863,7 @@
 </file>
 
 <file path=word/endnotes.xml><?xml version="1.0" encoding="utf-8"?>
-<w:endnotes xmlns:wpc="http://schemas.microsoft.com/office/word/2010/wordprocessingCanvas" xmlns:mc="http://schemas.openxmlformats.org/markup-compatibility/2006" xmlns:o="urn:schemas-microsoft-com:office:office" xmlns:r="http://schemas.openxmlformats.org/officeDocument/2006/relationships" xmlns:m="http://schemas.openxmlformats.org/officeDocument/2006/math" xmlns:v="urn:schemas-microsoft-com:vml" xmlns:wp14="http://schemas.microsoft.com/office/word/2010/wordprocessingDrawing" xmlns:wp="http://schemas.openxmlformats.org/drawingml/2006/wordprocessingDrawing" xmlns:w10="urn:schemas-microsoft-com:office:word" xmlns:w="http://schemas.openxmlformats.org/wordprocessingml/2006/main" xmlns:w14="http://schemas.microsoft.com/office/word/2010/wordml" xmlns:w15="http://schemas.microsoft.com/office/word/2012/wordml" xmlns:wpg="http://schemas.microsoft.com/office/word/2010/wordprocessingGroup" xmlns:wpi="http://schemas.microsoft.com/office/word/2010/wordprocessingInk" xmlns:wne="http://schemas.microsoft.com/office/word/2006/wordml" xmlns:wps="http://schemas.microsoft.com/office/word/2010/wordprocessingShape" mc:Ignorable="w14 w15 wp14">
+<w:endnotes xmlns:wpc="http://schemas.microsoft.com/office/word/2010/wordprocessingCanvas" xmlns:cx="http://schemas.microsoft.com/office/drawing/2014/chartex" xmlns:cx1="http://schemas.microsoft.com/office/drawing/2015/9/8/chartex" xmlns:cx2="http://schemas.microsoft.com/office/drawing/2015/10/21/chartex" xmlns:cx3="http://schemas.microsoft.com/office/drawing/2016/5/9/chartex" xmlns:cx4="http://schemas.microsoft.com/office/drawing/2016/5/10/chartex" xmlns:cx5="http://schemas.microsoft.com/office/drawing/2016/5/11/chartex" xmlns:cx6="http://schemas.microsoft.com/office/drawing/2016/5/12/chartex" xmlns:cx7="http://schemas.microsoft.com/office/drawing/2016/5/13/chartex" xmlns:cx8="http://schemas.microsoft.com/office/drawing/2016/5/14/chartex" xmlns:mc="http://schemas.openxmlformats.org/markup-compatibility/2006" xmlns:aink="http://schemas.microsoft.com/office/drawing/2016/ink" xmlns:am3d="http://schemas.microsoft.com/office/drawing/2017/model3d" xmlns:o="urn:schemas-microsoft-com:office:office" xmlns:oel="http://schemas.microsoft.com/office/2019/extlst" xmlns:r="http://schemas.openxmlformats.org/officeDocument/2006/relationships" xmlns:m="http://schemas.openxmlformats.org/officeDocument/2006/math" xmlns:v="urn:schemas-microsoft-com:vml" xmlns:wp14="http://schemas.microsoft.com/office/word/2010/wordprocessingDrawing" xmlns:wp="http://schemas.openxmlformats.org/drawingml/2006/wordprocessingDrawing" xmlns:w10="urn:schemas-microsoft-com:office:word" xmlns:w="http://schemas.openxmlformats.org/wordprocessingml/2006/main" xmlns:w14="http://schemas.microsoft.com/office/word/2010/wordml" xmlns:w15="http://schemas.microsoft.com/office/word/2012/wordml" xmlns:w16cex="http://schemas.microsoft.com/office/word/2018/wordml/cex" xmlns:w16cid="http://schemas.microsoft.com/office/word/2016/wordml/cid" xmlns:w16="http://schemas.microsoft.com/office/word/2018/wordml" xmlns:w16du="http://schemas.microsoft.com/office/word/2023/wordml/word16du" xmlns:w16sdtdh="http://schemas.microsoft.com/office/word/2020/wordml/sdtdatahash" xmlns:w16sdtfl="http://schemas.microsoft.com/office/word/2024/wordml/sdtformatlock" xmlns:w16se="http://schemas.microsoft.com/office/word/2015/wordml/symex" xmlns:wpg="http://schemas.microsoft.com/office/word/2010/wordprocessingGroup" xmlns:wpi="http://schemas.microsoft.com/office/word/2010/wordprocessingInk" xmlns:wne="http://schemas.microsoft.com/office/word/2006/wordml" xmlns:wps="http://schemas.microsoft.com/office/word/2010/wordprocessingShape" mc:Ignorable="w14 w15 w16se w16cid w16 w16cex w16sdtdh w16sdtfl w16du wp14">
   <w:endnote w:type="separator" w:id="-1">
     <w:p>
       <w:pPr>
@@ -12562,7 +11888,7 @@
 </file>
 
 <file path=word/footnotes.xml><?xml version="1.0" encoding="utf-8"?>
-<w:footnotes xmlns:wpc="http://schemas.microsoft.com/office/word/2010/wordprocessingCanvas" xmlns:mc="http://schemas.openxmlformats.org/markup-compatibility/2006" xmlns:o="urn:schemas-microsoft-com:office:office" xmlns:r="http://schemas.openxmlformats.org/officeDocument/2006/relationships" xmlns:m="http://schemas.openxmlformats.org/officeDocument/2006/math" xmlns:v="urn:schemas-microsoft-com:vml" xmlns:wp14="http://schemas.microsoft.com/office/word/2010/wordprocessingDrawing" xmlns:wp="http://schemas.openxmlformats.org/drawingml/2006/wordprocessingDrawing" xmlns:w10="urn:schemas-microsoft-com:office:word" xmlns:w="http://schemas.openxmlformats.org/wordprocessingml/2006/main" xmlns:w14="http://schemas.microsoft.com/office/word/2010/wordml" xmlns:w15="http://schemas.microsoft.com/office/word/2012/wordml" xmlns:wpg="http://schemas.microsoft.com/office/word/2010/wordprocessingGroup" xmlns:wpi="http://schemas.microsoft.com/office/word/2010/wordprocessingInk" xmlns:wne="http://schemas.microsoft.com/office/word/2006/wordml" xmlns:wps="http://schemas.microsoft.com/office/word/2010/wordprocessingShape" mc:Ignorable="w14 w15 wp14">
+<w:footnotes xmlns:wpc="http://schemas.microsoft.com/office/word/2010/wordprocessingCanvas" xmlns:cx="http://schemas.microsoft.com/office/drawing/2014/chartex" xmlns:cx1="http://schemas.microsoft.com/office/drawing/2015/9/8/chartex" xmlns:cx2="http://schemas.microsoft.com/office/drawing/2015/10/21/chartex" xmlns:cx3="http://schemas.microsoft.com/office/drawing/2016/5/9/chartex" xmlns:cx4="http://schemas.microsoft.com/office/drawing/2016/5/10/chartex" xmlns:cx5="http://schemas.microsoft.com/office/drawing/2016/5/11/chartex" xmlns:cx6="http://schemas.microsoft.com/office/drawing/2016/5/12/chartex" xmlns:cx7="http://schemas.microsoft.com/office/drawing/2016/5/13/chartex" xmlns:cx8="http://schemas.microsoft.com/office/drawing/2016/5/14/chartex" xmlns:mc="http://schemas.openxmlformats.org/markup-compatibility/2006" xmlns:aink="http://schemas.microsoft.com/office/drawing/2016/ink" xmlns:am3d="http://schemas.microsoft.com/office/drawing/2017/model3d" xmlns:o="urn:schemas-microsoft-com:office:office" xmlns:oel="http://schemas.microsoft.com/office/2019/extlst" xmlns:r="http://schemas.openxmlformats.org/officeDocument/2006/relationships" xmlns:m="http://schemas.openxmlformats.org/officeDocument/2006/math" xmlns:v="urn:schemas-microsoft-com:vml" xmlns:wp14="http://schemas.microsoft.com/office/word/2010/wordprocessingDrawing" xmlns:wp="http://schemas.openxmlformats.org/drawingml/2006/wordprocessingDrawing" xmlns:w10="urn:schemas-microsoft-com:office:word" xmlns:w="http://schemas.openxmlformats.org/wordprocessingml/2006/main" xmlns:w14="http://schemas.microsoft.com/office/word/2010/wordml" xmlns:w15="http://schemas.microsoft.com/office/word/2012/wordml" xmlns:w16cex="http://schemas.microsoft.com/office/word/2018/wordml/cex" xmlns:w16cid="http://schemas.microsoft.com/office/word/2016/wordml/cid" xmlns:w16="http://schemas.microsoft.com/office/word/2018/wordml" xmlns:w16du="http://schemas.microsoft.com/office/word/2023/wordml/word16du" xmlns:w16sdtdh="http://schemas.microsoft.com/office/word/2020/wordml/sdtdatahash" xmlns:w16sdtfl="http://schemas.microsoft.com/office/word/2024/wordml/sdtformatlock" xmlns:w16se="http://schemas.microsoft.com/office/word/2015/wordml/symex" xmlns:wpg="http://schemas.microsoft.com/office/word/2010/wordprocessingGroup" xmlns:wpi="http://schemas.microsoft.com/office/word/2010/wordprocessingInk" xmlns:wne="http://schemas.microsoft.com/office/word/2006/wordml" xmlns:wps="http://schemas.microsoft.com/office/word/2010/wordprocessingShape" mc:Ignorable="w14 w15 w16se w16cid w16 w16cex w16sdtdh w16sdtfl w16du wp14">
   <w:footnote w:type="separator" w:id="-1">
     <w:p>
       <w:pPr>
@@ -12587,7 +11913,7 @@
 </file>
 
 <file path=word/header1.xml><?xml version="1.0" encoding="utf-8"?>
-<w:hdr xmlns:wpc="http://schemas.microsoft.com/office/word/2010/wordprocessingCanvas" xmlns:mc="http://schemas.openxmlformats.org/markup-compatibility/2006" xmlns:o="urn:schemas-microsoft-com:office:office" xmlns:r="http://schemas.openxmlformats.org/officeDocument/2006/relationships" xmlns:m="http://schemas.openxmlformats.org/officeDocument/2006/math" xmlns:v="urn:schemas-microsoft-com:vml" xmlns:wp14="http://schemas.microsoft.com/office/word/2010/wordprocessingDrawing" xmlns:wp="http://schemas.openxmlformats.org/drawingml/2006/wordprocessingDrawing" xmlns:w10="urn:schemas-microsoft-com:office:word" xmlns:w="http://schemas.openxmlformats.org/wordprocessingml/2006/main" xmlns:w14="http://schemas.microsoft.com/office/word/2010/wordml" xmlns:w15="http://schemas.microsoft.com/office/word/2012/wordml" xmlns:wpg="http://schemas.microsoft.com/office/word/2010/wordprocessingGroup" xmlns:wpi="http://schemas.microsoft.com/office/word/2010/wordprocessingInk" xmlns:wne="http://schemas.microsoft.com/office/word/2006/wordml" xmlns:wps="http://schemas.microsoft.com/office/word/2010/wordprocessingShape" xmlns:a="http://schemas.openxmlformats.org/drawingml/2006/main" xmlns:pic="http://schemas.openxmlformats.org/drawingml/2006/picture" mc:Ignorable="w14 w15 wp14">
+<w:hdr xmlns:wpc="http://schemas.microsoft.com/office/word/2010/wordprocessingCanvas" xmlns:cx="http://schemas.microsoft.com/office/drawing/2014/chartex" xmlns:cx1="http://schemas.microsoft.com/office/drawing/2015/9/8/chartex" xmlns:cx2="http://schemas.microsoft.com/office/drawing/2015/10/21/chartex" xmlns:cx3="http://schemas.microsoft.com/office/drawing/2016/5/9/chartex" xmlns:cx4="http://schemas.microsoft.com/office/drawing/2016/5/10/chartex" xmlns:cx5="http://schemas.microsoft.com/office/drawing/2016/5/11/chartex" xmlns:cx6="http://schemas.microsoft.com/office/drawing/2016/5/12/chartex" xmlns:cx7="http://schemas.microsoft.com/office/drawing/2016/5/13/chartex" xmlns:cx8="http://schemas.microsoft.com/office/drawing/2016/5/14/chartex" xmlns:mc="http://schemas.openxmlformats.org/markup-compatibility/2006" xmlns:aink="http://schemas.microsoft.com/office/drawing/2016/ink" xmlns:am3d="http://schemas.microsoft.com/office/drawing/2017/model3d" xmlns:o="urn:schemas-microsoft-com:office:office" xmlns:oel="http://schemas.microsoft.com/office/2019/extlst" xmlns:r="http://schemas.openxmlformats.org/officeDocument/2006/relationships" xmlns:m="http://schemas.openxmlformats.org/officeDocument/2006/math" xmlns:v="urn:schemas-microsoft-com:vml" xmlns:wp14="http://schemas.microsoft.com/office/word/2010/wordprocessingDrawing" xmlns:wp="http://schemas.openxmlformats.org/drawingml/2006/wordprocessingDrawing" xmlns:w10="urn:schemas-microsoft-com:office:word" xmlns:w="http://schemas.openxmlformats.org/wordprocessingml/2006/main" xmlns:w14="http://schemas.microsoft.com/office/word/2010/wordml" xmlns:w15="http://schemas.microsoft.com/office/word/2012/wordml" xmlns:w16cex="http://schemas.microsoft.com/office/word/2018/wordml/cex" xmlns:w16cid="http://schemas.microsoft.com/office/word/2016/wordml/cid" xmlns:w16="http://schemas.microsoft.com/office/word/2018/wordml" xmlns:w16du="http://schemas.microsoft.com/office/word/2023/wordml/word16du" xmlns:w16sdtdh="http://schemas.microsoft.com/office/word/2020/wordml/sdtdatahash" xmlns:w16sdtfl="http://schemas.microsoft.com/office/word/2024/wordml/sdtformatlock" xmlns:w16se="http://schemas.microsoft.com/office/word/2015/wordml/symex" xmlns:wpg="http://schemas.microsoft.com/office/word/2010/wordprocessingGroup" xmlns:wpi="http://schemas.microsoft.com/office/word/2010/wordprocessingInk" xmlns:wne="http://schemas.microsoft.com/office/word/2006/wordml" xmlns:wps="http://schemas.microsoft.com/office/word/2010/wordprocessingShape" mc:Ignorable="w14 w15 w16se w16cid w16 w16cex w16sdtdh w16sdtfl w16du wp14">
   <w:p>
     <w:pPr>
       <w:pBdr>
@@ -12738,7 +12064,7 @@
             </wp:anchor>
           </w:drawing>
         </mc:Choice>
-        <mc:Fallback>
+        <mc:Fallback xmlns:pic="http://schemas.openxmlformats.org/drawingml/2006/picture" xmlns:a="http://schemas.openxmlformats.org/drawingml/2006/main">
           <w:pict>
             <v:rect id="Rectángulo 1" style="position:absolute;margin-left:-54pt;margin-top:-14.4pt;width:460.5pt;height:112.3pt;z-index:251659264;visibility:visible;mso-wrap-style:square;mso-wrap-distance-left:9pt;mso-wrap-distance-top:3.6pt;mso-wrap-distance-right:9pt;mso-wrap-distance-bottom:3.6pt;mso-position-horizontal:absolute;mso-position-horizontal-relative:text;mso-position-vertical:absolute;mso-position-vertical-relative:text;v-text-anchor:top" o:spid="_x0000_s1026" filled="f" stroked="f" w14:anchorId="4CD7B852" o:gfxdata="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">
               <v:textbox inset="2.53958mm,1.2694mm,2.53958mm,1.2694mm">
@@ -12788,7 +12114,7 @@
 </file>
 
 <file path=word/numbering.xml><?xml version="1.0" encoding="utf-8"?>
-<w:numbering xmlns:wpc="http://schemas.microsoft.com/office/word/2010/wordprocessingCanvas" xmlns:mc="http://schemas.openxmlformats.org/markup-compatibility/2006" xmlns:o="urn:schemas-microsoft-com:office:office" xmlns:r="http://schemas.openxmlformats.org/officeDocument/2006/relationships" xmlns:m="http://schemas.openxmlformats.org/officeDocument/2006/math" xmlns:v="urn:schemas-microsoft-com:vml" xmlns:wp14="http://schemas.microsoft.com/office/word/2010/wordprocessingDrawing" xmlns:wp="http://schemas.openxmlformats.org/drawingml/2006/wordprocessingDrawing" xmlns:w10="urn:schemas-microsoft-com:office:word" xmlns:w="http://schemas.openxmlformats.org/wordprocessingml/2006/main" xmlns:w14="http://schemas.microsoft.com/office/word/2010/wordml" xmlns:w15="http://schemas.microsoft.com/office/word/2012/wordml" xmlns:wpg="http://schemas.microsoft.com/office/word/2010/wordprocessingGroup" xmlns:wpi="http://schemas.microsoft.com/office/word/2010/wordprocessingInk" xmlns:wne="http://schemas.microsoft.com/office/word/2006/wordml" xmlns:wps="http://schemas.microsoft.com/office/word/2010/wordprocessingShape" mc:Ignorable="w14 w15 wp14">
+<w:numbering xmlns:wpc="http://schemas.microsoft.com/office/word/2010/wordprocessingCanvas" xmlns:cx="http://schemas.microsoft.com/office/drawing/2014/chartex" xmlns:cx1="http://schemas.microsoft.com/office/drawing/2015/9/8/chartex" xmlns:cx2="http://schemas.microsoft.com/office/drawing/2015/10/21/chartex" xmlns:cx3="http://schemas.microsoft.com/office/drawing/2016/5/9/chartex" xmlns:cx4="http://schemas.microsoft.com/office/drawing/2016/5/10/chartex" xmlns:cx5="http://schemas.microsoft.com/office/drawing/2016/5/11/chartex" xmlns:cx6="http://schemas.microsoft.com/office/drawing/2016/5/12/chartex" xmlns:cx7="http://schemas.microsoft.com/office/drawing/2016/5/13/chartex" xmlns:cx8="http://schemas.microsoft.com/office/drawing/2016/5/14/chartex" xmlns:mc="http://schemas.openxmlformats.org/markup-compatibility/2006" xmlns:aink="http://schemas.microsoft.com/office/drawing/2016/ink" xmlns:am3d="http://schemas.microsoft.com/office/drawing/2017/model3d" xmlns:o="urn:schemas-microsoft-com:office:office" xmlns:oel="http://schemas.microsoft.com/office/2019/extlst" xmlns:r="http://schemas.openxmlformats.org/officeDocument/2006/relationships" xmlns:m="http://schemas.openxmlformats.org/officeDocument/2006/math" xmlns:v="urn:schemas-microsoft-com:vml" xmlns:wp14="http://schemas.microsoft.com/office/word/2010/wordprocessingDrawing" xmlns:wp="http://schemas.openxmlformats.org/drawingml/2006/wordprocessingDrawing" xmlns:w10="urn:schemas-microsoft-com:office:word" xmlns:w="http://schemas.openxmlformats.org/wordprocessingml/2006/main" xmlns:w14="http://schemas.microsoft.com/office/word/2010/wordml" xmlns:w15="http://schemas.microsoft.com/office/word/2012/wordml" xmlns:w16cex="http://schemas.microsoft.com/office/word/2018/wordml/cex" xmlns:w16cid="http://schemas.microsoft.com/office/word/2016/wordml/cid" xmlns:w16="http://schemas.microsoft.com/office/word/2018/wordml" xmlns:w16du="http://schemas.microsoft.com/office/word/2023/wordml/word16du" xmlns:w16sdtdh="http://schemas.microsoft.com/office/word/2020/wordml/sdtdatahash" xmlns:w16sdtfl="http://schemas.microsoft.com/office/word/2024/wordml/sdtformatlock" xmlns:w16se="http://schemas.microsoft.com/office/word/2015/wordml/symex" xmlns:wpg="http://schemas.microsoft.com/office/word/2010/wordprocessingGroup" xmlns:wpi="http://schemas.microsoft.com/office/word/2010/wordprocessingInk" xmlns:wne="http://schemas.microsoft.com/office/word/2006/wordml" xmlns:wps="http://schemas.microsoft.com/office/word/2010/wordprocessingShape" mc:Ignorable="w14 w15 w16se w16cid w16 w16cex w16sdtdh w16sdtfl w16du wp14">
   <w:abstractNum w:abstractNumId="0" w15:restartNumberingAfterBreak="0">
     <w:nsid w:val="2A4E3351"/>
     <w:multiLevelType w:val="hybridMultilevel"/>
@@ -12802,7 +12128,7 @@
         <w:ind w:left="720" w:hanging="360"/>
       </w:pPr>
       <w:rPr>
-        <w:rFonts w:hint="default" w:ascii="Symbol" w:hAnsi="Symbol"/>
+        <w:rFonts w:ascii="Symbol" w:hAnsi="Symbol" w:hint="default"/>
       </w:rPr>
     </w:lvl>
     <w:lvl w:ilvl="1" w:tplc="04090003" w:tentative="1">
@@ -12814,7 +12140,7 @@
         <w:ind w:left="1440" w:hanging="360"/>
       </w:pPr>
       <w:rPr>
-        <w:rFonts w:hint="default" w:ascii="Courier New" w:hAnsi="Courier New" w:cs="Courier New"/>
+        <w:rFonts w:ascii="Courier New" w:hAnsi="Courier New" w:cs="Courier New" w:hint="default"/>
       </w:rPr>
     </w:lvl>
     <w:lvl w:ilvl="2" w:tplc="04090005" w:tentative="1">
@@ -12826,7 +12152,7 @@
         <w:ind w:left="2160" w:hanging="360"/>
       </w:pPr>
       <w:rPr>
-        <w:rFonts w:hint="default" w:ascii="Wingdings" w:hAnsi="Wingdings"/>
+        <w:rFonts w:ascii="Wingdings" w:hAnsi="Wingdings" w:hint="default"/>
       </w:rPr>
     </w:lvl>
     <w:lvl w:ilvl="3" w:tplc="04090001" w:tentative="1">
@@ -12838,7 +12164,7 @@
         <w:ind w:left="2880" w:hanging="360"/>
       </w:pPr>
       <w:rPr>
-        <w:rFonts w:hint="default" w:ascii="Symbol" w:hAnsi="Symbol"/>
+        <w:rFonts w:ascii="Symbol" w:hAnsi="Symbol" w:hint="default"/>
       </w:rPr>
     </w:lvl>
     <w:lvl w:ilvl="4" w:tplc="04090003" w:tentative="1">
@@ -12850,7 +12176,7 @@
         <w:ind w:left="3600" w:hanging="360"/>
       </w:pPr>
       <w:rPr>
-        <w:rFonts w:hint="default" w:ascii="Courier New" w:hAnsi="Courier New" w:cs="Courier New"/>
+        <w:rFonts w:ascii="Courier New" w:hAnsi="Courier New" w:cs="Courier New" w:hint="default"/>
       </w:rPr>
     </w:lvl>
     <w:lvl w:ilvl="5" w:tplc="04090005" w:tentative="1">
@@ -12862,7 +12188,7 @@
         <w:ind w:left="4320" w:hanging="360"/>
       </w:pPr>
       <w:rPr>
-        <w:rFonts w:hint="default" w:ascii="Wingdings" w:hAnsi="Wingdings"/>
+        <w:rFonts w:ascii="Wingdings" w:hAnsi="Wingdings" w:hint="default"/>
       </w:rPr>
     </w:lvl>
     <w:lvl w:ilvl="6" w:tplc="04090001" w:tentative="1">
@@ -12874,7 +12200,7 @@
         <w:ind w:left="5040" w:hanging="360"/>
       </w:pPr>
       <w:rPr>
-        <w:rFonts w:hint="default" w:ascii="Symbol" w:hAnsi="Symbol"/>
+        <w:rFonts w:ascii="Symbol" w:hAnsi="Symbol" w:hint="default"/>
       </w:rPr>
     </w:lvl>
     <w:lvl w:ilvl="7" w:tplc="04090003" w:tentative="1">
@@ -12886,7 +12212,7 @@
         <w:ind w:left="5760" w:hanging="360"/>
       </w:pPr>
       <w:rPr>
-        <w:rFonts w:hint="default" w:ascii="Courier New" w:hAnsi="Courier New" w:cs="Courier New"/>
+        <w:rFonts w:ascii="Courier New" w:hAnsi="Courier New" w:cs="Courier New" w:hint="default"/>
       </w:rPr>
     </w:lvl>
     <w:lvl w:ilvl="8" w:tplc="04090005" w:tentative="1">
@@ -12898,7 +12224,7 @@
         <w:ind w:left="6480" w:hanging="360"/>
       </w:pPr>
       <w:rPr>
-        <w:rFonts w:hint="default" w:ascii="Wingdings" w:hAnsi="Wingdings"/>
+        <w:rFonts w:ascii="Wingdings" w:hAnsi="Wingdings" w:hint="default"/>
       </w:rPr>
     </w:lvl>
   </w:abstractNum>
@@ -12915,7 +12241,7 @@
         <w:ind w:left="1080" w:hanging="360"/>
       </w:pPr>
       <w:rPr>
-        <w:rFonts w:ascii="Noto Sans Symbols" w:hAnsi="Noto Sans Symbols" w:eastAsia="Noto Sans Symbols" w:cs="Noto Sans Symbols"/>
+        <w:rFonts w:ascii="Noto Sans Symbols" w:eastAsia="Noto Sans Symbols" w:hAnsi="Noto Sans Symbols" w:cs="Noto Sans Symbols"/>
       </w:rPr>
     </w:lvl>
     <w:lvl w:ilvl="1">
@@ -12927,7 +12253,7 @@
         <w:ind w:left="1800" w:hanging="360"/>
       </w:pPr>
       <w:rPr>
-        <w:rFonts w:ascii="Courier New" w:hAnsi="Courier New" w:eastAsia="Courier New" w:cs="Courier New"/>
+        <w:rFonts w:ascii="Courier New" w:eastAsia="Courier New" w:hAnsi="Courier New" w:cs="Courier New"/>
       </w:rPr>
     </w:lvl>
     <w:lvl w:ilvl="2">
@@ -12939,7 +12265,7 @@
         <w:ind w:left="2520" w:hanging="360"/>
       </w:pPr>
       <w:rPr>
-        <w:rFonts w:ascii="Noto Sans Symbols" w:hAnsi="Noto Sans Symbols" w:eastAsia="Noto Sans Symbols" w:cs="Noto Sans Symbols"/>
+        <w:rFonts w:ascii="Noto Sans Symbols" w:eastAsia="Noto Sans Symbols" w:hAnsi="Noto Sans Symbols" w:cs="Noto Sans Symbols"/>
       </w:rPr>
     </w:lvl>
     <w:lvl w:ilvl="3">
@@ -12951,7 +12277,7 @@
         <w:ind w:left="3240" w:hanging="360"/>
       </w:pPr>
       <w:rPr>
-        <w:rFonts w:ascii="Noto Sans Symbols" w:hAnsi="Noto Sans Symbols" w:eastAsia="Noto Sans Symbols" w:cs="Noto Sans Symbols"/>
+        <w:rFonts w:ascii="Noto Sans Symbols" w:eastAsia="Noto Sans Symbols" w:hAnsi="Noto Sans Symbols" w:cs="Noto Sans Symbols"/>
       </w:rPr>
     </w:lvl>
     <w:lvl w:ilvl="4">
@@ -12963,7 +12289,7 @@
         <w:ind w:left="3960" w:hanging="360"/>
       </w:pPr>
       <w:rPr>
-        <w:rFonts w:ascii="Courier New" w:hAnsi="Courier New" w:eastAsia="Courier New" w:cs="Courier New"/>
+        <w:rFonts w:ascii="Courier New" w:eastAsia="Courier New" w:hAnsi="Courier New" w:cs="Courier New"/>
       </w:rPr>
     </w:lvl>
     <w:lvl w:ilvl="5">
@@ -12975,7 +12301,7 @@
         <w:ind w:left="4680" w:hanging="360"/>
       </w:pPr>
       <w:rPr>
-        <w:rFonts w:ascii="Noto Sans Symbols" w:hAnsi="Noto Sans Symbols" w:eastAsia="Noto Sans Symbols" w:cs="Noto Sans Symbols"/>
+        <w:rFonts w:ascii="Noto Sans Symbols" w:eastAsia="Noto Sans Symbols" w:hAnsi="Noto Sans Symbols" w:cs="Noto Sans Symbols"/>
       </w:rPr>
     </w:lvl>
     <w:lvl w:ilvl="6">
@@ -12987,7 +12313,7 @@
         <w:ind w:left="5400" w:hanging="360"/>
       </w:pPr>
       <w:rPr>
-        <w:rFonts w:ascii="Noto Sans Symbols" w:hAnsi="Noto Sans Symbols" w:eastAsia="Noto Sans Symbols" w:cs="Noto Sans Symbols"/>
+        <w:rFonts w:ascii="Noto Sans Symbols" w:eastAsia="Noto Sans Symbols" w:hAnsi="Noto Sans Symbols" w:cs="Noto Sans Symbols"/>
       </w:rPr>
     </w:lvl>
     <w:lvl w:ilvl="7">
@@ -12999,7 +12325,7 @@
         <w:ind w:left="6120" w:hanging="360"/>
       </w:pPr>
       <w:rPr>
-        <w:rFonts w:ascii="Courier New" w:hAnsi="Courier New" w:eastAsia="Courier New" w:cs="Courier New"/>
+        <w:rFonts w:ascii="Courier New" w:eastAsia="Courier New" w:hAnsi="Courier New" w:cs="Courier New"/>
       </w:rPr>
     </w:lvl>
     <w:lvl w:ilvl="8">
@@ -13011,25 +12337,25 @@
         <w:ind w:left="6840" w:hanging="360"/>
       </w:pPr>
       <w:rPr>
-        <w:rFonts w:ascii="Noto Sans Symbols" w:hAnsi="Noto Sans Symbols" w:eastAsia="Noto Sans Symbols" w:cs="Noto Sans Symbols"/>
+        <w:rFonts w:ascii="Noto Sans Symbols" w:eastAsia="Noto Sans Symbols" w:hAnsi="Noto Sans Symbols" w:cs="Noto Sans Symbols"/>
       </w:rPr>
     </w:lvl>
   </w:abstractNum>
-  <w:num w:numId="1">
+  <w:num w:numId="1" w16cid:durableId="1889145508">
     <w:abstractNumId w:val="1"/>
   </w:num>
-  <w:num w:numId="2">
+  <w:num w:numId="2" w16cid:durableId="1378119691">
     <w:abstractNumId w:val="0"/>
   </w:num>
 </w:numbering>
 </file>
 
 <file path=word/styles.xml><?xml version="1.0" encoding="utf-8"?>
-<w:styles xmlns:mc="http://schemas.openxmlformats.org/markup-compatibility/2006" xmlns:r="http://schemas.openxmlformats.org/officeDocument/2006/relationships" xmlns:w="http://schemas.openxmlformats.org/wordprocessingml/2006/main" xmlns:w14="http://schemas.microsoft.com/office/word/2010/wordml" xmlns:w15="http://schemas.microsoft.com/office/word/2012/wordml" mc:Ignorable="w14 w15">
+<w:styles xmlns:mc="http://schemas.openxmlformats.org/markup-compatibility/2006" xmlns:r="http://schemas.openxmlformats.org/officeDocument/2006/relationships" xmlns:w="http://schemas.openxmlformats.org/wordprocessingml/2006/main" xmlns:w14="http://schemas.microsoft.com/office/word/2010/wordml" xmlns:w15="http://schemas.microsoft.com/office/word/2012/wordml" xmlns:w16cex="http://schemas.microsoft.com/office/word/2018/wordml/cex" xmlns:w16cid="http://schemas.microsoft.com/office/word/2016/wordml/cid" xmlns:w16="http://schemas.microsoft.com/office/word/2018/wordml" xmlns:w16du="http://schemas.microsoft.com/office/word/2023/wordml/word16du" xmlns:w16sdtdh="http://schemas.microsoft.com/office/word/2020/wordml/sdtdatahash" xmlns:w16sdtfl="http://schemas.microsoft.com/office/word/2024/wordml/sdtformatlock" xmlns:w16se="http://schemas.microsoft.com/office/word/2015/wordml/symex" mc:Ignorable="w14 w15 w16se w16cid w16 w16cex w16sdtdh w16sdtfl w16du">
   <w:docDefaults>
     <w:rPrDefault>
       <w:rPr>
-        <w:rFonts w:ascii="Arial" w:hAnsi="Arial" w:eastAsia="Arial" w:cs="Arial"/>
+        <w:rFonts w:ascii="Arial" w:eastAsia="Arial" w:hAnsi="Arial" w:cs="Arial"/>
         <w:sz w:val="22"/>
         <w:szCs w:val="22"/>
         <w:lang w:val="es-419" w:eastAsia="es-CO" w:bidi="ar-SA"/>
@@ -13041,17 +12367,17 @@
       </w:pPr>
     </w:pPrDefault>
   </w:docDefaults>
-  <w:latentStyles w:defLockedState="0" w:defUIPriority="99" w:defSemiHidden="0" w:defUnhideWhenUsed="0" w:defQFormat="0" w:count="371">
+  <w:latentStyles w:defLockedState="0" w:defUIPriority="99" w:defSemiHidden="0" w:defUnhideWhenUsed="0" w:defQFormat="0" w:count="376">
     <w:lsdException w:name="Normal" w:uiPriority="0" w:qFormat="1"/>
     <w:lsdException w:name="heading 1" w:uiPriority="9" w:qFormat="1"/>
-    <w:lsdException w:name="heading 2" w:uiPriority="9" w:semiHidden="1" w:unhideWhenUsed="1" w:qFormat="1"/>
-    <w:lsdException w:name="heading 3" w:uiPriority="9" w:semiHidden="1" w:unhideWhenUsed="1" w:qFormat="1"/>
-    <w:lsdException w:name="heading 4" w:uiPriority="9" w:semiHidden="1" w:unhideWhenUsed="1" w:qFormat="1"/>
-    <w:lsdException w:name="heading 5" w:uiPriority="9" w:semiHidden="1" w:unhideWhenUsed="1" w:qFormat="1"/>
-    <w:lsdException w:name="heading 6" w:uiPriority="9" w:semiHidden="1" w:unhideWhenUsed="1" w:qFormat="1"/>
-    <w:lsdException w:name="heading 7" w:uiPriority="9" w:semiHidden="1" w:unhideWhenUsed="1" w:qFormat="1"/>
-    <w:lsdException w:name="heading 8" w:uiPriority="9" w:semiHidden="1" w:unhideWhenUsed="1" w:qFormat="1"/>
-    <w:lsdException w:name="heading 9" w:uiPriority="9" w:semiHidden="1" w:unhideWhenUsed="1" w:qFormat="1"/>
+    <w:lsdException w:name="heading 2" w:semiHidden="1" w:uiPriority="9" w:unhideWhenUsed="1" w:qFormat="1"/>
+    <w:lsdException w:name="heading 3" w:semiHidden="1" w:uiPriority="9" w:unhideWhenUsed="1" w:qFormat="1"/>
+    <w:lsdException w:name="heading 4" w:semiHidden="1" w:uiPriority="9" w:unhideWhenUsed="1" w:qFormat="1"/>
+    <w:lsdException w:name="heading 5" w:semiHidden="1" w:uiPriority="9" w:unhideWhenUsed="1" w:qFormat="1"/>
+    <w:lsdException w:name="heading 6" w:semiHidden="1" w:uiPriority="9" w:unhideWhenUsed="1" w:qFormat="1"/>
+    <w:lsdException w:name="heading 7" w:semiHidden="1" w:uiPriority="9" w:unhideWhenUsed="1" w:qFormat="1"/>
+    <w:lsdException w:name="heading 8" w:semiHidden="1" w:uiPriority="9" w:unhideWhenUsed="1" w:qFormat="1"/>
+    <w:lsdException w:name="heading 9" w:semiHidden="1" w:uiPriority="9" w:unhideWhenUsed="1" w:qFormat="1"/>
     <w:lsdException w:name="index 1" w:semiHidden="1" w:unhideWhenUsed="1"/>
     <w:lsdException w:name="index 2" w:semiHidden="1" w:unhideWhenUsed="1"/>
     <w:lsdException w:name="index 3" w:semiHidden="1" w:unhideWhenUsed="1"/>
@@ -13061,22 +12387,22 @@
     <w:lsdException w:name="index 7" w:semiHidden="1" w:unhideWhenUsed="1"/>
     <w:lsdException w:name="index 8" w:semiHidden="1" w:unhideWhenUsed="1"/>
     <w:lsdException w:name="index 9" w:semiHidden="1" w:unhideWhenUsed="1"/>
-    <w:lsdException w:name="toc 1" w:uiPriority="39" w:semiHidden="1" w:unhideWhenUsed="1"/>
-    <w:lsdException w:name="toc 2" w:uiPriority="39" w:semiHidden="1" w:unhideWhenUsed="1"/>
-    <w:lsdException w:name="toc 3" w:uiPriority="39" w:semiHidden="1" w:unhideWhenUsed="1"/>
-    <w:lsdException w:name="toc 4" w:uiPriority="39" w:semiHidden="1" w:unhideWhenUsed="1"/>
-    <w:lsdException w:name="toc 5" w:uiPriority="39" w:semiHidden="1" w:unhideWhenUsed="1"/>
-    <w:lsdException w:name="toc 6" w:uiPriority="39" w:semiHidden="1" w:unhideWhenUsed="1"/>
-    <w:lsdException w:name="toc 7" w:uiPriority="39" w:semiHidden="1" w:unhideWhenUsed="1"/>
-    <w:lsdException w:name="toc 8" w:uiPriority="39" w:semiHidden="1" w:unhideWhenUsed="1"/>
-    <w:lsdException w:name="toc 9" w:uiPriority="39" w:semiHidden="1" w:unhideWhenUsed="1"/>
+    <w:lsdException w:name="toc 1" w:semiHidden="1" w:uiPriority="39" w:unhideWhenUsed="1"/>
+    <w:lsdException w:name="toc 2" w:semiHidden="1" w:uiPriority="39" w:unhideWhenUsed="1"/>
+    <w:lsdException w:name="toc 3" w:semiHidden="1" w:uiPriority="39" w:unhideWhenUsed="1"/>
+    <w:lsdException w:name="toc 4" w:semiHidden="1" w:uiPriority="39" w:unhideWhenUsed="1"/>
+    <w:lsdException w:name="toc 5" w:semiHidden="1" w:uiPriority="39" w:unhideWhenUsed="1"/>
+    <w:lsdException w:name="toc 6" w:semiHidden="1" w:uiPriority="39" w:unhideWhenUsed="1"/>
+    <w:lsdException w:name="toc 7" w:semiHidden="1" w:uiPriority="39" w:unhideWhenUsed="1"/>
+    <w:lsdException w:name="toc 8" w:semiHidden="1" w:uiPriority="39" w:unhideWhenUsed="1"/>
+    <w:lsdException w:name="toc 9" w:semiHidden="1" w:uiPriority="39" w:unhideWhenUsed="1"/>
     <w:lsdException w:name="Normal Indent" w:semiHidden="1" w:unhideWhenUsed="1"/>
     <w:lsdException w:name="footnote text" w:semiHidden="1" w:unhideWhenUsed="1"/>
     <w:lsdException w:name="annotation text" w:semiHidden="1" w:unhideWhenUsed="1"/>
     <w:lsdException w:name="header" w:semiHidden="1" w:unhideWhenUsed="1"/>
     <w:lsdException w:name="footer" w:semiHidden="1" w:unhideWhenUsed="1"/>
     <w:lsdException w:name="index heading" w:semiHidden="1" w:unhideWhenUsed="1"/>
-    <w:lsdException w:name="caption" w:uiPriority="35" w:semiHidden="1" w:unhideWhenUsed="1" w:qFormat="1"/>
+    <w:lsdException w:name="caption" w:semiHidden="1" w:uiPriority="35" w:unhideWhenUsed="1" w:qFormat="1"/>
     <w:lsdException w:name="table of figures" w:semiHidden="1" w:unhideWhenUsed="1"/>
     <w:lsdException w:name="envelope address" w:semiHidden="1" w:unhideWhenUsed="1"/>
     <w:lsdException w:name="envelope return" w:semiHidden="1" w:unhideWhenUsed="1"/>
@@ -13107,7 +12433,7 @@
     <w:lsdException w:name="Title" w:uiPriority="10" w:qFormat="1"/>
     <w:lsdException w:name="Closing" w:semiHidden="1" w:unhideWhenUsed="1"/>
     <w:lsdException w:name="Signature" w:semiHidden="1" w:unhideWhenUsed="1"/>
-    <w:lsdException w:name="Default Paragraph Font" w:uiPriority="1" w:semiHidden="1" w:unhideWhenUsed="1"/>
+    <w:lsdException w:name="Default Paragraph Font" w:semiHidden="1" w:uiPriority="1" w:unhideWhenUsed="1"/>
     <w:lsdException w:name="Body Text" w:semiHidden="1" w:unhideWhenUsed="1"/>
     <w:lsdException w:name="Body Text Indent" w:semiHidden="1" w:unhideWhenUsed="1"/>
     <w:lsdException w:name="List Continue" w:semiHidden="1" w:unhideWhenUsed="1"/>
@@ -13307,8 +12633,8 @@
     <w:lsdException w:name="Subtle Reference" w:uiPriority="31" w:qFormat="1"/>
     <w:lsdException w:name="Intense Reference" w:uiPriority="32" w:qFormat="1"/>
     <w:lsdException w:name="Book Title" w:uiPriority="33" w:qFormat="1"/>
-    <w:lsdException w:name="Bibliography" w:uiPriority="37" w:semiHidden="1" w:unhideWhenUsed="1"/>
-    <w:lsdException w:name="TOC Heading" w:uiPriority="39" w:semiHidden="1" w:unhideWhenUsed="1" w:qFormat="1"/>
+    <w:lsdException w:name="Bibliography" w:semiHidden="1" w:uiPriority="37" w:unhideWhenUsed="1"/>
+    <w:lsdException w:name="TOC Heading" w:semiHidden="1" w:uiPriority="39" w:unhideWhenUsed="1" w:qFormat="1"/>
     <w:lsdException w:name="Plain Table 1" w:uiPriority="41"/>
     <w:lsdException w:name="Plain Table 2" w:uiPriority="42"/>
     <w:lsdException w:name="Plain Table 3" w:uiPriority="43"/>
@@ -13413,8 +12739,13 @@
     <w:lsdException w:name="List Table 5 Dark Accent 6" w:uiPriority="50"/>
     <w:lsdException w:name="List Table 6 Colorful Accent 6" w:uiPriority="51"/>
     <w:lsdException w:name="List Table 7 Colorful Accent 6" w:uiPriority="52"/>
+    <w:lsdException w:name="Mention" w:semiHidden="1" w:unhideWhenUsed="1"/>
+    <w:lsdException w:name="Smart Hyperlink" w:semiHidden="1" w:unhideWhenUsed="1"/>
+    <w:lsdException w:name="Hashtag" w:semiHidden="1" w:unhideWhenUsed="1"/>
+    <w:lsdException w:name="Unresolved Mention" w:semiHidden="1" w:unhideWhenUsed="1"/>
+    <w:lsdException w:name="Smart Link" w:semiHidden="1" w:unhideWhenUsed="1"/>
   </w:latentStyles>
-  <w:style w:type="paragraph" w:styleId="Normal" w:default="1">
+  <w:style w:type="paragraph" w:default="1" w:styleId="Normal">
     <w:name w:val="Normal"/>
     <w:qFormat/>
   </w:style>
@@ -13531,13 +12862,12 @@
       <w:color w:val="666666"/>
     </w:rPr>
   </w:style>
-  <w:style w:type="character" w:styleId="Fuentedeprrafopredeter" w:default="1">
+  <w:style w:type="character" w:default="1" w:styleId="Fuentedeprrafopredeter">
     <w:name w:val="Default Paragraph Font"/>
     <w:uiPriority w:val="1"/>
-    <w:semiHidden/>
     <w:unhideWhenUsed/>
   </w:style>
-  <w:style w:type="table" w:styleId="Tablanormal" w:default="1">
+  <w:style w:type="table" w:default="1" w:styleId="Tablanormal">
     <w:name w:val="Normal Table"/>
     <w:uiPriority w:val="99"/>
     <w:semiHidden/>
@@ -13552,13 +12882,13 @@
       </w:tblCellMar>
     </w:tblPr>
   </w:style>
-  <w:style w:type="numbering" w:styleId="Sinlista" w:default="1">
+  <w:style w:type="numbering" w:default="1" w:styleId="Sinlista">
     <w:name w:val="No List"/>
     <w:uiPriority w:val="99"/>
     <w:semiHidden/>
     <w:unhideWhenUsed/>
   </w:style>
-  <w:style w:type="table" w:styleId="TableNormal" w:customStyle="1">
+  <w:style w:type="table" w:customStyle="1" w:styleId="TableNormal">
     <w:name w:val="Table Normal"/>
     <w:tblPr>
       <w:tblCellMar>
@@ -13569,7 +12899,7 @@
       </w:tblCellMar>
     </w:tblPr>
   </w:style>
-  <w:style w:type="paragraph" w:styleId="Puesto">
+  <w:style w:type="paragraph" w:styleId="Ttulo">
     <w:name w:val="Title"/>
     <w:basedOn w:val="Normal"/>
     <w:next w:val="Normal"/>
@@ -13602,7 +12932,7 @@
       <w:szCs w:val="30"/>
     </w:rPr>
   </w:style>
-  <w:style w:type="table" w:styleId="a" w:customStyle="1">
+  <w:style w:type="table" w:customStyle="1" w:styleId="a">
     <w:basedOn w:val="TableNormal"/>
     <w:pPr>
       <w:spacing w:line="240" w:lineRule="auto"/>
@@ -13625,7 +12955,7 @@
       <w:tblPr/>
       <w:tcPr>
         <w:tcBorders>
-          <w:bottom w:val="single" w:color="F4B083" w:sz="12" w:space="0"/>
+          <w:bottom w:val="single" w:sz="12" w:space="0" w:color="F4B083"/>
         </w:tcBorders>
       </w:tcPr>
     </w:tblStylePr>
@@ -13636,7 +12966,7 @@
       <w:tblPr/>
       <w:tcPr>
         <w:tcBorders>
-          <w:top w:val="single" w:color="F4B083" w:sz="4" w:space="0"/>
+          <w:top w:val="single" w:sz="4" w:space="0" w:color="F4B083"/>
         </w:tcBorders>
       </w:tcPr>
     </w:tblStylePr>
@@ -13663,7 +12993,7 @@
       </w:tcPr>
     </w:tblStylePr>
   </w:style>
-  <w:style w:type="table" w:styleId="a0" w:customStyle="1">
+  <w:style w:type="table" w:customStyle="1" w:styleId="a0">
     <w:basedOn w:val="TableNormal"/>
     <w:tblPr>
       <w:tblStyleRowBandSize w:val="1"/>
@@ -13693,7 +13023,7 @@
       <w:szCs w:val="18"/>
     </w:rPr>
   </w:style>
-  <w:style w:type="character" w:styleId="TextodegloboCar" w:customStyle="1">
+  <w:style w:type="character" w:customStyle="1" w:styleId="TextodegloboCar">
     <w:name w:val="Texto de globo Car"/>
     <w:basedOn w:val="Fuentedeprrafopredeter"/>
     <w:link w:val="Textodeglobo"/>
@@ -13721,7 +13051,7 @@
       <w:spacing w:line="240" w:lineRule="auto"/>
     </w:pPr>
   </w:style>
-  <w:style w:type="character" w:styleId="EncabezadoCar" w:customStyle="1">
+  <w:style w:type="character" w:customStyle="1" w:styleId="EncabezadoCar">
     <w:name w:val="Encabezado Car"/>
     <w:basedOn w:val="Fuentedeprrafopredeter"/>
     <w:link w:val="Encabezado"/>
@@ -13743,7 +13073,7 @@
       <w:spacing w:line="240" w:lineRule="auto"/>
     </w:pPr>
   </w:style>
-  <w:style w:type="character" w:styleId="PiedepginaCar" w:customStyle="1">
+  <w:style w:type="character" w:customStyle="1" w:styleId="PiedepginaCar">
     <w:name w:val="Pie de página Car"/>
     <w:basedOn w:val="Fuentedeprrafopredeter"/>
     <w:link w:val="Piedepgina"/>
@@ -13761,12 +13091,12 @@
       <w:contextualSpacing/>
     </w:pPr>
   </w:style>
-  <w:style w:type="character" w:styleId="apple-converted-space" w:customStyle="1">
+  <w:style w:type="character" w:customStyle="1" w:styleId="apple-converted-space">
     <w:name w:val="apple-converted-space"/>
     <w:basedOn w:val="Fuentedeprrafopredeter"/>
     <w:rsid w:val="00B67B65"/>
   </w:style>
-  <w:style w:type="character" w:styleId="Textoennegrita">
+  <w:style w:type="character" w:styleId="Fuerte">
     <w:name w:val="Strong"/>
     <w:basedOn w:val="Fuentedeprrafopredeter"/>
     <w:uiPriority w:val="22"/>
@@ -14101,6 +13431,26 @@
 </file>
 
 <file path=customXml/item1.xml><?xml version="1.0" encoding="utf-8"?>
+<?mso-contentType ?>
+<FormTemplates xmlns="http://schemas.microsoft.com/sharepoint/v3/contenttype/forms">
+  <Display>DocumentLibraryForm</Display>
+  <Edit>DocumentLibraryForm</Edit>
+  <New>DocumentLibraryForm</New>
+</FormTemplates>
+</file>
+
+<file path=customXml/item2.xml><?xml version="1.0" encoding="utf-8"?>
+<p:properties xmlns:p="http://schemas.microsoft.com/office/2006/metadata/properties" xmlns:xsi="http://www.w3.org/2001/XMLSchema-instance" xmlns:pc="http://schemas.microsoft.com/office/infopath/2007/PartnerControls">
+  <documentManagement>
+    <TaxCatchAll xmlns="285d351f-f218-493a-825f-85a9dfbde315" xsi:nil="true"/>
+    <lcf76f155ced4ddcb4097134ff3c332f xmlns="55abea07-cd72-4a95-add0-1082a24cf9e9">
+      <Terms xmlns="http://schemas.microsoft.com/office/infopath/2007/PartnerControls"/>
+    </lcf76f155ced4ddcb4097134ff3c332f>
+  </documentManagement>
+</p:properties>
+</file>
+
+<file path=customXml/item3.xml><?xml version="1.0" encoding="utf-8"?>
 <ct:contentTypeSchema xmlns:ct="http://schemas.microsoft.com/office/2006/metadata/contentType" xmlns:ma="http://schemas.microsoft.com/office/2006/metadata/properties/metaAttributes" ct:_="" ma:_="" ma:contentTypeName="Documento" ma:contentTypeID="0x0101005D7421CBAB376F47AC1876466873BE0C" ma:contentTypeVersion="11" ma:contentTypeDescription="Crear nuevo documento." ma:contentTypeScope="" ma:versionID="f360f8b6fb6f4c8bd21c6a7e407e2e16">
   <xsd:schema xmlns:xsd="http://www.w3.org/2001/XMLSchema" xmlns:xs="http://www.w3.org/2001/XMLSchema" xmlns:p="http://schemas.microsoft.com/office/2006/metadata/properties" xmlns:ns2="55abea07-cd72-4a95-add0-1082a24cf9e9" xmlns:ns3="285d351f-f218-493a-825f-85a9dfbde315" targetNamespace="http://schemas.microsoft.com/office/2006/metadata/properties" ma:root="true" ma:fieldsID="45e32b76c8e436055369618aac27ad35" ns2:_="" ns3:_="">
     <xsd:import namespace="55abea07-cd72-4a95-add0-1082a24cf9e9"/>
@@ -14295,28 +13645,12 @@
 </ct:contentTypeSchema>
 </file>
 
-<file path=customXml/item2.xml><?xml version="1.0" encoding="utf-8"?>
-<p:properties xmlns:p="http://schemas.microsoft.com/office/2006/metadata/properties" xmlns:xsi="http://www.w3.org/2001/XMLSchema-instance" xmlns:pc="http://schemas.microsoft.com/office/infopath/2007/PartnerControls">
-  <documentManagement>
-    <TaxCatchAll xmlns="285d351f-f218-493a-825f-85a9dfbde315" xsi:nil="true"/>
-    <lcf76f155ced4ddcb4097134ff3c332f xmlns="55abea07-cd72-4a95-add0-1082a24cf9e9">
-      <Terms xmlns="http://schemas.microsoft.com/office/infopath/2007/PartnerControls"/>
-    </lcf76f155ced4ddcb4097134ff3c332f>
-  </documentManagement>
-</p:properties>
-</file>
-
-<file path=customXml/item3.xml><?xml version="1.0" encoding="utf-8"?>
-<?mso-contentType ?>
-<FormTemplates xmlns="http://schemas.microsoft.com/sharepoint/v3/contenttype/forms">
-  <Display>DocumentLibraryForm</Display>
-  <Edit>DocumentLibraryForm</Edit>
-  <New>DocumentLibraryForm</New>
-</FormTemplates>
-</file>
-
 <file path=customXml/itemProps1.xml><?xml version="1.0" encoding="utf-8"?>
-<ds:datastoreItem xmlns:ds="http://schemas.openxmlformats.org/officeDocument/2006/customXml" ds:itemID="{35672A07-172B-4A52-8DF7-4A68609DBB88}"/>
+<ds:datastoreItem xmlns:ds="http://schemas.openxmlformats.org/officeDocument/2006/customXml" ds:itemID="{D91356B1-0FB8-448B-A74D-2FF735E0C29A}">
+  <ds:schemaRefs>
+    <ds:schemaRef ds:uri="http://schemas.microsoft.com/sharepoint/v3/contenttype/forms"/>
+  </ds:schemaRefs>
+</ds:datastoreItem>
 </file>
 
 <file path=customXml/itemProps2.xml><?xml version="1.0" encoding="utf-8"?>
@@ -14324,16 +13658,27 @@
   <ds:schemaRefs>
     <ds:schemaRef ds:uri="http://schemas.microsoft.com/office/2006/metadata/properties"/>
     <ds:schemaRef ds:uri="http://schemas.microsoft.com/office/infopath/2007/PartnerControls"/>
-    <ds:schemaRef ds:uri="2c0ff4f8-6664-4eb8-8bb0-965f2536cb1b"/>
-    <ds:schemaRef ds:uri="2b6b437a-5846-4934-ac66-7de06297595b"/>
+    <ds:schemaRef ds:uri="285d351f-f218-493a-825f-85a9dfbde315"/>
+    <ds:schemaRef ds:uri="55abea07-cd72-4a95-add0-1082a24cf9e9"/>
   </ds:schemaRefs>
 </ds:datastoreItem>
 </file>
 
 <file path=customXml/itemProps3.xml><?xml version="1.0" encoding="utf-8"?>
-<ds:datastoreItem xmlns:ds="http://schemas.openxmlformats.org/officeDocument/2006/customXml" ds:itemID="{D91356B1-0FB8-448B-A74D-2FF735E0C29A}">
+<ds:datastoreItem xmlns:ds="http://schemas.openxmlformats.org/officeDocument/2006/customXml" ds:itemID="{35672A07-172B-4A52-8DF7-4A68609DBB88}">
   <ds:schemaRefs>
-    <ds:schemaRef ds:uri="http://schemas.microsoft.com/sharepoint/v3/contenttype/forms"/>
+    <ds:schemaRef ds:uri="http://schemas.microsoft.com/office/2006/metadata/contentType"/>
+    <ds:schemaRef ds:uri="http://schemas.microsoft.com/office/2006/metadata/properties/metaAttributes"/>
+    <ds:schemaRef ds:uri="http://www.w3.org/2001/XMLSchema"/>
+    <ds:schemaRef ds:uri="http://schemas.microsoft.com/office/2006/metadata/properties"/>
+    <ds:schemaRef ds:uri="55abea07-cd72-4a95-add0-1082a24cf9e9"/>
+    <ds:schemaRef ds:uri="285d351f-f218-493a-825f-85a9dfbde315"/>
+    <ds:schemaRef ds:uri="http://schemas.microsoft.com/office/2006/documentManagement/types"/>
+    <ds:schemaRef ds:uri="http://schemas.microsoft.com/office/infopath/2007/PartnerControls"/>
+    <ds:schemaRef ds:uri="http://schemas.openxmlformats.org/package/2006/metadata/core-properties"/>
+    <ds:schemaRef ds:uri="http://purl.org/dc/elements/1.1/"/>
+    <ds:schemaRef ds:uri="http://purl.org/dc/terms/"/>
+    <ds:schemaRef ds:uri="http://schemas.microsoft.com/internal/obd"/>
   </ds:schemaRefs>
 </ds:datastoreItem>
 </file>